--- a/抽離教學_數學/額外評核任務/課後補救教學/課後補救教學_初三數學補救班_20261029_統測考點練習_教師卷.docx
+++ b/抽離教學_數學/額外評核任務/課後補救教學/課後補救教學_初三數學補救班_20261029_統測考點練習_教師卷.docx
@@ -32,7 +32,7 @@
           <w:sz w:val="24"/>
           <w:szCs w:val="24"/>
         </w:rPr>
-        <w:t xml:space="preserve">本卷供教師批改使用，不發給學生。題目、數字、分值與學生卷完全相同，滿分 100 分。五大題對應統測模擬卷第 13、21、23、24、26 題的考點，全部重新命題（數字與原卷、模擬卷都不同）；分值為建議分配，逐題驗算見同資料夾驗算紀錄。</w:t>
+        <w:t xml:space="preserve">本卷供教師批改使用，不發給學生。題目、數字、分值與學生卷完全相同，滿分 100 分，建議 35–45 分鐘。五大題對應統測模擬卷第 13、21、23、24、26 題的考點，數字與原卷、模擬卷都不同；分值比例仿統測（第 21、23、24、26 題分值較重）。逐題驗算見同資料夾驗算紀錄。</w:t>
       </w:r>
     </w:p>
     <w:p>
@@ -46,7 +46,7 @@
           <w:sz w:val="24"/>
           <w:szCs w:val="24"/>
         </w:rPr>
-        <w:t xml:space="preserve">三、四、五大題的鷹架逐題褪除：第一題完整框架 → 第二題半框架 → 第三題只留作答線（第三題的寫法即統測要求的寫法）。</w:t>
+        <w:t xml:space="preserve">三、四、五大題各兩題：第一題比統測多一層框架，第二題的框架與統測卷面完全相同（「設…」「代入得…」「請續寫完整計算過程」）。</w:t>
       </w:r>
     </w:p>
     <w:p>
@@ -63,7 +63,7 @@
           <w:sz w:val="28"/>
           <w:szCs w:val="28"/>
         </w:rPr>
-        <w:t xml:space="preserve">一、拋物線與 x 軸的公共點・方程的根（26 分）</w:t>
+        <w:t xml:space="preserve">一、拋物線與 x 軸的公共點・方程的根（10 分）</w:t>
       </w:r>
     </w:p>
     <w:tbl>
@@ -206,7 +206,7 @@
                 <w:sz w:val="22"/>
                 <w:szCs w:val="22"/>
               </w:rPr>
-              <w:t xml:space="preserve">練 1（4）</w:t>
+              <w:t xml:space="preserve">練 1（5）</w:t>
             </w:r>
           </w:p>
         </w:tc>
@@ -260,7 +260,7 @@
                 <w:sz w:val="22"/>
                 <w:szCs w:val="22"/>
               </w:rPr>
-              <w:t xml:space="preserve">頂點落在 </w:t>
+              <w:t xml:space="preserve">開口向上、與 </w:t>
             </w:r>
             <m:oMath>
               <m:r>
@@ -273,20 +273,7 @@
                 <w:sz w:val="22"/>
                 <w:szCs w:val="22"/>
               </w:rPr>
-              <w:t xml:space="preserve"> 軸上，只有 1 個公共點 → 兩個相等的實數根。※ 易錯：只見拋物線「碰到」</w:t>
-            </w:r>
-            <m:oMath>
-              <m:r>
-                <m:t xml:space="preserve">x</m:t>
-              </m:r>
-            </m:oMath>
-            <w:r>
-              <w:rPr>
-                <w:rFonts w:ascii="Calibri" w:hAnsi="Calibri" w:eastAsia="微軟正黑體"/>
-                <w:sz w:val="22"/>
-                <w:szCs w:val="22"/>
-              </w:rPr>
-              <w:t xml:space="preserve"> 軸就選 A</w:t>
+              <w:t xml:space="preserve"> 軸有 2 個公共點（一正一負）→ 兩個不相等的實數根。（與統測原卷第 13 題同型）</w:t>
             </w:r>
           </w:p>
         </w:tc>
@@ -317,7 +304,7 @@
                 <w:sz w:val="22"/>
                 <w:szCs w:val="22"/>
               </w:rPr>
-              <w:t xml:space="preserve">練 2（4）</w:t>
+              <w:t xml:space="preserve">練 2（5）</w:t>
             </w:r>
           </w:p>
         </w:tc>
@@ -371,7 +358,7 @@
                 <w:sz w:val="22"/>
                 <w:szCs w:val="22"/>
               </w:rPr>
-              <w:t xml:space="preserve">開口向下、頂點在 </w:t>
+              <w:t xml:space="preserve">頂點落在 </w:t>
             </w:r>
             <m:oMath>
               <m:r>
@@ -384,7 +371,7 @@
                 <w:sz w:val="22"/>
                 <w:szCs w:val="22"/>
               </w:rPr>
-              <w:t xml:space="preserve"> 軸下方，與 </w:t>
+              <w:t xml:space="preserve"> 軸上，只有 1 個公共點 → 兩個相等的實數根。※ 易錯：只見拋物線「碰到」</w:t>
             </w:r>
             <m:oMath>
               <m:r>
@@ -397,832 +384,8 @@
                 <w:sz w:val="22"/>
                 <w:szCs w:val="22"/>
               </w:rPr>
-              <w:t xml:space="preserve"> 軸沒有公共點 → 沒有實數根。※ 易錯：以為開口向下就一定穿過 </w:t>
-            </w:r>
-            <m:oMath>
-              <m:r>
-                <m:t xml:space="preserve">x</m:t>
-              </m:r>
-            </m:oMath>
-            <w:r>
-              <w:rPr>
-                <w:rFonts w:ascii="Calibri" w:hAnsi="Calibri" w:eastAsia="微軟正黑體"/>
-                <w:sz w:val="22"/>
-                <w:szCs w:val="22"/>
-              </w:rPr>
-              <w:t xml:space="preserve"> 軸</w:t>
-            </w:r>
-          </w:p>
-        </w:tc>
-      </w:tr>
-      <w:tr>
-        <w:trPr>
-          <w:cantSplit/>
-        </w:trPr>
-        <w:tc>
-          <w:tcPr>
-            <w:tcW w:w="1247" w:type="dxa"/>
-            <w:tcMar>
-              <w:top w:w="70" w:type="dxa"/>
-              <w:left w:w="110" w:type="dxa"/>
-              <w:bottom w:w="70" w:type="dxa"/>
-              <w:right w:w="110" w:type="dxa"/>
-            </w:tcMar>
-            <w:vAlign w:val="center"/>
-          </w:tcPr>
-          <w:p>
-            <w:pPr>
-              <w:spacing w:before="0" w:after="0" w:line="276" w:lineRule="auto"/>
-              <w:jc w:val="left"/>
-            </w:pPr>
-            <w:r>
-              <w:rPr>
-                <w:rFonts w:ascii="Calibri" w:hAnsi="Calibri" w:eastAsia="微軟正黑體"/>
-                <w:sz w:val="22"/>
-                <w:szCs w:val="22"/>
-              </w:rPr>
-              <w:t xml:space="preserve">練 3（4）</w:t>
-            </w:r>
-          </w:p>
-        </w:tc>
-        <w:tc>
-          <w:tcPr>
-            <w:tcW w:w="2834" w:type="dxa"/>
-            <w:tcMar>
-              <w:top w:w="70" w:type="dxa"/>
-              <w:left w:w="110" w:type="dxa"/>
-              <w:bottom w:w="70" w:type="dxa"/>
-              <w:right w:w="110" w:type="dxa"/>
-            </w:tcMar>
-            <w:vAlign w:val="center"/>
-          </w:tcPr>
-          <w:p>
-            <w:pPr>
-              <w:spacing w:before="0" w:after="0" w:line="276" w:lineRule="auto"/>
-              <w:jc w:val="left"/>
-            </w:pPr>
-            <w:r>
-              <w:rPr>
-                <w:rFonts w:ascii="Calibri" w:hAnsi="Calibri" w:eastAsia="微軟正黑體"/>
-                <w:b/>
-                <w:bCs/>
-                <w:sz w:val="22"/>
-                <w:szCs w:val="22"/>
-              </w:rPr>
-              <w:t xml:space="preserve">D</w:t>
-            </w:r>
-          </w:p>
-        </w:tc>
-        <w:tc>
-          <w:tcPr>
-            <w:tcW w:w="7257" w:type="dxa"/>
-            <w:tcMar>
-              <w:top w:w="70" w:type="dxa"/>
-              <w:left w:w="110" w:type="dxa"/>
-              <w:bottom w:w="70" w:type="dxa"/>
-              <w:right w:w="110" w:type="dxa"/>
-            </w:tcMar>
-            <w:vAlign w:val="center"/>
-          </w:tcPr>
-          <w:p>
-            <w:pPr>
-              <w:spacing w:before="0" w:after="0" w:line="276" w:lineRule="auto"/>
-              <w:jc w:val="left"/>
-            </w:pPr>
-            <w:r>
-              <w:rPr>
-                <w:rFonts w:ascii="Calibri" w:hAnsi="Calibri" w:eastAsia="微軟正黑體"/>
-                <w:sz w:val="22"/>
-                <w:szCs w:val="22"/>
-              </w:rPr>
-              <w:t xml:space="preserve">與 </w:t>
-            </w:r>
-            <m:oMath>
-              <m:r>
-                <m:t xml:space="preserve">x</m:t>
-              </m:r>
-            </m:oMath>
-            <w:r>
-              <w:rPr>
-                <w:rFonts w:ascii="Calibri" w:hAnsi="Calibri" w:eastAsia="微軟正黑體"/>
-                <w:sz w:val="22"/>
-                <w:szCs w:val="22"/>
-              </w:rPr>
-              <w:t xml:space="preserve"> 軸有 2 個公共點（兩根都是正數，不影響結論）→ 兩個不相等的實數根</w:t>
-            </w:r>
-          </w:p>
-        </w:tc>
-      </w:tr>
-      <w:tr>
-        <w:trPr>
-          <w:cantSplit/>
-        </w:trPr>
-        <w:tc>
-          <w:tcPr>
-            <w:tcW w:w="1247" w:type="dxa"/>
-            <w:tcMar>
-              <w:top w:w="70" w:type="dxa"/>
-              <w:left w:w="110" w:type="dxa"/>
-              <w:bottom w:w="70" w:type="dxa"/>
-              <w:right w:w="110" w:type="dxa"/>
-            </w:tcMar>
-            <w:vAlign w:val="center"/>
-          </w:tcPr>
-          <w:p>
-            <w:pPr>
-              <w:spacing w:before="0" w:after="0" w:line="276" w:lineRule="auto"/>
-              <w:jc w:val="left"/>
-            </w:pPr>
-            <w:r>
-              <w:rPr>
-                <w:rFonts w:ascii="Calibri" w:hAnsi="Calibri" w:eastAsia="微軟正黑體"/>
-                <w:sz w:val="22"/>
-                <w:szCs w:val="22"/>
-              </w:rPr>
-              <w:t xml:space="preserve">練 4（4）</w:t>
-            </w:r>
-          </w:p>
-        </w:tc>
-        <w:tc>
-          <w:tcPr>
-            <w:tcW w:w="2834" w:type="dxa"/>
-            <w:tcMar>
-              <w:top w:w="70" w:type="dxa"/>
-              <w:left w:w="110" w:type="dxa"/>
-              <w:bottom w:w="70" w:type="dxa"/>
-              <w:right w:w="110" w:type="dxa"/>
-            </w:tcMar>
-            <w:vAlign w:val="center"/>
-          </w:tcPr>
-          <w:p>
-            <w:pPr>
-              <w:spacing w:before="0" w:after="0" w:line="276" w:lineRule="auto"/>
-              <w:jc w:val="left"/>
-            </w:pPr>
-            <w:r>
-              <w:rPr>
-                <w:rFonts w:ascii="Calibri" w:hAnsi="Calibri" w:eastAsia="微軟正黑體"/>
-                <w:b/>
-                <w:bCs/>
-                <w:sz w:val="22"/>
-                <w:szCs w:val="22"/>
-              </w:rPr>
-              <w:t xml:space="preserve"> </w:t>
-            </w:r>
-            <m:oMath>
-              <m:r>
-                <m:t xml:space="preserve">Δ=</m:t>
-              </m:r>
-              <m:r>
-                <m:t xml:space="preserve">0</m:t>
-              </m:r>
-            </m:oMath>
-          </w:p>
-          <w:p>
-            <w:pPr>
-              <w:spacing w:before="0" w:after="0" w:line="276" w:lineRule="auto"/>
-              <w:jc w:val="left"/>
-            </w:pPr>
-            <w:r>
-              <w:rPr>
-                <w:rFonts w:ascii="Calibri" w:hAnsi="Calibri" w:eastAsia="微軟正黑體"/>
-                <w:b/>
-                <w:bCs/>
-                <w:sz w:val="22"/>
-                <w:szCs w:val="22"/>
-              </w:rPr>
-              <w:t xml:space="preserve">1 個</w:t>
-            </w:r>
-          </w:p>
-        </w:tc>
-        <w:tc>
-          <w:tcPr>
-            <w:tcW w:w="7257" w:type="dxa"/>
-            <w:tcMar>
-              <w:top w:w="70" w:type="dxa"/>
-              <w:left w:w="110" w:type="dxa"/>
-              <w:bottom w:w="70" w:type="dxa"/>
-              <w:right w:w="110" w:type="dxa"/>
-            </w:tcMar>
-            <w:vAlign w:val="center"/>
-          </w:tcPr>
-          <w:p>
-            <w:pPr>
-              <w:spacing w:before="0" w:after="0" w:line="276" w:lineRule="auto"/>
-              <w:jc w:val="left"/>
-            </w:pPr>
-            <w:r>
-              <w:rPr>
-                <w:rFonts w:ascii="Calibri" w:hAnsi="Calibri" w:eastAsia="微軟正黑體"/>
-                <w:sz w:val="22"/>
-                <w:szCs w:val="22"/>
-              </w:rPr>
-              <w:t xml:space="preserve">每空 2 分。</w:t>
-            </w:r>
-            <m:oMath>
-              <m:r>
-                <m:t xml:space="preserve">Δ=</m:t>
-              </m:r>
-              <m:sSup>
-                <m:e>
-                  <m:r>
-                    <m:t xml:space="preserve">(</m:t>
-                  </m:r>
-                  <m:r>
-                    <m:t xml:space="preserve">−</m:t>
-                  </m:r>
-                  <m:r>
-                    <m:t xml:space="preserve">6</m:t>
-                  </m:r>
-                  <m:r>
-                    <m:t xml:space="preserve">)</m:t>
-                  </m:r>
-                </m:e>
-                <m:sup>
-                  <m:r>
-                    <m:t xml:space="preserve">2</m:t>
-                  </m:r>
-                </m:sup>
-              </m:sSup>
-              <m:r>
-                <m:t xml:space="preserve">−</m:t>
-              </m:r>
-              <m:r>
-                <m:t xml:space="preserve">4</m:t>
-              </m:r>
-              <m:r>
-                <m:t xml:space="preserve">×</m:t>
-              </m:r>
-              <m:r>
-                <m:t xml:space="preserve">1</m:t>
-              </m:r>
-              <m:r>
-                <m:t xml:space="preserve">×</m:t>
-              </m:r>
-              <m:r>
-                <m:t xml:space="preserve">9</m:t>
-              </m:r>
-              <m:r>
-                <m:t xml:space="preserve">=</m:t>
-              </m:r>
-              <m:r>
-                <m:t xml:space="preserve">36</m:t>
-              </m:r>
-              <m:r>
-                <m:t xml:space="preserve">−</m:t>
-              </m:r>
-              <m:r>
-                <m:t xml:space="preserve">36</m:t>
-              </m:r>
-              <m:r>
-                <m:t xml:space="preserve">=</m:t>
-              </m:r>
-              <m:r>
-                <m:t xml:space="preserve">0</m:t>
-              </m:r>
-            </m:oMath>
-          </w:p>
-        </w:tc>
-      </w:tr>
-      <w:tr>
-        <w:trPr>
-          <w:cantSplit/>
-        </w:trPr>
-        <w:tc>
-          <w:tcPr>
-            <w:tcW w:w="1247" w:type="dxa"/>
-            <w:tcMar>
-              <w:top w:w="70" w:type="dxa"/>
-              <w:left w:w="110" w:type="dxa"/>
-              <w:bottom w:w="70" w:type="dxa"/>
-              <w:right w:w="110" w:type="dxa"/>
-            </w:tcMar>
-            <w:vAlign w:val="center"/>
-          </w:tcPr>
-          <w:p>
-            <w:pPr>
-              <w:spacing w:before="0" w:after="0" w:line="276" w:lineRule="auto"/>
-              <w:jc w:val="left"/>
-            </w:pPr>
-            <w:r>
-              <w:rPr>
-                <w:rFonts w:ascii="Calibri" w:hAnsi="Calibri" w:eastAsia="微軟正黑體"/>
-                <w:sz w:val="22"/>
-                <w:szCs w:val="22"/>
-              </w:rPr>
-              <w:t xml:space="preserve">練 5（4）</w:t>
-            </w:r>
-          </w:p>
-        </w:tc>
-        <w:tc>
-          <w:tcPr>
-            <w:tcW w:w="2834" w:type="dxa"/>
-            <w:tcMar>
-              <w:top w:w="70" w:type="dxa"/>
-              <w:left w:w="110" w:type="dxa"/>
-              <w:bottom w:w="70" w:type="dxa"/>
-              <w:right w:w="110" w:type="dxa"/>
-            </w:tcMar>
-            <w:vAlign w:val="center"/>
-          </w:tcPr>
-          <w:p>
-            <w:pPr>
-              <w:spacing w:before="0" w:after="0" w:line="276" w:lineRule="auto"/>
-              <w:jc w:val="left"/>
-            </w:pPr>
-            <w:r>
-              <w:rPr>
-                <w:rFonts w:ascii="Calibri" w:hAnsi="Calibri" w:eastAsia="微軟正黑體"/>
-                <w:b/>
-                <w:bCs/>
-                <w:sz w:val="22"/>
-                <w:szCs w:val="22"/>
-              </w:rPr>
-              <w:t xml:space="preserve"> </w:t>
-            </w:r>
-            <m:oMath>
-              <m:r>
-                <m:t xml:space="preserve">Δ=−</m:t>
-              </m:r>
-              <m:r>
-                <m:t xml:space="preserve">31</m:t>
-              </m:r>
-            </m:oMath>
-          </w:p>
-          <w:p>
-            <w:pPr>
-              <w:spacing w:before="0" w:after="0" w:line="276" w:lineRule="auto"/>
-              <w:jc w:val="left"/>
-            </w:pPr>
-            <w:r>
-              <w:rPr>
-                <w:rFonts w:ascii="Calibri" w:hAnsi="Calibri" w:eastAsia="微軟正黑體"/>
-                <w:b/>
-                <w:bCs/>
-                <w:sz w:val="22"/>
-                <w:szCs w:val="22"/>
-              </w:rPr>
-              <w:t xml:space="preserve">0 個（沒有）</w:t>
-            </w:r>
-          </w:p>
-        </w:tc>
-        <w:tc>
-          <w:tcPr>
-            <w:tcW w:w="7257" w:type="dxa"/>
-            <w:tcMar>
-              <w:top w:w="70" w:type="dxa"/>
-              <w:left w:w="110" w:type="dxa"/>
-              <w:bottom w:w="70" w:type="dxa"/>
-              <w:right w:w="110" w:type="dxa"/>
-            </w:tcMar>
-            <w:vAlign w:val="center"/>
-          </w:tcPr>
-          <w:p>
-            <w:pPr>
-              <w:spacing w:before="0" w:after="0" w:line="276" w:lineRule="auto"/>
-              <w:jc w:val="left"/>
-            </w:pPr>
-            <w:r>
-              <w:rPr>
-                <w:rFonts w:ascii="Calibri" w:hAnsi="Calibri" w:eastAsia="微軟正黑體"/>
-                <w:sz w:val="22"/>
-                <w:szCs w:val="22"/>
-              </w:rPr>
-              <w:t xml:space="preserve">每空 2 分。</w:t>
-            </w:r>
-            <m:oMath>
-              <m:r>
-                <m:t xml:space="preserve">Δ=</m:t>
-              </m:r>
-              <m:sSup>
-                <m:e>
-                  <m:r>
-                    <m:t xml:space="preserve">3</m:t>
-                  </m:r>
-                </m:e>
-                <m:sup>
-                  <m:r>
-                    <m:t xml:space="preserve">2</m:t>
-                  </m:r>
-                </m:sup>
-              </m:sSup>
-              <m:r>
-                <m:t xml:space="preserve">−</m:t>
-              </m:r>
-              <m:r>
-                <m:t xml:space="preserve">4</m:t>
-              </m:r>
-              <m:r>
-                <m:t xml:space="preserve">×</m:t>
-              </m:r>
-              <m:r>
-                <m:t xml:space="preserve">2</m:t>
-              </m:r>
-              <m:r>
-                <m:t xml:space="preserve">×</m:t>
-              </m:r>
-              <m:r>
-                <m:t xml:space="preserve">5</m:t>
-              </m:r>
-              <m:r>
-                <m:t xml:space="preserve">=</m:t>
-              </m:r>
-              <m:r>
-                <m:t xml:space="preserve">9</m:t>
-              </m:r>
-              <m:r>
-                <m:t xml:space="preserve">−</m:t>
-              </m:r>
-              <m:r>
-                <m:t xml:space="preserve">40</m:t>
-              </m:r>
-              <m:r>
-                <m:t xml:space="preserve">=−</m:t>
-              </m:r>
-              <m:r>
-                <m:t xml:space="preserve">31</m:t>
-              </m:r>
-              <m:r>
-                <m:t xml:space="preserve">&lt;</m:t>
-              </m:r>
-              <m:r>
-                <m:t xml:space="preserve">0</m:t>
-              </m:r>
-            </m:oMath>
-          </w:p>
-        </w:tc>
-      </w:tr>
-      <w:tr>
-        <w:trPr>
-          <w:cantSplit/>
-        </w:trPr>
-        <w:tc>
-          <w:tcPr>
-            <w:tcW w:w="1247" w:type="dxa"/>
-            <w:tcMar>
-              <w:top w:w="70" w:type="dxa"/>
-              <w:left w:w="110" w:type="dxa"/>
-              <w:bottom w:w="70" w:type="dxa"/>
-              <w:right w:w="110" w:type="dxa"/>
-            </w:tcMar>
-            <w:vAlign w:val="center"/>
-          </w:tcPr>
-          <w:p>
-            <w:pPr>
-              <w:spacing w:before="0" w:after="0" w:line="276" w:lineRule="auto"/>
-              <w:jc w:val="left"/>
-            </w:pPr>
-            <w:r>
-              <w:rPr>
-                <w:rFonts w:ascii="Calibri" w:hAnsi="Calibri" w:eastAsia="微軟正黑體"/>
-                <w:sz w:val="22"/>
-                <w:szCs w:val="22"/>
-              </w:rPr>
-              <w:t xml:space="preserve">練 6（6）</w:t>
-            </w:r>
-          </w:p>
-        </w:tc>
-        <w:tc>
-          <w:tcPr>
-            <w:tcW w:w="2834" w:type="dxa"/>
-            <w:tcMar>
-              <w:top w:w="70" w:type="dxa"/>
-              <w:left w:w="110" w:type="dxa"/>
-              <w:bottom w:w="70" w:type="dxa"/>
-              <w:right w:w="110" w:type="dxa"/>
-            </w:tcMar>
-            <w:vAlign w:val="center"/>
-          </w:tcPr>
-          <w:p>
-            <w:pPr>
-              <w:spacing w:before="0" w:after="0" w:line="276" w:lineRule="auto"/>
-              <w:jc w:val="left"/>
-            </w:pPr>
-            <w:r>
-              <w:rPr>
-                <w:rFonts w:ascii="Calibri" w:hAnsi="Calibri" w:eastAsia="微軟正黑體"/>
-                <w:b/>
-                <w:bCs/>
-                <w:sz w:val="22"/>
-                <w:szCs w:val="22"/>
-              </w:rPr>
-              <w:t xml:space="preserve"> </w:t>
-            </w:r>
-            <m:oMath>
-              <m:r>
-                <m:t xml:space="preserve">Δ=</m:t>
-              </m:r>
-              <m:r>
-                <m:t xml:space="preserve">16</m:t>
-              </m:r>
-            </m:oMath>
-            <w:r>
-              <w:rPr>
-                <w:rFonts w:ascii="Calibri" w:hAnsi="Calibri" w:eastAsia="微軟正黑體"/>
-                <w:b/>
-                <w:bCs/>
-                <w:sz w:val="22"/>
-                <w:szCs w:val="22"/>
-              </w:rPr>
-              <w:t xml:space="preserve">，2 個</w:t>
-            </w:r>
-          </w:p>
-          <w:p>
-            <w:pPr>
-              <w:spacing w:before="0" w:after="0" w:line="276" w:lineRule="auto"/>
-              <w:jc w:val="left"/>
-            </w:pPr>
-            <w:r>
-              <w:rPr>
-                <w:rFonts w:ascii="Calibri" w:hAnsi="Calibri" w:eastAsia="微軟正黑體"/>
-                <w:b/>
-                <w:bCs/>
-                <w:sz w:val="22"/>
-                <w:szCs w:val="22"/>
-              </w:rPr>
-              <w:t xml:space="preserve"> </w:t>
-            </w:r>
-            <m:oMath>
-              <m:r>
-                <m:t xml:space="preserve">(</m:t>
-              </m:r>
-              <m:r>
-                <m:t xml:space="preserve">−</m:t>
-              </m:r>
-              <m:r>
-                <m:t xml:space="preserve">1</m:t>
-              </m:r>
-              <m:r>
-                <m:t xml:space="preserve">,</m:t>
-              </m:r>
-              <m:r>
-                <m:t xml:space="preserve">0</m:t>
-              </m:r>
-              <m:r>
-                <m:t xml:space="preserve">)</m:t>
-              </m:r>
-            </m:oMath>
-            <w:r>
-              <w:rPr>
-                <w:rFonts w:ascii="Calibri" w:hAnsi="Calibri" w:eastAsia="微軟正黑體"/>
-                <w:b/>
-                <w:bCs/>
-                <w:sz w:val="22"/>
-                <w:szCs w:val="22"/>
-              </w:rPr>
-              <w:t xml:space="preserve"> 和 </w:t>
-            </w:r>
-            <m:oMath>
-              <m:r>
-                <m:t xml:space="preserve">(</m:t>
-              </m:r>
-              <m:r>
-                <m:t xml:space="preserve">3</m:t>
-              </m:r>
-              <m:r>
-                <m:t xml:space="preserve">,</m:t>
-              </m:r>
-              <m:r>
-                <m:t xml:space="preserve">0</m:t>
-              </m:r>
-              <m:r>
-                <m:t xml:space="preserve">)</m:t>
-              </m:r>
-            </m:oMath>
-          </w:p>
-        </w:tc>
-        <w:tc>
-          <w:tcPr>
-            <w:tcW w:w="7257" w:type="dxa"/>
-            <w:tcMar>
-              <w:top w:w="70" w:type="dxa"/>
-              <w:left w:w="110" w:type="dxa"/>
-              <w:bottom w:w="70" w:type="dxa"/>
-              <w:right w:w="110" w:type="dxa"/>
-            </w:tcMar>
-            <w:vAlign w:val="center"/>
-          </w:tcPr>
-          <w:p>
-            <w:pPr>
-              <w:spacing w:before="0" w:after="0" w:line="276" w:lineRule="auto"/>
-              <w:jc w:val="left"/>
-            </w:pPr>
-            <w:r>
-              <w:rPr>
-                <w:rFonts w:ascii="Calibri" w:hAnsi="Calibri" w:eastAsia="微軟正黑體"/>
-                <w:sz w:val="22"/>
-                <w:szCs w:val="22"/>
-              </w:rPr>
-              <w:t xml:space="preserve">Δ 與個數各 1 分；兩點坐標各 2 分（次序可對調）。</w:t>
-            </w:r>
-            <m:oMath>
-              <m:r>
-                <m:t xml:space="preserve">Δ=</m:t>
-              </m:r>
-              <m:sSup>
-                <m:e>
-                  <m:r>
-                    <m:t xml:space="preserve">2</m:t>
-                  </m:r>
-                </m:e>
-                <m:sup>
-                  <m:r>
-                    <m:t xml:space="preserve">2</m:t>
-                  </m:r>
-                </m:sup>
-              </m:sSup>
-              <m:r>
-                <m:t xml:space="preserve">−</m:t>
-              </m:r>
-              <m:r>
-                <m:t xml:space="preserve">4</m:t>
-              </m:r>
-              <m:r>
-                <m:t xml:space="preserve">×</m:t>
-              </m:r>
-              <m:r>
-                <m:t xml:space="preserve">(</m:t>
-              </m:r>
-              <m:r>
-                <m:t xml:space="preserve">−</m:t>
-              </m:r>
-              <m:r>
-                <m:t xml:space="preserve">1</m:t>
-              </m:r>
-              <m:r>
-                <m:t xml:space="preserve">)</m:t>
-              </m:r>
-              <m:r>
-                <m:t xml:space="preserve">×</m:t>
-              </m:r>
-              <m:r>
-                <m:t xml:space="preserve">3</m:t>
-              </m:r>
-              <m:r>
-                <m:t xml:space="preserve">=</m:t>
-              </m:r>
-              <m:r>
-                <m:t xml:space="preserve">16</m:t>
-              </m:r>
-            </m:oMath>
-            <w:r>
-              <w:rPr>
-                <w:rFonts w:ascii="Calibri" w:hAnsi="Calibri" w:eastAsia="微軟正黑體"/>
-                <w:sz w:val="22"/>
-                <w:szCs w:val="22"/>
-              </w:rPr>
-              <w:t xml:space="preserve">；方程兩邊乘 </w:t>
-            </w:r>
-            <m:oMath>
-              <m:r>
-                <m:t xml:space="preserve">−</m:t>
-              </m:r>
-              <m:r>
-                <m:t xml:space="preserve">1</m:t>
-              </m:r>
-            </m:oMath>
-            <w:r>
-              <w:rPr>
-                <w:rFonts w:ascii="Calibri" w:hAnsi="Calibri" w:eastAsia="微軟正黑體"/>
-                <w:sz w:val="22"/>
-                <w:szCs w:val="22"/>
-              </w:rPr>
-              <w:t xml:space="preserve">：</w:t>
-            </w:r>
-            <m:oMath>
-              <m:sSup>
-                <m:e>
-                  <m:r>
-                    <m:t xml:space="preserve">x</m:t>
-                  </m:r>
-                </m:e>
-                <m:sup>
-                  <m:r>
-                    <m:t xml:space="preserve">2</m:t>
-                  </m:r>
-                </m:sup>
-              </m:sSup>
-              <m:r>
-                <m:t xml:space="preserve">−</m:t>
-              </m:r>
-              <m:r>
-                <m:t xml:space="preserve">2</m:t>
-              </m:r>
-              <m:r>
-                <m:t xml:space="preserve">x</m:t>
-              </m:r>
-              <m:r>
-                <m:t xml:space="preserve">−</m:t>
-              </m:r>
-              <m:r>
-                <m:t xml:space="preserve">3</m:t>
-              </m:r>
-              <m:r>
-                <m:t xml:space="preserve">=</m:t>
-              </m:r>
-              <m:r>
-                <m:t xml:space="preserve">0</m:t>
-              </m:r>
-            </m:oMath>
-            <w:r>
-              <w:rPr>
-                <w:rFonts w:ascii="Calibri" w:hAnsi="Calibri" w:eastAsia="微軟正黑體"/>
-                <w:sz w:val="22"/>
-                <w:szCs w:val="22"/>
-              </w:rPr>
-              <w:t xml:space="preserve">，</w:t>
-            </w:r>
-            <m:oMath>
-              <m:r>
-                <m:t xml:space="preserve">(</m:t>
-              </m:r>
-              <m:r>
-                <m:t xml:space="preserve">x</m:t>
-              </m:r>
-              <m:r>
-                <m:t xml:space="preserve">−</m:t>
-              </m:r>
-              <m:r>
-                <m:t xml:space="preserve">3</m:t>
-              </m:r>
-              <m:r>
-                <m:t xml:space="preserve">)</m:t>
-              </m:r>
-              <m:r>
-                <m:t xml:space="preserve">(</m:t>
-              </m:r>
-              <m:r>
-                <m:t xml:space="preserve">x</m:t>
-              </m:r>
-              <m:r>
-                <m:t xml:space="preserve">+</m:t>
-              </m:r>
-              <m:r>
-                <m:t xml:space="preserve">1</m:t>
-              </m:r>
-              <m:r>
-                <m:t xml:space="preserve">)</m:t>
-              </m:r>
-              <m:r>
-                <m:t xml:space="preserve">=</m:t>
-              </m:r>
-              <m:r>
-                <m:t xml:space="preserve">0</m:t>
-              </m:r>
-            </m:oMath>
-            <w:r>
-              <w:rPr>
-                <w:rFonts w:ascii="Calibri" w:hAnsi="Calibri" w:eastAsia="微軟正黑體"/>
-                <w:sz w:val="22"/>
-                <w:szCs w:val="22"/>
-              </w:rPr>
-              <w:t xml:space="preserve">。※ 易錯：坐標寫成 </w:t>
-            </w:r>
-            <m:oMath>
-              <m:r>
-                <m:t xml:space="preserve">(</m:t>
-              </m:r>
-              <m:r>
-                <m:t xml:space="preserve">0</m:t>
-              </m:r>
-              <m:r>
-                <m:t xml:space="preserve">,</m:t>
-              </m:r>
-              <m:r>
-                <m:t xml:space="preserve">−</m:t>
-              </m:r>
-              <m:r>
-                <m:t xml:space="preserve">1</m:t>
-              </m:r>
-              <m:r>
-                <m:t xml:space="preserve">)</m:t>
-              </m:r>
-            </m:oMath>
-            <w:r>
-              <w:rPr>
-                <w:rFonts w:ascii="Calibri" w:hAnsi="Calibri" w:eastAsia="微軟正黑體"/>
-                <w:sz w:val="22"/>
-                <w:szCs w:val="22"/>
-              </w:rPr>
-              <w:t xml:space="preserve">、</w:t>
-            </w:r>
-            <m:oMath>
-              <m:r>
-                <m:t xml:space="preserve">(</m:t>
-              </m:r>
-              <m:r>
-                <m:t xml:space="preserve">0</m:t>
-              </m:r>
-              <m:r>
-                <m:t xml:space="preserve">,</m:t>
-              </m:r>
-              <m:r>
-                <m:t xml:space="preserve">3</m:t>
-              </m:r>
-              <m:r>
-                <m:t xml:space="preserve">)</m:t>
-              </m:r>
-            </m:oMath>
+              <w:t xml:space="preserve"> 軸就選 B</w:t>
+            </w:r>
           </w:p>
         </w:tc>
       </w:tr>
@@ -1263,7 +426,7 @@
           <w:sz w:val="24"/>
           <w:szCs w:val="24"/>
         </w:rPr>
-        <w:t xml:space="preserve">練 7．每小題 4 分</w:t>
+        <w:t xml:space="preserve">練 3．每小題 8 分</w:t>
       </w:r>
     </w:p>
     <w:tbl>
@@ -1621,7 +784,7 @@
                 <w:sz w:val="24"/>
                 <w:szCs w:val="24"/>
               </w:rPr>
-              <w:t xml:space="preserve">因式分解 2 分</w:t>
+              <w:t xml:space="preserve">因式分解 4 分</w:t>
             </w:r>
           </w:p>
         </w:tc>
@@ -2038,7 +1201,7 @@
                 <w:sz w:val="24"/>
                 <w:szCs w:val="24"/>
               </w:rPr>
-              <w:t xml:space="preserve">兩根各 1 分</w:t>
+              <w:t xml:space="preserve">兩根各 2 分</w:t>
             </w:r>
           </w:p>
         </w:tc>
@@ -2195,19 +1358,79 @@
                 <m:t xml:space="preserve">−</m:t>
               </m:r>
               <m:r>
+                <m:t xml:space="preserve">4</m:t>
+              </m:r>
+              <m:r>
                 <m:t xml:space="preserve">x</m:t>
               </m:r>
               <m:r>
                 <m:t xml:space="preserve">−</m:t>
               </m:r>
               <m:r>
-                <m:t xml:space="preserve">3</m:t>
+                <m:t xml:space="preserve">1</m:t>
               </m:r>
               <m:r>
                 <m:t xml:space="preserve">=</m:t>
               </m:r>
               <m:r>
                 <m:t xml:space="preserve">0</m:t>
+              </m:r>
+            </m:oMath>
+            <w:r>
+              <w:rPr>
+                <w:rFonts w:ascii="Calibri" w:hAnsi="Calibri" w:eastAsia="微軟正黑體"/>
+                <w:sz w:val="24"/>
+                <w:szCs w:val="24"/>
+              </w:rPr>
+              <w:t xml:space="preserve">：</w:t>
+            </w:r>
+            <m:oMath>
+              <m:r>
+                <m:t xml:space="preserve">a</m:t>
+              </m:r>
+              <m:r>
+                <m:t xml:space="preserve">=</m:t>
+              </m:r>
+              <m:r>
+                <m:t xml:space="preserve">2</m:t>
+              </m:r>
+            </m:oMath>
+            <w:r>
+              <w:rPr>
+                <w:rFonts w:ascii="Calibri" w:hAnsi="Calibri" w:eastAsia="微軟正黑體"/>
+                <w:sz w:val="24"/>
+                <w:szCs w:val="24"/>
+              </w:rPr>
+              <w:t xml:space="preserve">，</w:t>
+            </w:r>
+            <m:oMath>
+              <m:r>
+                <m:t xml:space="preserve">b</m:t>
+              </m:r>
+              <m:r>
+                <m:t xml:space="preserve">=−</m:t>
+              </m:r>
+              <m:r>
+                <m:t xml:space="preserve">4</m:t>
+              </m:r>
+            </m:oMath>
+            <w:r>
+              <w:rPr>
+                <w:rFonts w:ascii="Calibri" w:hAnsi="Calibri" w:eastAsia="微軟正黑體"/>
+                <w:sz w:val="24"/>
+                <w:szCs w:val="24"/>
+              </w:rPr>
+              <w:t xml:space="preserve">，</w:t>
+            </w:r>
+            <m:oMath>
+              <m:r>
+                <m:t xml:space="preserve">c</m:t>
+              </m:r>
+              <m:r>
+                <m:t xml:space="preserve">=−</m:t>
+              </m:r>
+              <m:r>
+                <m:t xml:space="preserve">1</m:t>
               </m:r>
             </m:oMath>
           </w:p>
@@ -2274,37 +1497,7 @@
             </w:r>
             <m:oMath>
               <m:r>
-                <m:t xml:space="preserve">(</m:t>
-              </m:r>
-              <m:r>
-                <m:t xml:space="preserve">2</m:t>
-              </m:r>
-              <m:r>
-                <m:t xml:space="preserve">x</m:t>
-              </m:r>
-              <m:r>
-                <m:t xml:space="preserve">−</m:t>
-              </m:r>
-              <m:r>
-                <m:t xml:space="preserve">3</m:t>
-              </m:r>
-              <m:r>
-                <m:t xml:space="preserve">)</m:t>
-              </m:r>
-              <m:r>
-                <m:t xml:space="preserve">(</m:t>
-              </m:r>
-              <m:r>
-                <m:t xml:space="preserve">x</m:t>
-              </m:r>
-              <m:r>
-                <m:t xml:space="preserve">+</m:t>
-              </m:r>
-              <m:r>
-                <m:t xml:space="preserve">1</m:t>
-              </m:r>
-              <m:r>
-                <m:t xml:space="preserve">)</m:t>
+                <m:t xml:space="preserve">Δ</m:t>
               </m:r>
             </m:oMath>
           </w:p>
@@ -2372,8 +1565,53 @@
               <w:t xml:space="preserve"> </w:t>
             </w:r>
             <m:oMath>
-              <m:r>
-                <m:t xml:space="preserve">0</m:t>
+              <m:sSup>
+                <m:e>
+                  <m:r>
+                    <m:t xml:space="preserve">(</m:t>
+                  </m:r>
+                  <m:r>
+                    <m:t xml:space="preserve">−</m:t>
+                  </m:r>
+                  <m:r>
+                    <m:t xml:space="preserve">4</m:t>
+                  </m:r>
+                  <m:r>
+                    <m:t xml:space="preserve">)</m:t>
+                  </m:r>
+                </m:e>
+                <m:sup>
+                  <m:r>
+                    <m:t xml:space="preserve">2</m:t>
+                  </m:r>
+                </m:sup>
+              </m:sSup>
+              <m:r>
+                <m:t xml:space="preserve">−</m:t>
+              </m:r>
+              <m:r>
+                <m:t xml:space="preserve">4</m:t>
+              </m:r>
+              <m:r>
+                <m:t xml:space="preserve">×</m:t>
+              </m:r>
+              <m:r>
+                <m:t xml:space="preserve">2</m:t>
+              </m:r>
+              <m:r>
+                <m:t xml:space="preserve">×</m:t>
+              </m:r>
+              <m:r>
+                <m:t xml:space="preserve">(</m:t>
+              </m:r>
+              <m:r>
+                <m:t xml:space="preserve">−</m:t>
+              </m:r>
+              <m:r>
+                <m:t xml:space="preserve">1</m:t>
+              </m:r>
+              <m:r>
+                <m:t xml:space="preserve">)</m:t>
               </m:r>
             </m:oMath>
           </w:p>
@@ -2401,30 +1639,6 @@
               <w:spacing w:before="0" w:after="0" w:line="276" w:lineRule="auto"/>
               <w:jc w:val="left"/>
             </w:pPr>
-            <w:r>
-              <w:rPr>
-                <w:rFonts w:ascii="Calibri" w:hAnsi="Calibri" w:eastAsia="微軟正黑體"/>
-                <w:sz w:val="24"/>
-                <w:szCs w:val="24"/>
-              </w:rPr>
-              <w:t xml:space="preserve">因式分解 2 分（用公式法：</w:t>
-            </w:r>
-            <m:oMath>
-              <m:r>
-                <m:t xml:space="preserve">Δ=</m:t>
-              </m:r>
-              <m:r>
-                <m:t xml:space="preserve">25</m:t>
-              </m:r>
-            </m:oMath>
-            <w:r>
-              <w:rPr>
-                <w:rFonts w:ascii="Calibri" w:hAnsi="Calibri" w:eastAsia="微軟正黑體"/>
-                <w:sz w:val="24"/>
-                <w:szCs w:val="24"/>
-              </w:rPr>
-              <w:t xml:space="preserve">，亦可）</w:t>
-            </w:r>
           </w:p>
         </w:tc>
       </w:tr>
@@ -2465,686 +1679,6 @@
             </w:r>
             <m:oMath>
               <m:r>
-                <m:t xml:space="preserve">2</m:t>
-              </m:r>
-              <m:r>
-                <m:t xml:space="preserve">x</m:t>
-              </m:r>
-              <m:r>
-                <m:t xml:space="preserve">−</m:t>
-              </m:r>
-              <m:r>
-                <m:t xml:space="preserve">3</m:t>
-              </m:r>
-            </m:oMath>
-          </w:p>
-        </w:tc>
-        <w:tc>
-          <w:tcPr>
-            <w:tcW w:w="362" w:type="dxa"/>
-            <w:tcBorders>
-              <w:top w:val="single" w:sz="4" w:color="000000"/>
-              <w:left w:val="nil" w:sz="4" w:color="000000"/>
-              <w:bottom w:val="single" w:sz="4" w:color="000000"/>
-              <w:right w:val="nil" w:sz="4" w:color="000000"/>
-            </w:tcBorders>
-            <w:tcMar>
-              <w:top w:w="70" w:type="dxa"/>
-              <w:left w:w="110" w:type="dxa"/>
-              <w:bottom w:w="70" w:type="dxa"/>
-              <w:right w:w="110" w:type="dxa"/>
-            </w:tcMar>
-            <w:vAlign w:val="center"/>
-          </w:tcPr>
-          <w:p>
-            <w:pPr>
-              <w:keepNext/>
-              <w:spacing w:before="0" w:after="0" w:line="276" w:lineRule="auto"/>
-              <w:jc w:val="center"/>
-            </w:pPr>
-            <m:oMath>
-              <m:r>
-                <m:t xml:space="preserve">=</m:t>
-              </m:r>
-            </m:oMath>
-          </w:p>
-        </w:tc>
-        <w:tc>
-          <w:tcPr>
-            <w:tcW w:w="1596" w:type="dxa"/>
-            <w:tcBorders>
-              <w:top w:val="single" w:sz="4" w:color="000000"/>
-              <w:left w:val="nil" w:sz="4" w:color="000000"/>
-              <w:bottom w:val="single" w:sz="4" w:color="000000"/>
-              <w:right w:val="nil" w:sz="4" w:color="000000"/>
-            </w:tcBorders>
-            <w:tcMar>
-              <w:top w:w="70" w:type="dxa"/>
-              <w:left w:w="110" w:type="dxa"/>
-              <w:bottom w:w="70" w:type="dxa"/>
-              <w:right w:w="110" w:type="dxa"/>
-            </w:tcMar>
-            <w:vAlign w:val="center"/>
-          </w:tcPr>
-          <w:p>
-            <w:pPr>
-              <w:keepNext/>
-              <w:spacing w:before="0" w:after="0" w:line="276" w:lineRule="auto"/>
-              <w:jc w:val="left"/>
-            </w:pPr>
-            <w:r>
-              <w:rPr>
-                <w:rFonts w:ascii="Calibri" w:hAnsi="Calibri" w:eastAsia="微軟正黑體"/>
-                <w:sz w:val="24"/>
-                <w:szCs w:val="24"/>
-              </w:rPr>
-              <w:t xml:space="preserve"> </w:t>
-            </w:r>
-            <m:oMath>
-              <m:r>
-                <m:t xml:space="preserve">0</m:t>
-              </m:r>
-            </m:oMath>
-          </w:p>
-        </w:tc>
-        <w:tc>
-          <w:tcPr>
-            <w:tcW w:w="435" w:type="dxa"/>
-            <w:tcBorders>
-              <w:top w:val="single" w:sz="4" w:color="000000"/>
-              <w:left w:val="nil" w:sz="4" w:color="000000"/>
-              <w:bottom w:val="single" w:sz="4" w:color="000000"/>
-              <w:right w:val="nil" w:sz="4" w:color="000000"/>
-            </w:tcBorders>
-            <w:tcMar>
-              <w:top w:w="70" w:type="dxa"/>
-              <w:left w:w="110" w:type="dxa"/>
-              <w:bottom w:w="70" w:type="dxa"/>
-              <w:right w:w="110" w:type="dxa"/>
-            </w:tcMar>
-            <w:vAlign w:val="center"/>
-          </w:tcPr>
-          <w:p>
-            <w:pPr>
-              <w:keepNext/>
-              <w:spacing w:before="0" w:after="0" w:line="276" w:lineRule="auto"/>
-              <w:jc w:val="center"/>
-            </w:pPr>
-            <w:r>
-              <w:rPr>
-                <w:rFonts w:ascii="Calibri" w:hAnsi="Calibri" w:eastAsia="微軟正黑體"/>
-                <w:sz w:val="24"/>
-                <w:szCs w:val="24"/>
-              </w:rPr>
-              <w:t xml:space="preserve"> </w:t>
-            </w:r>
-            <w:r>
-              <w:rPr>
-                <w:rFonts w:ascii="Calibri" w:hAnsi="Calibri" w:eastAsia="微軟正黑體"/>
-                <w:sz w:val="24"/>
-                <w:szCs w:val="24"/>
-              </w:rPr>
-              <w:t xml:space="preserve">或</w:t>
-            </w:r>
-          </w:p>
-        </w:tc>
-        <w:tc>
-          <w:tcPr>
-            <w:tcW w:w="870" w:type="dxa"/>
-            <w:tcBorders>
-              <w:top w:val="single" w:sz="4" w:color="000000"/>
-              <w:left w:val="nil" w:sz="4" w:color="000000"/>
-              <w:bottom w:val="single" w:sz="4" w:color="000000"/>
-              <w:right w:val="nil" w:sz="4" w:color="000000"/>
-            </w:tcBorders>
-            <w:tcMar>
-              <w:top w:w="70" w:type="dxa"/>
-              <w:left w:w="110" w:type="dxa"/>
-              <w:bottom w:w="70" w:type="dxa"/>
-              <w:right w:w="110" w:type="dxa"/>
-            </w:tcMar>
-            <w:vAlign w:val="center"/>
-          </w:tcPr>
-          <w:p>
-            <w:pPr>
-              <w:keepNext/>
-              <w:spacing w:before="0" w:after="0" w:line="276" w:lineRule="auto"/>
-              <w:jc w:val="right"/>
-            </w:pPr>
-            <w:r>
-              <w:rPr>
-                <w:rFonts w:ascii="Calibri" w:hAnsi="Calibri" w:eastAsia="微軟正黑體"/>
-                <w:sz w:val="24"/>
-                <w:szCs w:val="24"/>
-              </w:rPr>
-              <w:t xml:space="preserve"> </w:t>
-            </w:r>
-            <m:oMath>
-              <m:r>
-                <m:t xml:space="preserve">x</m:t>
-              </m:r>
-              <m:r>
-                <m:t xml:space="preserve">+</m:t>
-              </m:r>
-              <m:r>
-                <m:t xml:space="preserve">1</m:t>
-              </m:r>
-            </m:oMath>
-          </w:p>
-        </w:tc>
-        <w:tc>
-          <w:tcPr>
-            <w:tcW w:w="362" w:type="dxa"/>
-            <w:tcBorders>
-              <w:top w:val="single" w:sz="4" w:color="000000"/>
-              <w:left w:val="nil" w:sz="4" w:color="000000"/>
-              <w:bottom w:val="single" w:sz="4" w:color="000000"/>
-              <w:right w:val="nil" w:sz="4" w:color="000000"/>
-            </w:tcBorders>
-            <w:tcMar>
-              <w:top w:w="70" w:type="dxa"/>
-              <w:left w:w="110" w:type="dxa"/>
-              <w:bottom w:w="70" w:type="dxa"/>
-              <w:right w:w="110" w:type="dxa"/>
-            </w:tcMar>
-            <w:vAlign w:val="center"/>
-          </w:tcPr>
-          <w:p>
-            <w:pPr>
-              <w:keepNext/>
-              <w:spacing w:before="0" w:after="0" w:line="276" w:lineRule="auto"/>
-              <w:jc w:val="center"/>
-            </w:pPr>
-            <m:oMath>
-              <m:r>
-                <m:t xml:space="preserve">=</m:t>
-              </m:r>
-            </m:oMath>
-          </w:p>
-        </w:tc>
-        <w:tc>
-          <w:tcPr>
-            <w:tcW w:w="1455" w:type="dxa"/>
-            <w:tcBorders>
-              <w:top w:val="single" w:sz="4" w:color="000000"/>
-              <w:left w:val="nil" w:sz="4" w:color="000000"/>
-              <w:bottom w:val="single" w:sz="4" w:color="000000"/>
-              <w:right w:val="single" w:sz="4" w:color="000000"/>
-            </w:tcBorders>
-            <w:tcMar>
-              <w:top w:w="70" w:type="dxa"/>
-              <w:left w:w="110" w:type="dxa"/>
-              <w:bottom w:w="70" w:type="dxa"/>
-              <w:right w:w="110" w:type="dxa"/>
-            </w:tcMar>
-            <w:vAlign w:val="center"/>
-          </w:tcPr>
-          <w:p>
-            <w:pPr>
-              <w:keepNext/>
-              <w:spacing w:before="0" w:after="0" w:line="276" w:lineRule="auto"/>
-              <w:jc w:val="left"/>
-            </w:pPr>
-            <w:r>
-              <w:rPr>
-                <w:rFonts w:ascii="Calibri" w:hAnsi="Calibri" w:eastAsia="微軟正黑體"/>
-                <w:sz w:val="24"/>
-                <w:szCs w:val="24"/>
-              </w:rPr>
-              <w:t xml:space="preserve"> </w:t>
-            </w:r>
-            <m:oMath>
-              <m:r>
-                <m:t xml:space="preserve">0</m:t>
-              </m:r>
-            </m:oMath>
-          </w:p>
-        </w:tc>
-        <w:tc>
-          <w:tcPr>
-            <w:tcW w:w="4081" w:type="dxa"/>
-            <w:tcBorders>
-              <w:top w:val="single" w:sz="4" w:color="000000"/>
-              <w:left w:val="single" w:sz="4" w:color="000000"/>
-              <w:bottom w:val="single" w:sz="4" w:color="000000"/>
-              <w:right w:val="single" w:sz="4" w:color="000000"/>
-            </w:tcBorders>
-            <w:tcMar>
-              <w:top w:w="70" w:type="dxa"/>
-              <w:left w:w="110" w:type="dxa"/>
-              <w:bottom w:w="70" w:type="dxa"/>
-              <w:right w:w="110" w:type="dxa"/>
-            </w:tcMar>
-            <w:vAlign w:val="center"/>
-          </w:tcPr>
-          <w:p>
-            <w:pPr>
-              <w:keepNext/>
-              <w:spacing w:before="0" w:after="0" w:line="276" w:lineRule="auto"/>
-              <w:jc w:val="left"/>
-            </w:pPr>
-          </w:p>
-        </w:tc>
-      </w:tr>
-      <w:tr>
-        <w:trPr>
-          <w:cantSplit/>
-        </w:trPr>
-        <w:tc>
-          <w:tcPr>
-            <w:tcW w:w="7257" w:type="dxa"/>
-            <w:gridSpan w:val="7"/>
-            <w:tcBorders>
-              <w:top w:val="single" w:sz="4" w:color="000000"/>
-              <w:left w:val="single" w:sz="4" w:color="000000"/>
-              <w:bottom w:val="single" w:sz="4" w:color="000000"/>
-              <w:right w:val="single" w:sz="4" w:color="000000"/>
-            </w:tcBorders>
-            <w:tcMar>
-              <w:top w:w="70" w:type="dxa"/>
-              <w:left w:w="110" w:type="dxa"/>
-              <w:bottom w:w="70" w:type="dxa"/>
-              <w:right w:w="110" w:type="dxa"/>
-            </w:tcMar>
-            <w:vAlign w:val="center"/>
-          </w:tcPr>
-          <w:p>
-            <w:pPr>
-              <w:spacing w:before="0" w:after="0" w:line="276" w:lineRule="auto"/>
-              <w:jc w:val="left"/>
-            </w:pPr>
-            <w:r>
-              <w:rPr>
-                <w:rFonts w:ascii="Calibri" w:hAnsi="Calibri" w:eastAsia="微軟正黑體"/>
-                <w:b/>
-                <w:bCs/>
-                <w:sz w:val="24"/>
-                <w:szCs w:val="24"/>
-              </w:rPr>
-              <w:t xml:space="preserve">∴ </w:t>
-            </w:r>
-            <m:oMath>
-              <m:sSub>
-                <m:e>
-                  <m:r>
-                    <m:t xml:space="preserve">x</m:t>
-                  </m:r>
-                </m:e>
-                <m:sub>
-                  <m:r>
-                    <m:t xml:space="preserve">1</m:t>
-                  </m:r>
-                </m:sub>
-              </m:sSub>
-              <m:r>
-                <m:t xml:space="preserve">=</m:t>
-              </m:r>
-              <m:f>
-                <m:num>
-                  <m:r>
-                    <m:t xml:space="preserve">3</m:t>
-                  </m:r>
-                </m:num>
-                <m:den>
-                  <m:r>
-                    <m:t xml:space="preserve">2</m:t>
-                  </m:r>
-                </m:den>
-              </m:f>
-            </m:oMath>
-            <w:r>
-              <w:rPr>
-                <w:rFonts w:ascii="Calibri" w:hAnsi="Calibri" w:eastAsia="微軟正黑體"/>
-                <w:b/>
-                <w:bCs/>
-                <w:sz w:val="24"/>
-                <w:szCs w:val="24"/>
-              </w:rPr>
-              <w:t xml:space="preserve">　或　</w:t>
-            </w:r>
-            <m:oMath>
-              <m:sSub>
-                <m:e>
-                  <m:r>
-                    <m:t xml:space="preserve">x</m:t>
-                  </m:r>
-                </m:e>
-                <m:sub>
-                  <m:r>
-                    <m:t xml:space="preserve">2</m:t>
-                  </m:r>
-                </m:sub>
-              </m:sSub>
-              <m:r>
-                <m:t xml:space="preserve">=−</m:t>
-              </m:r>
-              <m:r>
-                <m:t xml:space="preserve">1</m:t>
-              </m:r>
-            </m:oMath>
-          </w:p>
-        </w:tc>
-        <w:tc>
-          <w:tcPr>
-            <w:tcW w:w="4081" w:type="dxa"/>
-            <w:tcBorders>
-              <w:top w:val="single" w:sz="4" w:color="000000"/>
-              <w:left w:val="single" w:sz="4" w:color="000000"/>
-              <w:bottom w:val="single" w:sz="4" w:color="000000"/>
-              <w:right w:val="single" w:sz="4" w:color="000000"/>
-            </w:tcBorders>
-            <w:tcMar>
-              <w:top w:w="70" w:type="dxa"/>
-              <w:left w:w="110" w:type="dxa"/>
-              <w:bottom w:w="70" w:type="dxa"/>
-              <w:right w:w="110" w:type="dxa"/>
-            </w:tcMar>
-            <w:vAlign w:val="center"/>
-          </w:tcPr>
-          <w:p>
-            <w:pPr>
-              <w:spacing w:before="0" w:after="0" w:line="276" w:lineRule="auto"/>
-              <w:jc w:val="left"/>
-            </w:pPr>
-            <w:r>
-              <w:rPr>
-                <w:rFonts w:ascii="Calibri" w:hAnsi="Calibri" w:eastAsia="微軟正黑體"/>
-                <w:sz w:val="24"/>
-                <w:szCs w:val="24"/>
-              </w:rPr>
-              <w:t xml:space="preserve">兩根各 1 分</w:t>
-            </w:r>
-          </w:p>
-        </w:tc>
-      </w:tr>
-    </w:tbl>
-    <w:p>
-      <w:pPr>
-        <w:spacing w:before="0" w:after="0" w:line="200" w:lineRule="exact"/>
-      </w:pPr>
-    </w:p>
-    <w:tbl>
-      <w:tblPr>
-        <w:tblW w:w="11338" w:type="dxa"/>
-        <w:tblBorders>
-          <w:top w:val="single" w:sz="4" w:space="0" w:color="000000"/>
-          <w:left w:val="single" w:sz="4" w:space="0" w:color="000000"/>
-          <w:bottom w:val="single" w:sz="4" w:space="0" w:color="000000"/>
-          <w:right w:val="single" w:sz="4" w:space="0" w:color="000000"/>
-          <w:insideH w:val="single" w:sz="4" w:space="0" w:color="000000"/>
-          <w:insideV w:val="single" w:sz="4" w:space="0" w:color="000000"/>
-        </w:tblBorders>
-        <w:tblLayout w:type="fixed"/>
-      </w:tblPr>
-      <w:tblGrid>
-        <w:gridCol w:w="2177"/>
-        <w:gridCol w:w="362"/>
-        <w:gridCol w:w="1596"/>
-        <w:gridCol w:w="435"/>
-        <w:gridCol w:w="870"/>
-        <w:gridCol w:w="362"/>
-        <w:gridCol w:w="1455"/>
-        <w:gridCol w:w="4081"/>
-      </w:tblGrid>
-      <w:tr>
-        <w:trPr>
-          <w:cantSplit/>
-          <w:tblHeader/>
-        </w:trPr>
-        <w:tc>
-          <w:tcPr>
-            <w:tcW w:w="7257" w:type="dxa"/>
-            <w:gridSpan w:val="7"/>
-            <w:shd w:val="clear" w:color="auto" w:fill="F0F0F0"/>
-            <w:tcMar>
-              <w:top w:w="70" w:type="dxa"/>
-              <w:left w:w="110" w:type="dxa"/>
-              <w:bottom w:w="70" w:type="dxa"/>
-              <w:right w:w="110" w:type="dxa"/>
-            </w:tcMar>
-            <w:vAlign w:val="top"/>
-          </w:tcPr>
-          <w:p>
-            <w:pPr>
-              <w:keepNext/>
-              <w:spacing w:line="360" w:lineRule="auto" w:after="80"/>
-              <w:jc w:val="left"/>
-            </w:pPr>
-            <w:r>
-              <w:rPr>
-                <w:rFonts w:ascii="Calibri" w:hAnsi="Calibri" w:eastAsia="微軟正黑體"/>
-                <w:b/>
-                <w:bCs/>
-                <w:sz w:val="22"/>
-                <w:szCs w:val="22"/>
-              </w:rPr>
-              <w:t xml:space="preserve">算式</w:t>
-            </w:r>
-          </w:p>
-        </w:tc>
-        <w:tc>
-          <w:tcPr>
-            <w:tcW w:w="4081" w:type="dxa"/>
-            <w:shd w:val="clear" w:color="auto" w:fill="F0F0F0"/>
-            <w:tcMar>
-              <w:top w:w="70" w:type="dxa"/>
-              <w:left w:w="110" w:type="dxa"/>
-              <w:bottom w:w="70" w:type="dxa"/>
-              <w:right w:w="110" w:type="dxa"/>
-            </w:tcMar>
-            <w:vAlign w:val="top"/>
-          </w:tcPr>
-          <w:p>
-            <w:pPr>
-              <w:keepNext/>
-              <w:spacing w:line="360" w:lineRule="auto" w:after="80"/>
-              <w:jc w:val="left"/>
-            </w:pPr>
-            <w:r>
-              <w:rPr>
-                <w:rFonts w:ascii="Calibri" w:hAnsi="Calibri" w:eastAsia="微軟正黑體"/>
-                <w:b/>
-                <w:bCs/>
-                <w:sz w:val="22"/>
-                <w:szCs w:val="22"/>
-              </w:rPr>
-              <w:t xml:space="preserve">說明與建議評分</w:t>
-            </w:r>
-          </w:p>
-        </w:tc>
-      </w:tr>
-      <w:tr>
-        <w:trPr>
-          <w:cantSplit/>
-        </w:trPr>
-        <w:tc>
-          <w:tcPr>
-            <w:tcW w:w="7257" w:type="dxa"/>
-            <w:gridSpan w:val="7"/>
-            <w:tcBorders>
-              <w:top w:val="single" w:sz="4" w:color="000000"/>
-              <w:left w:val="single" w:sz="4" w:color="000000"/>
-              <w:bottom w:val="single" w:sz="4" w:color="000000"/>
-              <w:right w:val="single" w:sz="4" w:color="000000"/>
-            </w:tcBorders>
-            <w:tcMar>
-              <w:top w:w="70" w:type="dxa"/>
-              <w:left w:w="110" w:type="dxa"/>
-              <w:bottom w:w="70" w:type="dxa"/>
-              <w:right w:w="110" w:type="dxa"/>
-            </w:tcMar>
-            <w:vAlign w:val="center"/>
-          </w:tcPr>
-          <w:p>
-            <w:pPr>
-              <w:keepNext/>
-              <w:spacing w:before="0" w:after="0" w:line="276" w:lineRule="auto"/>
-              <w:jc w:val="left"/>
-            </w:pPr>
-            <w:r>
-              <w:rPr>
-                <w:rFonts w:ascii="Calibri" w:hAnsi="Calibri" w:eastAsia="微軟正黑體"/>
-                <w:sz w:val="24"/>
-                <w:szCs w:val="24"/>
-              </w:rPr>
-              <w:t xml:space="preserve">(3) </w:t>
-            </w:r>
-            <m:oMath>
-              <m:sSup>
-                <m:e>
-                  <m:r>
-                    <m:t xml:space="preserve">x</m:t>
-                  </m:r>
-                </m:e>
-                <m:sup>
-                  <m:r>
-                    <m:t xml:space="preserve">2</m:t>
-                  </m:r>
-                </m:sup>
-              </m:sSup>
-              <m:r>
-                <m:t xml:space="preserve">−</m:t>
-              </m:r>
-              <m:r>
-                <m:t xml:space="preserve">4</m:t>
-              </m:r>
-              <m:r>
-                <m:t xml:space="preserve">x</m:t>
-              </m:r>
-              <m:r>
-                <m:t xml:space="preserve">+</m:t>
-              </m:r>
-              <m:r>
-                <m:t xml:space="preserve">1</m:t>
-              </m:r>
-              <m:r>
-                <m:t xml:space="preserve">=</m:t>
-              </m:r>
-              <m:r>
-                <m:t xml:space="preserve">0</m:t>
-              </m:r>
-            </m:oMath>
-            <w:r>
-              <w:rPr>
-                <w:rFonts w:ascii="Calibri" w:hAnsi="Calibri" w:eastAsia="微軟正黑體"/>
-                <w:sz w:val="24"/>
-                <w:szCs w:val="24"/>
-              </w:rPr>
-              <w:t xml:space="preserve">：</w:t>
-            </w:r>
-            <m:oMath>
-              <m:r>
-                <m:t xml:space="preserve">a</m:t>
-              </m:r>
-              <m:r>
-                <m:t xml:space="preserve">=</m:t>
-              </m:r>
-              <m:r>
-                <m:t xml:space="preserve">1</m:t>
-              </m:r>
-            </m:oMath>
-            <w:r>
-              <w:rPr>
-                <w:rFonts w:ascii="Calibri" w:hAnsi="Calibri" w:eastAsia="微軟正黑體"/>
-                <w:sz w:val="24"/>
-                <w:szCs w:val="24"/>
-              </w:rPr>
-              <w:t xml:space="preserve">，</w:t>
-            </w:r>
-            <m:oMath>
-              <m:r>
-                <m:t xml:space="preserve">b</m:t>
-              </m:r>
-              <m:r>
-                <m:t xml:space="preserve">=−</m:t>
-              </m:r>
-              <m:r>
-                <m:t xml:space="preserve">4</m:t>
-              </m:r>
-            </m:oMath>
-            <w:r>
-              <w:rPr>
-                <w:rFonts w:ascii="Calibri" w:hAnsi="Calibri" w:eastAsia="微軟正黑體"/>
-                <w:sz w:val="24"/>
-                <w:szCs w:val="24"/>
-              </w:rPr>
-              <w:t xml:space="preserve">，</w:t>
-            </w:r>
-            <m:oMath>
-              <m:r>
-                <m:t xml:space="preserve">c</m:t>
-              </m:r>
-              <m:r>
-                <m:t xml:space="preserve">=</m:t>
-              </m:r>
-              <m:r>
-                <m:t xml:space="preserve">1</m:t>
-              </m:r>
-            </m:oMath>
-          </w:p>
-        </w:tc>
-        <w:tc>
-          <w:tcPr>
-            <w:tcW w:w="4081" w:type="dxa"/>
-            <w:tcBorders>
-              <w:top w:val="single" w:sz="4" w:color="000000"/>
-              <w:left w:val="single" w:sz="4" w:color="000000"/>
-              <w:bottom w:val="single" w:sz="4" w:color="000000"/>
-              <w:right w:val="single" w:sz="4" w:color="000000"/>
-            </w:tcBorders>
-            <w:tcMar>
-              <w:top w:w="70" w:type="dxa"/>
-              <w:left w:w="110" w:type="dxa"/>
-              <w:bottom w:w="70" w:type="dxa"/>
-              <w:right w:w="110" w:type="dxa"/>
-            </w:tcMar>
-            <w:vAlign w:val="center"/>
-          </w:tcPr>
-          <w:p>
-            <w:pPr>
-              <w:keepNext/>
-              <w:spacing w:line="360" w:lineRule="auto"/>
-            </w:pPr>
-          </w:p>
-        </w:tc>
-      </w:tr>
-      <w:tr>
-        <w:trPr>
-          <w:cantSplit/>
-        </w:trPr>
-        <w:tc>
-          <w:tcPr>
-            <w:tcW w:w="2177" w:type="dxa"/>
-            <w:tcBorders>
-              <w:top w:val="single" w:sz="4" w:color="000000"/>
-              <w:left w:val="single" w:sz="4" w:color="000000"/>
-              <w:bottom w:val="single" w:sz="4" w:color="000000"/>
-              <w:right w:val="nil" w:sz="4" w:color="000000"/>
-            </w:tcBorders>
-            <w:tcMar>
-              <w:top w:w="70" w:type="dxa"/>
-              <w:left w:w="110" w:type="dxa"/>
-              <w:bottom w:w="70" w:type="dxa"/>
-              <w:right w:w="110" w:type="dxa"/>
-            </w:tcMar>
-            <w:vAlign w:val="center"/>
-          </w:tcPr>
-          <w:p>
-            <w:pPr>
-              <w:keepNext/>
-              <w:spacing w:before="0" w:after="0" w:line="276" w:lineRule="auto"/>
-              <w:jc w:val="right"/>
-            </w:pPr>
-            <w:r>
-              <w:rPr>
-                <w:rFonts w:ascii="Calibri" w:hAnsi="Calibri" w:eastAsia="微軟正黑體"/>
-                <w:sz w:val="24"/>
-                <w:szCs w:val="24"/>
-              </w:rPr>
-              <w:t xml:space="preserve"> </w:t>
-            </w:r>
-            <m:oMath>
-              <m:r>
                 <m:t xml:space="preserve">Δ</m:t>
               </m:r>
             </m:oMath>
@@ -3213,44 +1747,8 @@
               <w:t xml:space="preserve"> </w:t>
             </w:r>
             <m:oMath>
-              <m:sSup>
-                <m:e>
-                  <m:r>
-                    <m:t xml:space="preserve">(</m:t>
-                  </m:r>
-                  <m:r>
-                    <m:t xml:space="preserve">−</m:t>
-                  </m:r>
-                  <m:r>
-                    <m:t xml:space="preserve">4</m:t>
-                  </m:r>
-                  <m:r>
-                    <m:t xml:space="preserve">)</m:t>
-                  </m:r>
-                </m:e>
-                <m:sup>
-                  <m:r>
-                    <m:t xml:space="preserve">2</m:t>
-                  </m:r>
-                </m:sup>
-              </m:sSup>
-              <m:r>
-                <m:t xml:space="preserve">−</m:t>
-              </m:r>
-              <m:r>
-                <m:t xml:space="preserve">4</m:t>
-              </m:r>
-              <m:r>
-                <m:t xml:space="preserve">×</m:t>
-              </m:r>
-              <m:r>
-                <m:t xml:space="preserve">1</m:t>
-              </m:r>
-              <m:r>
-                <m:t xml:space="preserve">×</m:t>
-              </m:r>
-              <m:r>
-                <m:t xml:space="preserve">1</m:t>
+              <m:r>
+                <m:t xml:space="preserve">24</m:t>
               </m:r>
             </m:oMath>
           </w:p>
@@ -3278,150 +1776,13 @@
               <w:spacing w:before="0" w:after="0" w:line="276" w:lineRule="auto"/>
               <w:jc w:val="left"/>
             </w:pPr>
-          </w:p>
-        </w:tc>
-      </w:tr>
-      <w:tr>
-        <w:trPr>
-          <w:cantSplit/>
-        </w:trPr>
-        <w:tc>
-          <w:tcPr>
-            <w:tcW w:w="2177" w:type="dxa"/>
-            <w:tcBorders>
-              <w:top w:val="single" w:sz="4" w:color="000000"/>
-              <w:left w:val="single" w:sz="4" w:color="000000"/>
-              <w:bottom w:val="single" w:sz="4" w:color="000000"/>
-              <w:right w:val="nil" w:sz="4" w:color="000000"/>
-            </w:tcBorders>
-            <w:tcMar>
-              <w:top w:w="70" w:type="dxa"/>
-              <w:left w:w="110" w:type="dxa"/>
-              <w:bottom w:w="70" w:type="dxa"/>
-              <w:right w:w="110" w:type="dxa"/>
-            </w:tcMar>
-            <w:vAlign w:val="center"/>
-          </w:tcPr>
-          <w:p>
-            <w:pPr>
-              <w:keepNext/>
-              <w:spacing w:before="0" w:after="0" w:line="276" w:lineRule="auto"/>
-              <w:jc w:val="right"/>
-            </w:pPr>
-            <w:r>
-              <w:rPr>
-                <w:rFonts w:ascii="Calibri" w:hAnsi="Calibri" w:eastAsia="微軟正黑體"/>
-                <w:sz w:val="24"/>
-                <w:szCs w:val="24"/>
-              </w:rPr>
-              <w:t xml:space="preserve"> </w:t>
-            </w:r>
-            <m:oMath>
-              <m:r>
-                <m:t xml:space="preserve">Δ</m:t>
-              </m:r>
-            </m:oMath>
-          </w:p>
-        </w:tc>
-        <w:tc>
-          <w:tcPr>
-            <w:tcW w:w="362" w:type="dxa"/>
-            <w:tcBorders>
-              <w:top w:val="single" w:sz="4" w:color="000000"/>
-              <w:left w:val="nil" w:sz="4" w:color="000000"/>
-              <w:bottom w:val="single" w:sz="4" w:color="000000"/>
-              <w:right w:val="nil" w:sz="4" w:color="000000"/>
-            </w:tcBorders>
-            <w:tcMar>
-              <w:top w:w="70" w:type="dxa"/>
-              <w:left w:w="110" w:type="dxa"/>
-              <w:bottom w:w="70" w:type="dxa"/>
-              <w:right w:w="110" w:type="dxa"/>
-            </w:tcMar>
-            <w:vAlign w:val="center"/>
-          </w:tcPr>
-          <w:p>
-            <w:pPr>
-              <w:keepNext/>
-              <w:spacing w:before="0" w:after="0" w:line="276" w:lineRule="auto"/>
-              <w:jc w:val="center"/>
-            </w:pPr>
-            <m:oMath>
-              <m:r>
-                <m:t xml:space="preserve">=</m:t>
-              </m:r>
-            </m:oMath>
-          </w:p>
-        </w:tc>
-        <w:tc>
-          <w:tcPr>
-            <w:tcW w:w="4718" w:type="dxa"/>
-            <w:gridSpan w:val="5"/>
-            <w:tcBorders>
-              <w:top w:val="single" w:sz="4" w:color="000000"/>
-              <w:left w:val="nil" w:sz="4" w:color="000000"/>
-              <w:bottom w:val="single" w:sz="4" w:color="000000"/>
-              <w:right w:val="single" w:sz="4" w:color="000000"/>
-            </w:tcBorders>
-            <w:tcMar>
-              <w:top w:w="70" w:type="dxa"/>
-              <w:left w:w="110" w:type="dxa"/>
-              <w:bottom w:w="70" w:type="dxa"/>
-              <w:right w:w="110" w:type="dxa"/>
-            </w:tcMar>
-            <w:vAlign w:val="center"/>
-          </w:tcPr>
-          <w:p>
-            <w:pPr>
-              <w:keepNext/>
-              <w:spacing w:before="0" w:after="0" w:line="276" w:lineRule="auto"/>
-              <w:jc w:val="left"/>
-            </w:pPr>
-            <w:r>
-              <w:rPr>
-                <w:rFonts w:ascii="Calibri" w:hAnsi="Calibri" w:eastAsia="微軟正黑體"/>
-                <w:sz w:val="24"/>
-                <w:szCs w:val="24"/>
-              </w:rPr>
-              <w:t xml:space="preserve"> </w:t>
-            </w:r>
-            <m:oMath>
-              <m:r>
-                <m:t xml:space="preserve">12</m:t>
-              </m:r>
-            </m:oMath>
-          </w:p>
-        </w:tc>
-        <w:tc>
-          <w:tcPr>
-            <w:tcW w:w="4081" w:type="dxa"/>
-            <w:tcBorders>
-              <w:top w:val="single" w:sz="4" w:color="000000"/>
-              <w:left w:val="single" w:sz="4" w:color="000000"/>
-              <w:bottom w:val="single" w:sz="4" w:color="000000"/>
-              <w:right w:val="single" w:sz="4" w:color="000000"/>
-            </w:tcBorders>
-            <w:tcMar>
-              <w:top w:w="70" w:type="dxa"/>
-              <w:left w:w="110" w:type="dxa"/>
-              <w:bottom w:w="70" w:type="dxa"/>
-              <w:right w:w="110" w:type="dxa"/>
-            </w:tcMar>
-            <w:vAlign w:val="center"/>
-          </w:tcPr>
-          <w:p>
-            <w:pPr>
-              <w:keepNext/>
-              <w:spacing w:before="0" w:after="0" w:line="276" w:lineRule="auto"/>
-              <w:jc w:val="left"/>
-            </w:pPr>
-            <w:r>
-              <w:rPr>
-                <w:rFonts w:ascii="Calibri" w:hAnsi="Calibri" w:eastAsia="微軟正黑體"/>
-                <w:sz w:val="24"/>
-                <w:szCs w:val="24"/>
-              </w:rPr>
-              <w:t xml:space="preserve">1 分</w:t>
+            <w:r>
+              <w:rPr>
+                <w:rFonts w:ascii="Calibri" w:hAnsi="Calibri" w:eastAsia="微軟正黑體"/>
+                <w:sz w:val="24"/>
+                <w:szCs w:val="24"/>
+              </w:rPr>
+              <w:t xml:space="preserve">2 分</w:t>
             </w:r>
           </w:p>
         </w:tc>
@@ -3546,14 +1907,14 @@
                     <m:deg/>
                     <m:e>
                       <m:r>
-                        <m:t xml:space="preserve">12</m:t>
+                        <m:t xml:space="preserve">24</m:t>
                       </m:r>
                     </m:e>
                   </m:rad>
                 </m:num>
                 <m:den>
                   <m:r>
-                    <m:t xml:space="preserve">2</m:t>
+                    <m:t xml:space="preserve">4</m:t>
                   </m:r>
                 </m:den>
               </m:f>
@@ -3589,7 +1950,7 @@
                 <w:sz w:val="24"/>
                 <w:szCs w:val="24"/>
               </w:rPr>
-              <w:t xml:space="preserve">代入公式 2 分</w:t>
+              <w:t xml:space="preserve">代入公式 3 分</w:t>
             </w:r>
           </w:p>
         </w:tc>
@@ -3717,14 +2078,14 @@
                     <m:deg/>
                     <m:e>
                       <m:r>
-                        <m:t xml:space="preserve">3</m:t>
+                        <m:t xml:space="preserve">6</m:t>
                       </m:r>
                     </m:e>
                   </m:rad>
                 </m:num>
                 <m:den>
                   <m:r>
-                    <m:t xml:space="preserve">2</m:t>
+                    <m:t xml:space="preserve">4</m:t>
                   </m:r>
                 </m:den>
               </m:f>
@@ -3770,7 +2131,7 @@
                 <m:deg/>
                 <m:e>
                   <m:r>
-                    <m:t xml:space="preserve">12</m:t>
+                    <m:t xml:space="preserve">24</m:t>
                   </m:r>
                 </m:e>
               </m:rad>
@@ -3787,7 +2148,7 @@
                 <m:deg/>
                 <m:e>
                   <m:r>
-                    <m:t xml:space="preserve">3</m:t>
+                    <m:t xml:space="preserve">6</m:t>
                   </m:r>
                 </m:e>
               </m:rad>
@@ -3848,790 +2209,13 @@
               <m:r>
                 <m:t xml:space="preserve">=</m:t>
               </m:r>
-              <m:r>
-                <m:t xml:space="preserve">2</m:t>
-              </m:r>
-              <m:r>
-                <m:t xml:space="preserve">+</m:t>
-              </m:r>
-              <m:rad>
-                <m:radPr>
-                  <m:degHide m:val="1"/>
-                </m:radPr>
-                <m:deg/>
-                <m:e>
-                  <m:r>
-                    <m:t xml:space="preserve">3</m:t>
-                  </m:r>
-                </m:e>
-              </m:rad>
-            </m:oMath>
-            <w:r>
-              <w:rPr>
-                <w:rFonts w:ascii="Calibri" w:hAnsi="Calibri" w:eastAsia="微軟正黑體"/>
-                <w:b/>
-                <w:bCs/>
-                <w:sz w:val="24"/>
-                <w:szCs w:val="24"/>
-              </w:rPr>
-              <w:t xml:space="preserve">　或　</w:t>
-            </w:r>
-            <m:oMath>
-              <m:sSub>
-                <m:e>
-                  <m:r>
-                    <m:t xml:space="preserve">x</m:t>
-                  </m:r>
-                </m:e>
-                <m:sub>
-                  <m:r>
-                    <m:t xml:space="preserve">2</m:t>
-                  </m:r>
-                </m:sub>
-              </m:sSub>
-              <m:r>
-                <m:t xml:space="preserve">=</m:t>
-              </m:r>
-              <m:r>
-                <m:t xml:space="preserve">2</m:t>
-              </m:r>
-              <m:r>
-                <m:t xml:space="preserve">−</m:t>
-              </m:r>
-              <m:rad>
-                <m:radPr>
-                  <m:degHide m:val="1"/>
-                </m:radPr>
-                <m:deg/>
-                <m:e>
-                  <m:r>
-                    <m:t xml:space="preserve">3</m:t>
-                  </m:r>
-                </m:e>
-              </m:rad>
-            </m:oMath>
-          </w:p>
-        </w:tc>
-        <w:tc>
-          <w:tcPr>
-            <w:tcW w:w="4081" w:type="dxa"/>
-            <w:tcBorders>
-              <w:top w:val="single" w:sz="4" w:color="000000"/>
-              <w:left w:val="single" w:sz="4" w:color="000000"/>
-              <w:bottom w:val="single" w:sz="4" w:color="000000"/>
-              <w:right w:val="single" w:sz="4" w:color="000000"/>
-            </w:tcBorders>
-            <w:tcMar>
-              <w:top w:w="70" w:type="dxa"/>
-              <w:left w:w="110" w:type="dxa"/>
-              <w:bottom w:w="70" w:type="dxa"/>
-              <w:right w:w="110" w:type="dxa"/>
-            </w:tcMar>
-            <w:vAlign w:val="center"/>
-          </w:tcPr>
-          <w:p>
-            <w:pPr>
-              <w:spacing w:before="0" w:after="0" w:line="276" w:lineRule="auto"/>
-              <w:jc w:val="left"/>
-            </w:pPr>
-            <w:r>
-              <w:rPr>
-                <w:rFonts w:ascii="Calibri" w:hAnsi="Calibri" w:eastAsia="微軟正黑體"/>
-                <w:sz w:val="24"/>
-                <w:szCs w:val="24"/>
-              </w:rPr>
-              <w:t xml:space="preserve">化簡 1 分（未約分扣 1 分）</w:t>
-            </w:r>
-          </w:p>
-        </w:tc>
-      </w:tr>
-    </w:tbl>
-    <w:p>
-      <w:pPr>
-        <w:spacing w:before="0" w:after="0" w:line="200" w:lineRule="exact"/>
-      </w:pPr>
-    </w:p>
-    <w:tbl>
-      <w:tblPr>
-        <w:tblW w:w="11338" w:type="dxa"/>
-        <w:tblBorders>
-          <w:top w:val="single" w:sz="4" w:space="0" w:color="000000"/>
-          <w:left w:val="single" w:sz="4" w:space="0" w:color="000000"/>
-          <w:bottom w:val="single" w:sz="4" w:space="0" w:color="000000"/>
-          <w:right w:val="single" w:sz="4" w:space="0" w:color="000000"/>
-          <w:insideH w:val="single" w:sz="4" w:space="0" w:color="000000"/>
-          <w:insideV w:val="single" w:sz="4" w:space="0" w:color="000000"/>
-        </w:tblBorders>
-        <w:tblLayout w:type="fixed"/>
-      </w:tblPr>
-      <w:tblGrid>
-        <w:gridCol w:w="2177"/>
-        <w:gridCol w:w="362"/>
-        <w:gridCol w:w="1596"/>
-        <w:gridCol w:w="435"/>
-        <w:gridCol w:w="870"/>
-        <w:gridCol w:w="362"/>
-        <w:gridCol w:w="1455"/>
-        <w:gridCol w:w="4081"/>
-      </w:tblGrid>
-      <w:tr>
-        <w:trPr>
-          <w:cantSplit/>
-          <w:tblHeader/>
-        </w:trPr>
-        <w:tc>
-          <w:tcPr>
-            <w:tcW w:w="7257" w:type="dxa"/>
-            <w:gridSpan w:val="7"/>
-            <w:shd w:val="clear" w:color="auto" w:fill="F0F0F0"/>
-            <w:tcMar>
-              <w:top w:w="70" w:type="dxa"/>
-              <w:left w:w="110" w:type="dxa"/>
-              <w:bottom w:w="70" w:type="dxa"/>
-              <w:right w:w="110" w:type="dxa"/>
-            </w:tcMar>
-            <w:vAlign w:val="top"/>
-          </w:tcPr>
-          <w:p>
-            <w:pPr>
-              <w:keepNext/>
-              <w:spacing w:line="360" w:lineRule="auto" w:after="80"/>
-              <w:jc w:val="left"/>
-            </w:pPr>
-            <w:r>
-              <w:rPr>
-                <w:rFonts w:ascii="Calibri" w:hAnsi="Calibri" w:eastAsia="微軟正黑體"/>
-                <w:b/>
-                <w:bCs/>
-                <w:sz w:val="22"/>
-                <w:szCs w:val="22"/>
-              </w:rPr>
-              <w:t xml:space="preserve">算式</w:t>
-            </w:r>
-          </w:p>
-        </w:tc>
-        <w:tc>
-          <w:tcPr>
-            <w:tcW w:w="4081" w:type="dxa"/>
-            <w:shd w:val="clear" w:color="auto" w:fill="F0F0F0"/>
-            <w:tcMar>
-              <w:top w:w="70" w:type="dxa"/>
-              <w:left w:w="110" w:type="dxa"/>
-              <w:bottom w:w="70" w:type="dxa"/>
-              <w:right w:w="110" w:type="dxa"/>
-            </w:tcMar>
-            <w:vAlign w:val="top"/>
-          </w:tcPr>
-          <w:p>
-            <w:pPr>
-              <w:keepNext/>
-              <w:spacing w:line="360" w:lineRule="auto" w:after="80"/>
-              <w:jc w:val="left"/>
-            </w:pPr>
-            <w:r>
-              <w:rPr>
-                <w:rFonts w:ascii="Calibri" w:hAnsi="Calibri" w:eastAsia="微軟正黑體"/>
-                <w:b/>
-                <w:bCs/>
-                <w:sz w:val="22"/>
-                <w:szCs w:val="22"/>
-              </w:rPr>
-              <w:t xml:space="preserve">說明與建議評分</w:t>
-            </w:r>
-          </w:p>
-        </w:tc>
-      </w:tr>
-      <w:tr>
-        <w:trPr>
-          <w:cantSplit/>
-        </w:trPr>
-        <w:tc>
-          <w:tcPr>
-            <w:tcW w:w="7257" w:type="dxa"/>
-            <w:gridSpan w:val="7"/>
-            <w:tcBorders>
-              <w:top w:val="single" w:sz="4" w:color="000000"/>
-              <w:left w:val="single" w:sz="4" w:color="000000"/>
-              <w:bottom w:val="single" w:sz="4" w:color="000000"/>
-              <w:right w:val="single" w:sz="4" w:color="000000"/>
-            </w:tcBorders>
-            <w:tcMar>
-              <w:top w:w="70" w:type="dxa"/>
-              <w:left w:w="110" w:type="dxa"/>
-              <w:bottom w:w="70" w:type="dxa"/>
-              <w:right w:w="110" w:type="dxa"/>
-            </w:tcMar>
-            <w:vAlign w:val="center"/>
-          </w:tcPr>
-          <w:p>
-            <w:pPr>
-              <w:keepNext/>
-              <w:spacing w:before="0" w:after="0" w:line="276" w:lineRule="auto"/>
-              <w:jc w:val="left"/>
-            </w:pPr>
-            <w:r>
-              <w:rPr>
-                <w:rFonts w:ascii="Calibri" w:hAnsi="Calibri" w:eastAsia="微軟正黑體"/>
-                <w:sz w:val="24"/>
-                <w:szCs w:val="24"/>
-              </w:rPr>
-              <w:t xml:space="preserve">(4) </w:t>
-            </w:r>
-            <m:oMath>
-              <m:r>
-                <m:t xml:space="preserve">3</m:t>
-              </m:r>
-              <m:sSup>
-                <m:e>
-                  <m:r>
-                    <m:t xml:space="preserve">x</m:t>
-                  </m:r>
-                </m:e>
-                <m:sup>
-                  <m:r>
-                    <m:t xml:space="preserve">2</m:t>
-                  </m:r>
-                </m:sup>
-              </m:sSup>
-              <m:r>
-                <m:t xml:space="preserve">+</m:t>
-              </m:r>
-              <m:r>
-                <m:t xml:space="preserve">4</m:t>
-              </m:r>
-              <m:r>
-                <m:t xml:space="preserve">x</m:t>
-              </m:r>
-              <m:r>
-                <m:t xml:space="preserve">−</m:t>
-              </m:r>
-              <m:r>
-                <m:t xml:space="preserve">1</m:t>
-              </m:r>
-              <m:r>
-                <m:t xml:space="preserve">=</m:t>
-              </m:r>
-              <m:r>
-                <m:t xml:space="preserve">0</m:t>
-              </m:r>
-            </m:oMath>
-            <w:r>
-              <w:rPr>
-                <w:rFonts w:ascii="Calibri" w:hAnsi="Calibri" w:eastAsia="微軟正黑體"/>
-                <w:sz w:val="24"/>
-                <w:szCs w:val="24"/>
-              </w:rPr>
-              <w:t xml:space="preserve">：</w:t>
-            </w:r>
-            <m:oMath>
-              <m:r>
-                <m:t xml:space="preserve">a</m:t>
-              </m:r>
-              <m:r>
-                <m:t xml:space="preserve">=</m:t>
-              </m:r>
-              <m:r>
-                <m:t xml:space="preserve">3</m:t>
-              </m:r>
-            </m:oMath>
-            <w:r>
-              <w:rPr>
-                <w:rFonts w:ascii="Calibri" w:hAnsi="Calibri" w:eastAsia="微軟正黑體"/>
-                <w:sz w:val="24"/>
-                <w:szCs w:val="24"/>
-              </w:rPr>
-              <w:t xml:space="preserve">，</w:t>
-            </w:r>
-            <m:oMath>
-              <m:r>
-                <m:t xml:space="preserve">b</m:t>
-              </m:r>
-              <m:r>
-                <m:t xml:space="preserve">=</m:t>
-              </m:r>
-              <m:r>
-                <m:t xml:space="preserve">4</m:t>
-              </m:r>
-            </m:oMath>
-            <w:r>
-              <w:rPr>
-                <w:rFonts w:ascii="Calibri" w:hAnsi="Calibri" w:eastAsia="微軟正黑體"/>
-                <w:sz w:val="24"/>
-                <w:szCs w:val="24"/>
-              </w:rPr>
-              <w:t xml:space="preserve">，</w:t>
-            </w:r>
-            <m:oMath>
-              <m:r>
-                <m:t xml:space="preserve">c</m:t>
-              </m:r>
-              <m:r>
-                <m:t xml:space="preserve">=−</m:t>
-              </m:r>
-              <m:r>
-                <m:t xml:space="preserve">1</m:t>
-              </m:r>
-            </m:oMath>
-          </w:p>
-        </w:tc>
-        <w:tc>
-          <w:tcPr>
-            <w:tcW w:w="4081" w:type="dxa"/>
-            <w:tcBorders>
-              <w:top w:val="single" w:sz="4" w:color="000000"/>
-              <w:left w:val="single" w:sz="4" w:color="000000"/>
-              <w:bottom w:val="single" w:sz="4" w:color="000000"/>
-              <w:right w:val="single" w:sz="4" w:color="000000"/>
-            </w:tcBorders>
-            <w:tcMar>
-              <w:top w:w="70" w:type="dxa"/>
-              <w:left w:w="110" w:type="dxa"/>
-              <w:bottom w:w="70" w:type="dxa"/>
-              <w:right w:w="110" w:type="dxa"/>
-            </w:tcMar>
-            <w:vAlign w:val="center"/>
-          </w:tcPr>
-          <w:p>
-            <w:pPr>
-              <w:keepNext/>
-              <w:spacing w:line="360" w:lineRule="auto"/>
-            </w:pPr>
-          </w:p>
-        </w:tc>
-      </w:tr>
-      <w:tr>
-        <w:trPr>
-          <w:cantSplit/>
-        </w:trPr>
-        <w:tc>
-          <w:tcPr>
-            <w:tcW w:w="2177" w:type="dxa"/>
-            <w:tcBorders>
-              <w:top w:val="single" w:sz="4" w:color="000000"/>
-              <w:left w:val="single" w:sz="4" w:color="000000"/>
-              <w:bottom w:val="single" w:sz="4" w:color="000000"/>
-              <w:right w:val="nil" w:sz="4" w:color="000000"/>
-            </w:tcBorders>
-            <w:tcMar>
-              <w:top w:w="70" w:type="dxa"/>
-              <w:left w:w="110" w:type="dxa"/>
-              <w:bottom w:w="70" w:type="dxa"/>
-              <w:right w:w="110" w:type="dxa"/>
-            </w:tcMar>
-            <w:vAlign w:val="center"/>
-          </w:tcPr>
-          <w:p>
-            <w:pPr>
-              <w:keepNext/>
-              <w:spacing w:before="0" w:after="0" w:line="276" w:lineRule="auto"/>
-              <w:jc w:val="right"/>
-            </w:pPr>
-            <w:r>
-              <w:rPr>
-                <w:rFonts w:ascii="Calibri" w:hAnsi="Calibri" w:eastAsia="微軟正黑體"/>
-                <w:sz w:val="24"/>
-                <w:szCs w:val="24"/>
-              </w:rPr>
-              <w:t xml:space="preserve"> </w:t>
-            </w:r>
-            <m:oMath>
-              <m:r>
-                <m:t xml:space="preserve">Δ</m:t>
-              </m:r>
-            </m:oMath>
-          </w:p>
-        </w:tc>
-        <w:tc>
-          <w:tcPr>
-            <w:tcW w:w="362" w:type="dxa"/>
-            <w:tcBorders>
-              <w:top w:val="single" w:sz="4" w:color="000000"/>
-              <w:left w:val="nil" w:sz="4" w:color="000000"/>
-              <w:bottom w:val="single" w:sz="4" w:color="000000"/>
-              <w:right w:val="nil" w:sz="4" w:color="000000"/>
-            </w:tcBorders>
-            <w:tcMar>
-              <w:top w:w="70" w:type="dxa"/>
-              <w:left w:w="110" w:type="dxa"/>
-              <w:bottom w:w="70" w:type="dxa"/>
-              <w:right w:w="110" w:type="dxa"/>
-            </w:tcMar>
-            <w:vAlign w:val="center"/>
-          </w:tcPr>
-          <w:p>
-            <w:pPr>
-              <w:keepNext/>
-              <w:spacing w:before="0" w:after="0" w:line="276" w:lineRule="auto"/>
-              <w:jc w:val="center"/>
-            </w:pPr>
-            <m:oMath>
-              <m:r>
-                <m:t xml:space="preserve">=</m:t>
-              </m:r>
-            </m:oMath>
-          </w:p>
-        </w:tc>
-        <w:tc>
-          <w:tcPr>
-            <w:tcW w:w="4718" w:type="dxa"/>
-            <w:gridSpan w:val="5"/>
-            <w:tcBorders>
-              <w:top w:val="single" w:sz="4" w:color="000000"/>
-              <w:left w:val="nil" w:sz="4" w:color="000000"/>
-              <w:bottom w:val="single" w:sz="4" w:color="000000"/>
-              <w:right w:val="single" w:sz="4" w:color="000000"/>
-            </w:tcBorders>
-            <w:tcMar>
-              <w:top w:w="70" w:type="dxa"/>
-              <w:left w:w="110" w:type="dxa"/>
-              <w:bottom w:w="70" w:type="dxa"/>
-              <w:right w:w="110" w:type="dxa"/>
-            </w:tcMar>
-            <w:vAlign w:val="center"/>
-          </w:tcPr>
-          <w:p>
-            <w:pPr>
-              <w:keepNext/>
-              <w:spacing w:before="0" w:after="0" w:line="276" w:lineRule="auto"/>
-              <w:jc w:val="left"/>
-            </w:pPr>
-            <w:r>
-              <w:rPr>
-                <w:rFonts w:ascii="Calibri" w:hAnsi="Calibri" w:eastAsia="微軟正黑體"/>
-                <w:sz w:val="24"/>
-                <w:szCs w:val="24"/>
-              </w:rPr>
-              <w:t xml:space="preserve"> </w:t>
-            </w:r>
-            <m:oMath>
-              <m:sSup>
-                <m:e>
-                  <m:r>
-                    <m:t xml:space="preserve">4</m:t>
-                  </m:r>
-                </m:e>
-                <m:sup>
-                  <m:r>
-                    <m:t xml:space="preserve">2</m:t>
-                  </m:r>
-                </m:sup>
-              </m:sSup>
-              <m:r>
-                <m:t xml:space="preserve">−</m:t>
-              </m:r>
-              <m:r>
-                <m:t xml:space="preserve">4</m:t>
-              </m:r>
-              <m:r>
-                <m:t xml:space="preserve">×</m:t>
-              </m:r>
-              <m:r>
-                <m:t xml:space="preserve">3</m:t>
-              </m:r>
-              <m:r>
-                <m:t xml:space="preserve">×</m:t>
-              </m:r>
-              <m:r>
-                <m:t xml:space="preserve">(</m:t>
-              </m:r>
-              <m:r>
-                <m:t xml:space="preserve">−</m:t>
-              </m:r>
-              <m:r>
-                <m:t xml:space="preserve">1</m:t>
-              </m:r>
-              <m:r>
-                <m:t xml:space="preserve">)</m:t>
-              </m:r>
-            </m:oMath>
-          </w:p>
-        </w:tc>
-        <w:tc>
-          <w:tcPr>
-            <w:tcW w:w="4081" w:type="dxa"/>
-            <w:tcBorders>
-              <w:top w:val="single" w:sz="4" w:color="000000"/>
-              <w:left w:val="single" w:sz="4" w:color="000000"/>
-              <w:bottom w:val="single" w:sz="4" w:color="000000"/>
-              <w:right w:val="single" w:sz="4" w:color="000000"/>
-            </w:tcBorders>
-            <w:tcMar>
-              <w:top w:w="70" w:type="dxa"/>
-              <w:left w:w="110" w:type="dxa"/>
-              <w:bottom w:w="70" w:type="dxa"/>
-              <w:right w:w="110" w:type="dxa"/>
-            </w:tcMar>
-            <w:vAlign w:val="center"/>
-          </w:tcPr>
-          <w:p>
-            <w:pPr>
-              <w:keepNext/>
-              <w:spacing w:before="0" w:after="0" w:line="276" w:lineRule="auto"/>
-              <w:jc w:val="left"/>
-            </w:pPr>
-          </w:p>
-        </w:tc>
-      </w:tr>
-      <w:tr>
-        <w:trPr>
-          <w:cantSplit/>
-        </w:trPr>
-        <w:tc>
-          <w:tcPr>
-            <w:tcW w:w="2177" w:type="dxa"/>
-            <w:tcBorders>
-              <w:top w:val="single" w:sz="4" w:color="000000"/>
-              <w:left w:val="single" w:sz="4" w:color="000000"/>
-              <w:bottom w:val="single" w:sz="4" w:color="000000"/>
-              <w:right w:val="nil" w:sz="4" w:color="000000"/>
-            </w:tcBorders>
-            <w:tcMar>
-              <w:top w:w="70" w:type="dxa"/>
-              <w:left w:w="110" w:type="dxa"/>
-              <w:bottom w:w="70" w:type="dxa"/>
-              <w:right w:w="110" w:type="dxa"/>
-            </w:tcMar>
-            <w:vAlign w:val="center"/>
-          </w:tcPr>
-          <w:p>
-            <w:pPr>
-              <w:keepNext/>
-              <w:spacing w:before="0" w:after="0" w:line="276" w:lineRule="auto"/>
-              <w:jc w:val="right"/>
-            </w:pPr>
-            <w:r>
-              <w:rPr>
-                <w:rFonts w:ascii="Calibri" w:hAnsi="Calibri" w:eastAsia="微軟正黑體"/>
-                <w:sz w:val="24"/>
-                <w:szCs w:val="24"/>
-              </w:rPr>
-              <w:t xml:space="preserve"> </w:t>
-            </w:r>
-            <m:oMath>
-              <m:r>
-                <m:t xml:space="preserve">Δ</m:t>
-              </m:r>
-            </m:oMath>
-          </w:p>
-        </w:tc>
-        <w:tc>
-          <w:tcPr>
-            <w:tcW w:w="362" w:type="dxa"/>
-            <w:tcBorders>
-              <w:top w:val="single" w:sz="4" w:color="000000"/>
-              <w:left w:val="nil" w:sz="4" w:color="000000"/>
-              <w:bottom w:val="single" w:sz="4" w:color="000000"/>
-              <w:right w:val="nil" w:sz="4" w:color="000000"/>
-            </w:tcBorders>
-            <w:tcMar>
-              <w:top w:w="70" w:type="dxa"/>
-              <w:left w:w="110" w:type="dxa"/>
-              <w:bottom w:w="70" w:type="dxa"/>
-              <w:right w:w="110" w:type="dxa"/>
-            </w:tcMar>
-            <w:vAlign w:val="center"/>
-          </w:tcPr>
-          <w:p>
-            <w:pPr>
-              <w:keepNext/>
-              <w:spacing w:before="0" w:after="0" w:line="276" w:lineRule="auto"/>
-              <w:jc w:val="center"/>
-            </w:pPr>
-            <m:oMath>
-              <m:r>
-                <m:t xml:space="preserve">=</m:t>
-              </m:r>
-            </m:oMath>
-          </w:p>
-        </w:tc>
-        <w:tc>
-          <w:tcPr>
-            <w:tcW w:w="4718" w:type="dxa"/>
-            <w:gridSpan w:val="5"/>
-            <w:tcBorders>
-              <w:top w:val="single" w:sz="4" w:color="000000"/>
-              <w:left w:val="nil" w:sz="4" w:color="000000"/>
-              <w:bottom w:val="single" w:sz="4" w:color="000000"/>
-              <w:right w:val="single" w:sz="4" w:color="000000"/>
-            </w:tcBorders>
-            <w:tcMar>
-              <w:top w:w="70" w:type="dxa"/>
-              <w:left w:w="110" w:type="dxa"/>
-              <w:bottom w:w="70" w:type="dxa"/>
-              <w:right w:w="110" w:type="dxa"/>
-            </w:tcMar>
-            <w:vAlign w:val="center"/>
-          </w:tcPr>
-          <w:p>
-            <w:pPr>
-              <w:keepNext/>
-              <w:spacing w:before="0" w:after="0" w:line="276" w:lineRule="auto"/>
-              <w:jc w:val="left"/>
-            </w:pPr>
-            <w:r>
-              <w:rPr>
-                <w:rFonts w:ascii="Calibri" w:hAnsi="Calibri" w:eastAsia="微軟正黑體"/>
-                <w:sz w:val="24"/>
-                <w:szCs w:val="24"/>
-              </w:rPr>
-              <w:t xml:space="preserve"> </w:t>
-            </w:r>
-            <m:oMath>
-              <m:r>
-                <m:t xml:space="preserve">28</m:t>
-              </m:r>
-            </m:oMath>
-          </w:p>
-        </w:tc>
-        <w:tc>
-          <w:tcPr>
-            <w:tcW w:w="4081" w:type="dxa"/>
-            <w:tcBorders>
-              <w:top w:val="single" w:sz="4" w:color="000000"/>
-              <w:left w:val="single" w:sz="4" w:color="000000"/>
-              <w:bottom w:val="single" w:sz="4" w:color="000000"/>
-              <w:right w:val="single" w:sz="4" w:color="000000"/>
-            </w:tcBorders>
-            <w:tcMar>
-              <w:top w:w="70" w:type="dxa"/>
-              <w:left w:w="110" w:type="dxa"/>
-              <w:bottom w:w="70" w:type="dxa"/>
-              <w:right w:w="110" w:type="dxa"/>
-            </w:tcMar>
-            <w:vAlign w:val="center"/>
-          </w:tcPr>
-          <w:p>
-            <w:pPr>
-              <w:keepNext/>
-              <w:spacing w:before="0" w:after="0" w:line="276" w:lineRule="auto"/>
-              <w:jc w:val="left"/>
-            </w:pPr>
-            <w:r>
-              <w:rPr>
-                <w:rFonts w:ascii="Calibri" w:hAnsi="Calibri" w:eastAsia="微軟正黑體"/>
-                <w:sz w:val="24"/>
-                <w:szCs w:val="24"/>
-              </w:rPr>
-              <w:t xml:space="preserve">1 分</w:t>
-            </w:r>
-          </w:p>
-        </w:tc>
-      </w:tr>
-      <w:tr>
-        <w:trPr>
-          <w:cantSplit/>
-        </w:trPr>
-        <w:tc>
-          <w:tcPr>
-            <w:tcW w:w="2177" w:type="dxa"/>
-            <w:tcBorders>
-              <w:top w:val="single" w:sz="4" w:color="000000"/>
-              <w:left w:val="single" w:sz="4" w:color="000000"/>
-              <w:bottom w:val="single" w:sz="4" w:color="000000"/>
-              <w:right w:val="nil" w:sz="4" w:color="000000"/>
-            </w:tcBorders>
-            <w:tcMar>
-              <w:top w:w="70" w:type="dxa"/>
-              <w:left w:w="110" w:type="dxa"/>
-              <w:bottom w:w="70" w:type="dxa"/>
-              <w:right w:w="110" w:type="dxa"/>
-            </w:tcMar>
-            <w:vAlign w:val="center"/>
-          </w:tcPr>
-          <w:p>
-            <w:pPr>
-              <w:keepNext/>
-              <w:spacing w:before="0" w:after="0" w:line="276" w:lineRule="auto"/>
-              <w:jc w:val="right"/>
-            </w:pPr>
-            <w:r>
-              <w:rPr>
-                <w:rFonts w:ascii="Calibri" w:hAnsi="Calibri" w:eastAsia="微軟正黑體"/>
-                <w:sz w:val="24"/>
-                <w:szCs w:val="24"/>
-              </w:rPr>
-              <w:t xml:space="preserve"> </w:t>
-            </w:r>
-            <m:oMath>
-              <m:r>
-                <m:t xml:space="preserve">x</m:t>
-              </m:r>
-            </m:oMath>
-          </w:p>
-        </w:tc>
-        <w:tc>
-          <w:tcPr>
-            <w:tcW w:w="362" w:type="dxa"/>
-            <w:tcBorders>
-              <w:top w:val="single" w:sz="4" w:color="000000"/>
-              <w:left w:val="nil" w:sz="4" w:color="000000"/>
-              <w:bottom w:val="single" w:sz="4" w:color="000000"/>
-              <w:right w:val="nil" w:sz="4" w:color="000000"/>
-            </w:tcBorders>
-            <w:tcMar>
-              <w:top w:w="70" w:type="dxa"/>
-              <w:left w:w="110" w:type="dxa"/>
-              <w:bottom w:w="70" w:type="dxa"/>
-              <w:right w:w="110" w:type="dxa"/>
-            </w:tcMar>
-            <w:vAlign w:val="center"/>
-          </w:tcPr>
-          <w:p>
-            <w:pPr>
-              <w:keepNext/>
-              <w:spacing w:before="0" w:after="0" w:line="276" w:lineRule="auto"/>
-              <w:jc w:val="center"/>
-            </w:pPr>
-            <m:oMath>
-              <m:r>
-                <m:t xml:space="preserve">=</m:t>
-              </m:r>
-            </m:oMath>
-          </w:p>
-        </w:tc>
-        <w:tc>
-          <w:tcPr>
-            <w:tcW w:w="4718" w:type="dxa"/>
-            <w:gridSpan w:val="5"/>
-            <w:tcBorders>
-              <w:top w:val="single" w:sz="4" w:color="000000"/>
-              <w:left w:val="nil" w:sz="4" w:color="000000"/>
-              <w:bottom w:val="single" w:sz="4" w:color="000000"/>
-              <w:right w:val="single" w:sz="4" w:color="000000"/>
-            </w:tcBorders>
-            <w:tcMar>
-              <w:top w:w="70" w:type="dxa"/>
-              <w:left w:w="110" w:type="dxa"/>
-              <w:bottom w:w="70" w:type="dxa"/>
-              <w:right w:w="110" w:type="dxa"/>
-            </w:tcMar>
-            <w:vAlign w:val="center"/>
-          </w:tcPr>
-          <w:p>
-            <w:pPr>
-              <w:keepNext/>
-              <w:spacing w:before="0" w:after="0" w:line="276" w:lineRule="auto"/>
-              <w:jc w:val="left"/>
-            </w:pPr>
-            <w:r>
-              <w:rPr>
-                <w:rFonts w:ascii="Calibri" w:hAnsi="Calibri" w:eastAsia="微軟正黑體"/>
-                <w:sz w:val="24"/>
-                <w:szCs w:val="24"/>
-              </w:rPr>
-              <w:t xml:space="preserve"> </w:t>
-            </w:r>
-            <m:oMath>
               <m:f>
                 <m:num>
                   <m:r>
-                    <m:t xml:space="preserve">−</m:t>
-                  </m:r>
-                  <m:r>
-                    <m:t xml:space="preserve">4</m:t>
-                  </m:r>
-                  <m:r>
-                    <m:t xml:space="preserve">±</m:t>
+                    <m:t xml:space="preserve">2</m:t>
+                  </m:r>
+                  <m:r>
+                    <m:t xml:space="preserve">+</m:t>
                   </m:r>
                   <m:rad>
                     <m:radPr>
@@ -4640,172 +2224,51 @@
                     <m:deg/>
                     <m:e>
                       <m:r>
-                        <m:t xml:space="preserve">28</m:t>
+                        <m:t xml:space="preserve">6</m:t>
                       </m:r>
                     </m:e>
                   </m:rad>
                 </m:num>
                 <m:den>
                   <m:r>
-                    <m:t xml:space="preserve">6</m:t>
+                    <m:t xml:space="preserve">2</m:t>
                   </m:r>
                 </m:den>
               </m:f>
             </m:oMath>
-          </w:p>
-        </w:tc>
-        <w:tc>
-          <w:tcPr>
-            <w:tcW w:w="4081" w:type="dxa"/>
-            <w:tcBorders>
-              <w:top w:val="single" w:sz="4" w:color="000000"/>
-              <w:left w:val="single" w:sz="4" w:color="000000"/>
-              <w:bottom w:val="single" w:sz="4" w:color="000000"/>
-              <w:right w:val="single" w:sz="4" w:color="000000"/>
-            </w:tcBorders>
-            <w:tcMar>
-              <w:top w:w="70" w:type="dxa"/>
-              <w:left w:w="110" w:type="dxa"/>
-              <w:bottom w:w="70" w:type="dxa"/>
-              <w:right w:w="110" w:type="dxa"/>
-            </w:tcMar>
-            <w:vAlign w:val="center"/>
-          </w:tcPr>
-          <w:p>
-            <w:pPr>
-              <w:keepNext/>
-              <w:spacing w:before="0" w:after="0" w:line="276" w:lineRule="auto"/>
-              <w:jc w:val="left"/>
-            </w:pPr>
-            <w:r>
-              <w:rPr>
-                <w:rFonts w:ascii="Calibri" w:hAnsi="Calibri" w:eastAsia="微軟正黑體"/>
-                <w:sz w:val="24"/>
-                <w:szCs w:val="24"/>
-              </w:rPr>
-              <w:t xml:space="preserve">代入公式 2 分</w:t>
-            </w:r>
-          </w:p>
-        </w:tc>
-      </w:tr>
-      <w:tr>
-        <w:trPr>
-          <w:cantSplit/>
-        </w:trPr>
-        <w:tc>
-          <w:tcPr>
-            <w:tcW w:w="2177" w:type="dxa"/>
-            <w:tcBorders>
-              <w:top w:val="single" w:sz="4" w:color="000000"/>
-              <w:left w:val="single" w:sz="4" w:color="000000"/>
-              <w:bottom w:val="single" w:sz="4" w:color="000000"/>
-              <w:right w:val="nil" w:sz="4" w:color="000000"/>
-            </w:tcBorders>
-            <w:tcMar>
-              <w:top w:w="70" w:type="dxa"/>
-              <w:left w:w="110" w:type="dxa"/>
-              <w:bottom w:w="70" w:type="dxa"/>
-              <w:right w:w="110" w:type="dxa"/>
-            </w:tcMar>
-            <w:vAlign w:val="center"/>
-          </w:tcPr>
-          <w:p>
-            <w:pPr>
-              <w:keepNext/>
-              <w:spacing w:before="0" w:after="0" w:line="276" w:lineRule="auto"/>
-              <w:jc w:val="right"/>
-            </w:pPr>
-            <w:r>
-              <w:rPr>
-                <w:rFonts w:ascii="Calibri" w:hAnsi="Calibri" w:eastAsia="微軟正黑體"/>
-                <w:sz w:val="24"/>
-                <w:szCs w:val="24"/>
-              </w:rPr>
-              <w:t xml:space="preserve"> </w:t>
-            </w:r>
-            <m:oMath>
-              <m:r>
-                <m:t xml:space="preserve">x</m:t>
-              </m:r>
-            </m:oMath>
-          </w:p>
-        </w:tc>
-        <w:tc>
-          <w:tcPr>
-            <w:tcW w:w="362" w:type="dxa"/>
-            <w:tcBorders>
-              <w:top w:val="single" w:sz="4" w:color="000000"/>
-              <w:left w:val="nil" w:sz="4" w:color="000000"/>
-              <w:bottom w:val="single" w:sz="4" w:color="000000"/>
-              <w:right w:val="nil" w:sz="4" w:color="000000"/>
-            </w:tcBorders>
-            <w:tcMar>
-              <w:top w:w="70" w:type="dxa"/>
-              <w:left w:w="110" w:type="dxa"/>
-              <w:bottom w:w="70" w:type="dxa"/>
-              <w:right w:w="110" w:type="dxa"/>
-            </w:tcMar>
-            <w:vAlign w:val="center"/>
-          </w:tcPr>
-          <w:p>
-            <w:pPr>
-              <w:keepNext/>
-              <w:spacing w:before="0" w:after="0" w:line="276" w:lineRule="auto"/>
-              <w:jc w:val="center"/>
-            </w:pPr>
-            <m:oMath>
+            <w:r>
+              <w:rPr>
+                <w:rFonts w:ascii="Calibri" w:hAnsi="Calibri" w:eastAsia="微軟正黑體"/>
+                <w:b/>
+                <w:bCs/>
+                <w:sz w:val="24"/>
+                <w:szCs w:val="24"/>
+              </w:rPr>
+              <w:t xml:space="preserve">　或　</w:t>
+            </w:r>
+            <m:oMath>
+              <m:sSub>
+                <m:e>
+                  <m:r>
+                    <m:t xml:space="preserve">x</m:t>
+                  </m:r>
+                </m:e>
+                <m:sub>
+                  <m:r>
+                    <m:t xml:space="preserve">2</m:t>
+                  </m:r>
+                </m:sub>
+              </m:sSub>
               <m:r>
                 <m:t xml:space="preserve">=</m:t>
               </m:r>
-            </m:oMath>
-          </w:p>
-        </w:tc>
-        <w:tc>
-          <w:tcPr>
-            <w:tcW w:w="4718" w:type="dxa"/>
-            <w:gridSpan w:val="5"/>
-            <w:tcBorders>
-              <w:top w:val="single" w:sz="4" w:color="000000"/>
-              <w:left w:val="nil" w:sz="4" w:color="000000"/>
-              <w:bottom w:val="single" w:sz="4" w:color="000000"/>
-              <w:right w:val="single" w:sz="4" w:color="000000"/>
-            </w:tcBorders>
-            <w:tcMar>
-              <w:top w:w="70" w:type="dxa"/>
-              <w:left w:w="110" w:type="dxa"/>
-              <w:bottom w:w="70" w:type="dxa"/>
-              <w:right w:w="110" w:type="dxa"/>
-            </w:tcMar>
-            <w:vAlign w:val="center"/>
-          </w:tcPr>
-          <w:p>
-            <w:pPr>
-              <w:keepNext/>
-              <w:spacing w:before="0" w:after="0" w:line="276" w:lineRule="auto"/>
-              <w:jc w:val="left"/>
-            </w:pPr>
-            <w:r>
-              <w:rPr>
-                <w:rFonts w:ascii="Calibri" w:hAnsi="Calibri" w:eastAsia="微軟正黑體"/>
-                <w:sz w:val="24"/>
-                <w:szCs w:val="24"/>
-              </w:rPr>
-              <w:t xml:space="preserve"> </w:t>
-            </w:r>
-            <m:oMath>
               <m:f>
                 <m:num>
                   <m:r>
+                    <m:t xml:space="preserve">2</m:t>
+                  </m:r>
+                  <m:r>
                     <m:t xml:space="preserve">−</m:t>
-                  </m:r>
-                  <m:r>
-                    <m:t xml:space="preserve">4</m:t>
-                  </m:r>
-                  <m:r>
-                    <m:t xml:space="preserve">±</m:t>
-                  </m:r>
-                  <m:r>
-                    <m:t xml:space="preserve">2</m:t>
                   </m:r>
                   <m:rad>
                     <m:radPr>
@@ -4814,14 +2277,14 @@
                     <m:deg/>
                     <m:e>
                       <m:r>
-                        <m:t xml:space="preserve">7</m:t>
+                        <m:t xml:space="preserve">6</m:t>
                       </m:r>
                     </m:e>
                   </m:rad>
                 </m:num>
                 <m:den>
                   <m:r>
-                    <m:t xml:space="preserve">6</m:t>
+                    <m:t xml:space="preserve">2</m:t>
                   </m:r>
                 </m:den>
               </m:f>
@@ -4847,221 +2310,16 @@
           </w:tcPr>
           <w:p>
             <w:pPr>
-              <w:keepNext/>
-              <w:spacing w:before="0" w:after="0" w:line="276" w:lineRule="auto"/>
-              <w:jc w:val="left"/>
-            </w:pPr>
-            <w:r>
-              <w:rPr>
-                <w:rFonts w:ascii="Calibri" w:hAnsi="Calibri" w:eastAsia="微軟正黑體"/>
-                <w:sz w:val="24"/>
-                <w:szCs w:val="24"/>
-              </w:rPr>
-              <w:t xml:space="preserve">化簡：</w:t>
-            </w:r>
-            <m:oMath>
-              <m:rad>
-                <m:radPr>
-                  <m:degHide m:val="1"/>
-                </m:radPr>
-                <m:deg/>
-                <m:e>
-                  <m:r>
-                    <m:t xml:space="preserve">28</m:t>
-                  </m:r>
-                </m:e>
-              </m:rad>
-              <m:r>
-                <m:t xml:space="preserve">=</m:t>
-              </m:r>
-              <m:r>
-                <m:t xml:space="preserve">2</m:t>
-              </m:r>
-              <m:rad>
-                <m:radPr>
-                  <m:degHide m:val="1"/>
-                </m:radPr>
-                <m:deg/>
-                <m:e>
-                  <m:r>
-                    <m:t xml:space="preserve">7</m:t>
-                  </m:r>
-                </m:e>
-              </m:rad>
-            </m:oMath>
-          </w:p>
-        </w:tc>
-      </w:tr>
-      <w:tr>
-        <w:trPr>
-          <w:cantSplit/>
-        </w:trPr>
-        <w:tc>
-          <w:tcPr>
-            <w:tcW w:w="7257" w:type="dxa"/>
-            <w:gridSpan w:val="7"/>
-            <w:tcBorders>
-              <w:top w:val="single" w:sz="4" w:color="000000"/>
-              <w:left w:val="single" w:sz="4" w:color="000000"/>
-              <w:bottom w:val="single" w:sz="4" w:color="000000"/>
-              <w:right w:val="single" w:sz="4" w:color="000000"/>
-            </w:tcBorders>
-            <w:tcMar>
-              <w:top w:w="70" w:type="dxa"/>
-              <w:left w:w="110" w:type="dxa"/>
-              <w:bottom w:w="70" w:type="dxa"/>
-              <w:right w:w="110" w:type="dxa"/>
-            </w:tcMar>
-            <w:vAlign w:val="center"/>
-          </w:tcPr>
-          <w:p>
-            <w:pPr>
-              <w:spacing w:before="0" w:after="0" w:line="276" w:lineRule="auto"/>
-              <w:jc w:val="left"/>
-            </w:pPr>
-            <w:r>
-              <w:rPr>
-                <w:rFonts w:ascii="Calibri" w:hAnsi="Calibri" w:eastAsia="微軟正黑體"/>
-                <w:b/>
-                <w:bCs/>
-                <w:sz w:val="24"/>
-                <w:szCs w:val="24"/>
-              </w:rPr>
-              <w:t xml:space="preserve">∴ </w:t>
-            </w:r>
-            <m:oMath>
-              <m:sSub>
-                <m:e>
-                  <m:r>
-                    <m:t xml:space="preserve">x</m:t>
-                  </m:r>
-                </m:e>
-                <m:sub>
-                  <m:r>
-                    <m:t xml:space="preserve">1</m:t>
-                  </m:r>
-                </m:sub>
-              </m:sSub>
-              <m:r>
-                <m:t xml:space="preserve">=</m:t>
-              </m:r>
-              <m:f>
-                <m:num>
-                  <m:r>
-                    <m:t xml:space="preserve">−</m:t>
-                  </m:r>
-                  <m:r>
-                    <m:t xml:space="preserve">2</m:t>
-                  </m:r>
-                  <m:r>
-                    <m:t xml:space="preserve">+</m:t>
-                  </m:r>
-                  <m:rad>
-                    <m:radPr>
-                      <m:degHide m:val="1"/>
-                    </m:radPr>
-                    <m:deg/>
-                    <m:e>
-                      <m:r>
-                        <m:t xml:space="preserve">7</m:t>
-                      </m:r>
-                    </m:e>
-                  </m:rad>
-                </m:num>
-                <m:den>
-                  <m:r>
-                    <m:t xml:space="preserve">3</m:t>
-                  </m:r>
-                </m:den>
-              </m:f>
-            </m:oMath>
-            <w:r>
-              <w:rPr>
-                <w:rFonts w:ascii="Calibri" w:hAnsi="Calibri" w:eastAsia="微軟正黑體"/>
-                <w:b/>
-                <w:bCs/>
-                <w:sz w:val="24"/>
-                <w:szCs w:val="24"/>
-              </w:rPr>
-              <w:t xml:space="preserve">　或　</w:t>
-            </w:r>
-            <m:oMath>
-              <m:sSub>
-                <m:e>
-                  <m:r>
-                    <m:t xml:space="preserve">x</m:t>
-                  </m:r>
-                </m:e>
-                <m:sub>
-                  <m:r>
-                    <m:t xml:space="preserve">2</m:t>
-                  </m:r>
-                </m:sub>
-              </m:sSub>
-              <m:r>
-                <m:t xml:space="preserve">=</m:t>
-              </m:r>
-              <m:f>
-                <m:num>
-                  <m:r>
-                    <m:t xml:space="preserve">−</m:t>
-                  </m:r>
-                  <m:r>
-                    <m:t xml:space="preserve">2</m:t>
-                  </m:r>
-                  <m:r>
-                    <m:t xml:space="preserve">−</m:t>
-                  </m:r>
-                  <m:rad>
-                    <m:radPr>
-                      <m:degHide m:val="1"/>
-                    </m:radPr>
-                    <m:deg/>
-                    <m:e>
-                      <m:r>
-                        <m:t xml:space="preserve">7</m:t>
-                      </m:r>
-                    </m:e>
-                  </m:rad>
-                </m:num>
-                <m:den>
-                  <m:r>
-                    <m:t xml:space="preserve">3</m:t>
-                  </m:r>
-                </m:den>
-              </m:f>
-            </m:oMath>
-          </w:p>
-        </w:tc>
-        <w:tc>
-          <w:tcPr>
-            <w:tcW w:w="4081" w:type="dxa"/>
-            <w:tcBorders>
-              <w:top w:val="single" w:sz="4" w:color="000000"/>
-              <w:left w:val="single" w:sz="4" w:color="000000"/>
-              <w:bottom w:val="single" w:sz="4" w:color="000000"/>
-              <w:right w:val="single" w:sz="4" w:color="000000"/>
-            </w:tcBorders>
-            <w:tcMar>
-              <w:top w:w="70" w:type="dxa"/>
-              <w:left w:w="110" w:type="dxa"/>
-              <w:bottom w:w="70" w:type="dxa"/>
-              <w:right w:w="110" w:type="dxa"/>
-            </w:tcMar>
-            <w:vAlign w:val="center"/>
-          </w:tcPr>
-          <w:p>
-            <w:pPr>
-              <w:spacing w:before="0" w:after="0" w:line="276" w:lineRule="auto"/>
-              <w:jc w:val="left"/>
-            </w:pPr>
-            <w:r>
-              <w:rPr>
-                <w:rFonts w:ascii="Calibri" w:hAnsi="Calibri" w:eastAsia="微軟正黑體"/>
-                <w:sz w:val="24"/>
-                <w:szCs w:val="24"/>
-              </w:rPr>
-              <w:t xml:space="preserve">化簡 1 分（未約分扣 1 分）</w:t>
+              <w:spacing w:before="0" w:after="0" w:line="276" w:lineRule="auto"/>
+              <w:jc w:val="left"/>
+            </w:pPr>
+            <w:r>
+              <w:rPr>
+                <w:rFonts w:ascii="Calibri" w:hAnsi="Calibri" w:eastAsia="微軟正黑體"/>
+                <w:sz w:val="24"/>
+                <w:szCs w:val="24"/>
+              </w:rPr>
+              <w:t xml:space="preserve">化簡 3 分（未約分扣 2 分）</w:t>
             </w:r>
           </w:p>
         </w:tc>
@@ -5086,7 +2344,7 @@
           <w:sz w:val="28"/>
           <w:szCs w:val="28"/>
         </w:rPr>
-        <w:t xml:space="preserve">三、已知三點求二次函數的解析式（18 分）</w:t>
+        <w:t xml:space="preserve">三、已知三點求二次函數的解析式（24 分）</w:t>
       </w:r>
     </w:p>
     <w:p>
@@ -5103,7 +2361,7 @@
           <w:sz w:val="24"/>
           <w:szCs w:val="24"/>
         </w:rPr>
-        <w:t xml:space="preserve">練 8．經過 </w:t>
+        <w:t xml:space="preserve">練 4．經過 </w:t>
       </w:r>
       <m:oMath>
         <m:r>
@@ -5193,7 +2451,7 @@
           <w:sz w:val="24"/>
           <w:szCs w:val="24"/>
         </w:rPr>
-        <w:t xml:space="preserve">（6 分）</w:t>
+        <w:t xml:space="preserve">（12 分）</w:t>
       </w:r>
     </w:p>
     <w:tbl>
@@ -5391,7 +2649,7 @@
                 <w:sz w:val="24"/>
                 <w:szCs w:val="24"/>
               </w:rPr>
-              <w:t xml:space="preserve">1 分</w:t>
+              <w:t xml:space="preserve">2 分</w:t>
             </w:r>
           </w:p>
         </w:tc>
@@ -5555,7 +2813,7 @@
                 <w:sz w:val="24"/>
                 <w:szCs w:val="24"/>
               </w:rPr>
-              <w:t xml:space="preserve">代入三點 2 分</w:t>
+              <w:t xml:space="preserve">代入三點 4 分（兩條空格各 2 分）</w:t>
             </w:r>
           </w:p>
         </w:tc>
@@ -6179,7 +3437,7 @@
                 <w:sz w:val="24"/>
                 <w:szCs w:val="24"/>
               </w:rPr>
-              <w:t xml:space="preserve"> 1 分</w:t>
+              <w:t xml:space="preserve"> 2 分</w:t>
             </w:r>
           </w:p>
         </w:tc>
@@ -6340,7 +3598,7 @@
                 <w:sz w:val="24"/>
                 <w:szCs w:val="24"/>
               </w:rPr>
-              <w:t xml:space="preserve"> 1 分</w:t>
+              <w:t xml:space="preserve"> 2 分</w:t>
             </w:r>
           </w:p>
         </w:tc>
@@ -6447,7 +3705,7 @@
                 <w:sz w:val="24"/>
                 <w:szCs w:val="24"/>
               </w:rPr>
-              <w:t xml:space="preserve">1 分。</w:t>
+              <w:t xml:space="preserve">2 分。</w:t>
             </w:r>
             <m:oMath>
               <m:r>
@@ -6522,7 +3780,7 @@
           <w:sz w:val="24"/>
           <w:szCs w:val="24"/>
         </w:rPr>
-        <w:t xml:space="preserve">練 9．經過 </w:t>
+        <w:t xml:space="preserve">練 5．經過 </w:t>
       </w:r>
       <m:oMath>
         <m:r>
@@ -6609,7 +3867,7 @@
           <w:sz w:val="24"/>
           <w:szCs w:val="24"/>
         </w:rPr>
-        <w:t xml:space="preserve">（6 分）</w:t>
+        <w:t xml:space="preserve">（12 分）</w:t>
       </w:r>
     </w:p>
     <w:tbl>
@@ -6807,7 +4065,7 @@
                 <w:sz w:val="24"/>
                 <w:szCs w:val="24"/>
               </w:rPr>
-              <w:t xml:space="preserve">1 分</w:t>
+              <w:t xml:space="preserve">2 分</w:t>
             </w:r>
           </w:p>
         </w:tc>
@@ -6971,7 +4229,7 @@
                 <w:sz w:val="24"/>
                 <w:szCs w:val="24"/>
               </w:rPr>
-              <w:t xml:space="preserve">代入三點 2 分</w:t>
+              <w:t xml:space="preserve">代入三點 4 分（兩條空格各 2 分）</w:t>
             </w:r>
           </w:p>
         </w:tc>
@@ -7601,7 +4859,7 @@
                 <w:sz w:val="24"/>
                 <w:szCs w:val="24"/>
               </w:rPr>
-              <w:t xml:space="preserve"> 1 分</w:t>
+              <w:t xml:space="preserve"> 2 分</w:t>
             </w:r>
           </w:p>
         </w:tc>
@@ -7759,7 +5017,7 @@
                 <w:sz w:val="24"/>
                 <w:szCs w:val="24"/>
               </w:rPr>
-              <w:t xml:space="preserve"> 1 分</w:t>
+              <w:t xml:space="preserve"> 2 分</w:t>
             </w:r>
           </w:p>
         </w:tc>
@@ -7869,7 +5127,7 @@
                 <w:sz w:val="24"/>
                 <w:szCs w:val="24"/>
               </w:rPr>
-              <w:t xml:space="preserve">1 分。</w:t>
+              <w:t xml:space="preserve">2 分。</w:t>
             </w:r>
             <m:oMath>
               <m:r>
@@ -7944,1481 +5202,10 @@
           <w:rFonts w:ascii="Calibri" w:hAnsi="Calibri" w:eastAsia="微軟正黑體"/>
           <w:b/>
           <w:bCs/>
-          <w:sz w:val="24"/>
-          <w:szCs w:val="24"/>
-        </w:rPr>
-        <w:t xml:space="preserve">練 10．經過 </w:t>
-      </w:r>
-      <m:oMath>
-        <m:r>
-          <m:t xml:space="preserve">(</m:t>
-        </m:r>
-        <m:r>
-          <m:t xml:space="preserve">0</m:t>
-        </m:r>
-        <m:r>
-          <m:t xml:space="preserve">,</m:t>
-        </m:r>
-        <m:r>
-          <m:t xml:space="preserve">−</m:t>
-        </m:r>
-        <m:r>
-          <m:t xml:space="preserve">1</m:t>
-        </m:r>
-        <m:r>
-          <m:t xml:space="preserve">)</m:t>
-        </m:r>
-      </m:oMath>
-      <w:r>
-        <w:rPr>
-          <w:rFonts w:ascii="Calibri" w:hAnsi="Calibri" w:eastAsia="微軟正黑體"/>
-          <w:b/>
-          <w:bCs/>
-          <w:sz w:val="24"/>
-          <w:szCs w:val="24"/>
-        </w:rPr>
-        <w:t xml:space="preserve">、</w:t>
-      </w:r>
-      <m:oMath>
-        <m:r>
-          <m:t xml:space="preserve">(</m:t>
-        </m:r>
-        <m:r>
-          <m:t xml:space="preserve">1</m:t>
-        </m:r>
-        <m:r>
-          <m:t xml:space="preserve">,</m:t>
-        </m:r>
-        <m:r>
-          <m:t xml:space="preserve">2</m:t>
-        </m:r>
-        <m:r>
-          <m:t xml:space="preserve">)</m:t>
-        </m:r>
-      </m:oMath>
-      <w:r>
-        <w:rPr>
-          <w:rFonts w:ascii="Calibri" w:hAnsi="Calibri" w:eastAsia="微軟正黑體"/>
-          <w:b/>
-          <w:bCs/>
-          <w:sz w:val="24"/>
-          <w:szCs w:val="24"/>
-        </w:rPr>
-        <w:t xml:space="preserve">、</w:t>
-      </w:r>
-      <m:oMath>
-        <m:r>
-          <m:t xml:space="preserve">(</m:t>
-        </m:r>
-        <m:r>
-          <m:t xml:space="preserve">−</m:t>
-        </m:r>
-        <m:r>
-          <m:t xml:space="preserve">1</m:t>
-        </m:r>
-        <m:r>
-          <m:t xml:space="preserve">,</m:t>
-        </m:r>
-        <m:r>
-          <m:t xml:space="preserve">−</m:t>
-        </m:r>
-        <m:r>
-          <m:t xml:space="preserve">2</m:t>
-        </m:r>
-        <m:r>
-          <m:t xml:space="preserve">)</m:t>
-        </m:r>
-      </m:oMath>
-      <w:r>
-        <w:rPr>
-          <w:rFonts w:ascii="Calibri" w:hAnsi="Calibri" w:eastAsia="微軟正黑體"/>
-          <w:b/>
-          <w:bCs/>
-          <w:sz w:val="24"/>
-          <w:szCs w:val="24"/>
-        </w:rPr>
-        <w:t xml:space="preserve">（6 分）</w:t>
-      </w:r>
-    </w:p>
-    <w:tbl>
-      <w:tblPr>
-        <w:tblW w:w="11338" w:type="dxa"/>
-        <w:tblBorders>
-          <w:top w:val="single" w:sz="4" w:space="0" w:color="000000"/>
-          <w:left w:val="single" w:sz="4" w:space="0" w:color="000000"/>
-          <w:bottom w:val="single" w:sz="4" w:space="0" w:color="000000"/>
-          <w:right w:val="single" w:sz="4" w:space="0" w:color="000000"/>
-          <w:insideH w:val="single" w:sz="4" w:space="0" w:color="000000"/>
-          <w:insideV w:val="single" w:sz="4" w:space="0" w:color="000000"/>
-        </w:tblBorders>
-        <w:tblLayout w:type="fixed"/>
-      </w:tblPr>
-      <w:tblGrid>
-        <w:gridCol w:w="2177"/>
-        <w:gridCol w:w="362"/>
-        <w:gridCol w:w="2902"/>
-        <w:gridCol w:w="362"/>
-        <w:gridCol w:w="507"/>
-        <w:gridCol w:w="290"/>
-        <w:gridCol w:w="657"/>
-        <w:gridCol w:w="4081"/>
-      </w:tblGrid>
-      <w:tr>
-        <w:trPr>
-          <w:cantSplit/>
-          <w:tblHeader/>
-        </w:trPr>
-        <w:tc>
-          <w:tcPr>
-            <w:tcW w:w="7257" w:type="dxa"/>
-            <w:gridSpan w:val="7"/>
-            <w:shd w:val="clear" w:color="auto" w:fill="F0F0F0"/>
-            <w:tcMar>
-              <w:top w:w="70" w:type="dxa"/>
-              <w:left w:w="110" w:type="dxa"/>
-              <w:bottom w:w="70" w:type="dxa"/>
-              <w:right w:w="110" w:type="dxa"/>
-            </w:tcMar>
-            <w:vAlign w:val="top"/>
-          </w:tcPr>
-          <w:p>
-            <w:pPr>
-              <w:keepNext/>
-              <w:spacing w:line="360" w:lineRule="auto" w:after="80"/>
-              <w:jc w:val="left"/>
-            </w:pPr>
-            <w:r>
-              <w:rPr>
-                <w:rFonts w:ascii="Calibri" w:hAnsi="Calibri" w:eastAsia="微軟正黑體"/>
-                <w:b/>
-                <w:bCs/>
-                <w:sz w:val="22"/>
-                <w:szCs w:val="22"/>
-              </w:rPr>
-              <w:t xml:space="preserve">算式</w:t>
-            </w:r>
-          </w:p>
-        </w:tc>
-        <w:tc>
-          <w:tcPr>
-            <w:tcW w:w="4081" w:type="dxa"/>
-            <w:shd w:val="clear" w:color="auto" w:fill="F0F0F0"/>
-            <w:tcMar>
-              <w:top w:w="70" w:type="dxa"/>
-              <w:left w:w="110" w:type="dxa"/>
-              <w:bottom w:w="70" w:type="dxa"/>
-              <w:right w:w="110" w:type="dxa"/>
-            </w:tcMar>
-            <w:vAlign w:val="top"/>
-          </w:tcPr>
-          <w:p>
-            <w:pPr>
-              <w:keepNext/>
-              <w:spacing w:line="360" w:lineRule="auto" w:after="80"/>
-              <w:jc w:val="left"/>
-            </w:pPr>
-            <w:r>
-              <w:rPr>
-                <w:rFonts w:ascii="Calibri" w:hAnsi="Calibri" w:eastAsia="微軟正黑體"/>
-                <w:b/>
-                <w:bCs/>
-                <w:sz w:val="22"/>
-                <w:szCs w:val="22"/>
-              </w:rPr>
-              <w:t xml:space="preserve">說明與建議評分</w:t>
-            </w:r>
-          </w:p>
-        </w:tc>
-      </w:tr>
-      <w:tr>
-        <w:trPr>
-          <w:cantSplit/>
-        </w:trPr>
-        <w:tc>
-          <w:tcPr>
-            <w:tcW w:w="7257" w:type="dxa"/>
-            <w:gridSpan w:val="7"/>
-            <w:tcBorders>
-              <w:top w:val="single" w:sz="4" w:color="000000"/>
-              <w:left w:val="single" w:sz="4" w:color="000000"/>
-              <w:bottom w:val="single" w:sz="4" w:color="000000"/>
-              <w:right w:val="single" w:sz="4" w:color="000000"/>
-            </w:tcBorders>
-            <w:tcMar>
-              <w:top w:w="70" w:type="dxa"/>
-              <w:left w:w="110" w:type="dxa"/>
-              <w:bottom w:w="70" w:type="dxa"/>
-              <w:right w:w="110" w:type="dxa"/>
-            </w:tcMar>
-            <w:vAlign w:val="center"/>
-          </w:tcPr>
-          <w:p>
-            <w:pPr>
-              <w:keepNext/>
-              <w:spacing w:before="0" w:after="0" w:line="276" w:lineRule="auto"/>
-              <w:jc w:val="left"/>
-            </w:pPr>
-            <w:r>
-              <w:rPr>
-                <w:rFonts w:ascii="Calibri" w:hAnsi="Calibri" w:eastAsia="微軟正黑體"/>
-                <w:sz w:val="24"/>
-                <w:szCs w:val="24"/>
-              </w:rPr>
-              <w:t xml:space="preserve">設 </w:t>
-            </w:r>
-            <m:oMath>
-              <m:r>
-                <m:t xml:space="preserve">y</m:t>
-              </m:r>
-              <m:r>
-                <m:t xml:space="preserve">=</m:t>
-              </m:r>
-              <m:r>
-                <m:t xml:space="preserve">a</m:t>
-              </m:r>
-              <m:sSup>
-                <m:e>
-                  <m:r>
-                    <m:t xml:space="preserve">x</m:t>
-                  </m:r>
-                </m:e>
-                <m:sup>
-                  <m:r>
-                    <m:t xml:space="preserve">2</m:t>
-                  </m:r>
-                </m:sup>
-              </m:sSup>
-              <m:r>
-                <m:t xml:space="preserve">+</m:t>
-              </m:r>
-              <m:r>
-                <m:t xml:space="preserve">b</m:t>
-              </m:r>
-              <m:r>
-                <m:t xml:space="preserve">x</m:t>
-              </m:r>
-              <m:r>
-                <m:t xml:space="preserve">+</m:t>
-              </m:r>
-              <m:r>
-                <m:t xml:space="preserve">c</m:t>
-              </m:r>
-            </m:oMath>
-          </w:p>
-        </w:tc>
-        <w:tc>
-          <w:tcPr>
-            <w:tcW w:w="4081" w:type="dxa"/>
-            <w:tcBorders>
-              <w:top w:val="single" w:sz="4" w:color="000000"/>
-              <w:left w:val="single" w:sz="4" w:color="000000"/>
-              <w:bottom w:val="single" w:sz="4" w:color="000000"/>
-              <w:right w:val="single" w:sz="4" w:color="000000"/>
-            </w:tcBorders>
-            <w:tcMar>
-              <w:top w:w="70" w:type="dxa"/>
-              <w:left w:w="110" w:type="dxa"/>
-              <w:bottom w:w="70" w:type="dxa"/>
-              <w:right w:w="110" w:type="dxa"/>
-            </w:tcMar>
-            <w:vAlign w:val="center"/>
-          </w:tcPr>
-          <w:p>
-            <w:pPr>
-              <w:keepNext/>
-              <w:spacing w:before="0" w:after="0" w:line="276" w:lineRule="auto"/>
-              <w:jc w:val="left"/>
-            </w:pPr>
-            <w:r>
-              <w:rPr>
-                <w:rFonts w:ascii="Calibri" w:hAnsi="Calibri" w:eastAsia="微軟正黑體"/>
-                <w:sz w:val="24"/>
-                <w:szCs w:val="24"/>
-              </w:rPr>
-              <w:t xml:space="preserve">1 分</w:t>
-            </w:r>
-          </w:p>
-        </w:tc>
-      </w:tr>
-      <w:tr>
-        <w:trPr>
-          <w:cantSplit/>
-        </w:trPr>
-        <w:tc>
-          <w:tcPr>
-            <w:tcW w:w="7257" w:type="dxa"/>
-            <w:gridSpan w:val="7"/>
-            <w:tcBorders>
-              <w:top w:val="single" w:sz="4" w:color="000000"/>
-              <w:left w:val="single" w:sz="4" w:color="000000"/>
-              <w:bottom w:val="single" w:sz="4" w:color="000000"/>
-              <w:right w:val="single" w:sz="4" w:color="000000"/>
-            </w:tcBorders>
-            <w:tcMar>
-              <w:top w:w="70" w:type="dxa"/>
-              <w:left w:w="110" w:type="dxa"/>
-              <w:bottom w:w="70" w:type="dxa"/>
-              <w:right w:w="110" w:type="dxa"/>
-            </w:tcMar>
-            <w:vAlign w:val="center"/>
-          </w:tcPr>
-          <w:p>
-            <w:pPr>
-              <w:keepNext/>
-              <w:spacing w:before="0" w:after="0" w:line="276" w:lineRule="auto"/>
-              <w:jc w:val="left"/>
-            </w:pPr>
-            <w:r>
-              <w:rPr>
-                <w:rFonts w:ascii="Calibri" w:hAnsi="Calibri" w:eastAsia="微軟正黑體"/>
-                <w:sz w:val="24"/>
-                <w:szCs w:val="24"/>
-              </w:rPr>
-              <w:t xml:space="preserve">代入：</w:t>
-            </w:r>
-            <m:oMath>
-              <m:d>
-                <m:dPr>
-                  <m:begChr m:val="{"/>
-                  <m:endChr m:val=""/>
-                  <m:grow m:val="1"/>
-                </m:dPr>
-                <m:e>
-                  <m:m>
-                    <m:mPr>
-                      <m:mcs>
-                        <m:mc>
-                          <m:mcPr>
-                            <m:count m:val="1"/>
-                            <m:mcJc m:val="left"/>
-                          </m:mcPr>
-                        </m:mc>
-                      </m:mcs>
-                    </m:mPr>
-                    <m:mr>
-                      <m:e>
-                        <m:r>
-                          <m:t xml:space="preserve">c</m:t>
-                        </m:r>
-                        <m:r>
-                          <m:t xml:space="preserve">=−</m:t>
-                        </m:r>
-                        <m:r>
-                          <m:t xml:space="preserve">1</m:t>
-                        </m:r>
-                      </m:e>
-                    </m:mr>
-                    <m:mr>
-                      <m:e>
-                        <m:r>
-                          <m:t xml:space="preserve"> </m:t>
-                        </m:r>
-                        <m:r>
-                          <m:t xml:space="preserve">a</m:t>
-                        </m:r>
-                        <m:r>
-                          <m:t xml:space="preserve">+</m:t>
-                        </m:r>
-                        <m:r>
-                          <m:t xml:space="preserve">b</m:t>
-                        </m:r>
-                        <m:r>
-                          <m:t xml:space="preserve">+</m:t>
-                        </m:r>
-                        <m:r>
-                          <m:t xml:space="preserve">c</m:t>
-                        </m:r>
-                        <m:r>
-                          <m:t xml:space="preserve">=</m:t>
-                        </m:r>
-                        <m:r>
-                          <m:t xml:space="preserve">2</m:t>
-                        </m:r>
-                      </m:e>
-                    </m:mr>
-                    <m:mr>
-                      <m:e>
-                        <m:r>
-                          <m:t xml:space="preserve"> </m:t>
-                        </m:r>
-                        <m:r>
-                          <m:t xml:space="preserve">a</m:t>
-                        </m:r>
-                        <m:r>
-                          <m:t xml:space="preserve">−</m:t>
-                        </m:r>
-                        <m:r>
-                          <m:t xml:space="preserve">b</m:t>
-                        </m:r>
-                        <m:r>
-                          <m:t xml:space="preserve">+</m:t>
-                        </m:r>
-                        <m:r>
-                          <m:t xml:space="preserve">c</m:t>
-                        </m:r>
-                        <m:r>
-                          <m:t xml:space="preserve">=−</m:t>
-                        </m:r>
-                        <m:r>
-                          <m:t xml:space="preserve">2</m:t>
-                        </m:r>
-                      </m:e>
-                    </m:mr>
-                  </m:m>
-                </m:e>
-              </m:d>
-            </m:oMath>
-          </w:p>
-        </w:tc>
-        <w:tc>
-          <w:tcPr>
-            <w:tcW w:w="4081" w:type="dxa"/>
-            <w:tcBorders>
-              <w:top w:val="single" w:sz="4" w:color="000000"/>
-              <w:left w:val="single" w:sz="4" w:color="000000"/>
-              <w:bottom w:val="single" w:sz="4" w:color="000000"/>
-              <w:right w:val="single" w:sz="4" w:color="000000"/>
-            </w:tcBorders>
-            <w:tcMar>
-              <w:top w:w="70" w:type="dxa"/>
-              <w:left w:w="110" w:type="dxa"/>
-              <w:bottom w:w="70" w:type="dxa"/>
-              <w:right w:w="110" w:type="dxa"/>
-            </w:tcMar>
-            <w:vAlign w:val="center"/>
-          </w:tcPr>
-          <w:p>
-            <w:pPr>
-              <w:keepNext/>
-              <w:spacing w:before="0" w:after="0" w:line="276" w:lineRule="auto"/>
-              <w:jc w:val="left"/>
-            </w:pPr>
-            <w:r>
-              <w:rPr>
-                <w:rFonts w:ascii="Calibri" w:hAnsi="Calibri" w:eastAsia="微軟正黑體"/>
-                <w:sz w:val="24"/>
-                <w:szCs w:val="24"/>
-              </w:rPr>
-              <w:t xml:space="preserve">代入三點 2 分</w:t>
-            </w:r>
-          </w:p>
-        </w:tc>
-      </w:tr>
-      <w:tr>
-        <w:trPr>
-          <w:cantSplit/>
-        </w:trPr>
-        <w:tc>
-          <w:tcPr>
-            <w:tcW w:w="2177" w:type="dxa"/>
-            <w:tcBorders>
-              <w:top w:val="single" w:sz="4" w:color="000000"/>
-              <w:left w:val="single" w:sz="4" w:color="000000"/>
-              <w:bottom w:val="single" w:sz="4" w:color="000000"/>
-              <w:right w:val="nil" w:sz="4" w:color="000000"/>
-            </w:tcBorders>
-            <w:tcMar>
-              <w:top w:w="70" w:type="dxa"/>
-              <w:left w:w="110" w:type="dxa"/>
-              <w:bottom w:w="70" w:type="dxa"/>
-              <w:right w:w="110" w:type="dxa"/>
-            </w:tcMar>
-            <w:vAlign w:val="center"/>
-          </w:tcPr>
-          <w:p>
-            <w:pPr>
-              <w:keepNext/>
-              <w:spacing w:before="0" w:after="0" w:line="276" w:lineRule="auto"/>
-              <w:jc w:val="right"/>
-            </w:pPr>
-            <w:r>
-              <w:rPr>
-                <w:rFonts w:ascii="Calibri" w:hAnsi="Calibri" w:eastAsia="微軟正黑體"/>
-                <w:sz w:val="24"/>
-                <w:szCs w:val="24"/>
-              </w:rPr>
-              <w:t xml:space="preserve"> </w:t>
-            </w:r>
-            <m:oMath>
-              <m:r>
-                <m:t xml:space="preserve">a</m:t>
-              </m:r>
-              <m:r>
-                <m:t xml:space="preserve">−</m:t>
-              </m:r>
-              <m:r>
-                <m:t xml:space="preserve">b</m:t>
-              </m:r>
-            </m:oMath>
-          </w:p>
-        </w:tc>
-        <w:tc>
-          <w:tcPr>
-            <w:tcW w:w="362" w:type="dxa"/>
-            <w:tcBorders>
-              <w:top w:val="single" w:sz="4" w:color="000000"/>
-              <w:left w:val="nil" w:sz="4" w:color="000000"/>
-              <w:bottom w:val="single" w:sz="4" w:color="000000"/>
-              <w:right w:val="nil" w:sz="4" w:color="000000"/>
-            </w:tcBorders>
-            <w:tcMar>
-              <w:top w:w="70" w:type="dxa"/>
-              <w:left w:w="110" w:type="dxa"/>
-              <w:bottom w:w="70" w:type="dxa"/>
-              <w:right w:w="110" w:type="dxa"/>
-            </w:tcMar>
-            <w:vAlign w:val="center"/>
-          </w:tcPr>
-          <w:p>
-            <w:pPr>
-              <w:keepNext/>
-              <w:spacing w:before="0" w:after="0" w:line="276" w:lineRule="auto"/>
-              <w:jc w:val="center"/>
-            </w:pPr>
-            <m:oMath>
-              <m:r>
-                <m:t xml:space="preserve">=</m:t>
-              </m:r>
-            </m:oMath>
-          </w:p>
-        </w:tc>
-        <w:tc>
-          <w:tcPr>
-            <w:tcW w:w="4718" w:type="dxa"/>
-            <w:gridSpan w:val="5"/>
-            <w:tcBorders>
-              <w:top w:val="single" w:sz="4" w:color="000000"/>
-              <w:left w:val="nil" w:sz="4" w:color="000000"/>
-              <w:bottom w:val="single" w:sz="4" w:color="000000"/>
-              <w:right w:val="single" w:sz="4" w:color="000000"/>
-            </w:tcBorders>
-            <w:tcMar>
-              <w:top w:w="70" w:type="dxa"/>
-              <w:left w:w="110" w:type="dxa"/>
-              <w:bottom w:w="70" w:type="dxa"/>
-              <w:right w:w="110" w:type="dxa"/>
-            </w:tcMar>
-            <w:vAlign w:val="center"/>
-          </w:tcPr>
-          <w:p>
-            <w:pPr>
-              <w:keepNext/>
-              <w:spacing w:before="0" w:after="0" w:line="276" w:lineRule="auto"/>
-              <w:jc w:val="left"/>
-            </w:pPr>
-            <w:r>
-              <w:rPr>
-                <w:rFonts w:ascii="Calibri" w:hAnsi="Calibri" w:eastAsia="微軟正黑體"/>
-                <w:sz w:val="24"/>
-                <w:szCs w:val="24"/>
-              </w:rPr>
-              <w:t xml:space="preserve"> </w:t>
-            </w:r>
-            <m:oMath>
-              <m:r>
-                <m:t xml:space="preserve">−</m:t>
-              </m:r>
-              <m:r>
-                <m:t xml:space="preserve">1</m:t>
-              </m:r>
-            </m:oMath>
-          </w:p>
-        </w:tc>
-        <w:tc>
-          <w:tcPr>
-            <w:tcW w:w="4081" w:type="dxa"/>
-            <w:tcBorders>
-              <w:top w:val="single" w:sz="4" w:color="000000"/>
-              <w:left w:val="single" w:sz="4" w:color="000000"/>
-              <w:bottom w:val="single" w:sz="4" w:color="000000"/>
-              <w:right w:val="single" w:sz="4" w:color="000000"/>
-            </w:tcBorders>
-            <w:tcMar>
-              <w:top w:w="70" w:type="dxa"/>
-              <w:left w:w="110" w:type="dxa"/>
-              <w:bottom w:w="70" w:type="dxa"/>
-              <w:right w:w="110" w:type="dxa"/>
-            </w:tcMar>
-            <w:vAlign w:val="center"/>
-          </w:tcPr>
-          <w:p>
-            <w:pPr>
-              <w:keepNext/>
-              <w:spacing w:before="0" w:after="0" w:line="276" w:lineRule="auto"/>
-              <w:jc w:val="left"/>
-            </w:pPr>
-            <w:r>
-              <w:rPr>
-                <w:rFonts w:ascii="Calibri" w:hAnsi="Calibri" w:eastAsia="微軟正黑體"/>
-                <w:sz w:val="24"/>
-                <w:szCs w:val="24"/>
-              </w:rPr>
-              <w:t xml:space="preserve">代入 </w:t>
-            </w:r>
-            <m:oMath>
-              <m:r>
-                <m:t xml:space="preserve">c</m:t>
-              </m:r>
-            </m:oMath>
-            <w:r>
-              <w:rPr>
-                <w:rFonts w:ascii="Calibri" w:hAnsi="Calibri" w:eastAsia="微軟正黑體"/>
-                <w:sz w:val="24"/>
-                <w:szCs w:val="24"/>
-              </w:rPr>
-              <w:t xml:space="preserve"> 後的 ①</w:t>
-            </w:r>
-          </w:p>
-        </w:tc>
-      </w:tr>
-      <w:tr>
-        <w:trPr>
-          <w:cantSplit/>
-        </w:trPr>
-        <w:tc>
-          <w:tcPr>
-            <w:tcW w:w="2177" w:type="dxa"/>
-            <w:tcBorders>
-              <w:top w:val="single" w:sz="4" w:color="000000"/>
-              <w:left w:val="single" w:sz="4" w:color="000000"/>
-              <w:bottom w:val="single" w:sz="4" w:color="000000"/>
-              <w:right w:val="nil" w:sz="4" w:color="000000"/>
-            </w:tcBorders>
-            <w:tcMar>
-              <w:top w:w="70" w:type="dxa"/>
-              <w:left w:w="110" w:type="dxa"/>
-              <w:bottom w:w="70" w:type="dxa"/>
-              <w:right w:w="110" w:type="dxa"/>
-            </w:tcMar>
-            <w:vAlign w:val="center"/>
-          </w:tcPr>
-          <w:p>
-            <w:pPr>
-              <w:keepNext/>
-              <w:spacing w:before="0" w:after="0" w:line="276" w:lineRule="auto"/>
-              <w:jc w:val="right"/>
-            </w:pPr>
-            <w:r>
-              <w:rPr>
-                <w:rFonts w:ascii="Calibri" w:hAnsi="Calibri" w:eastAsia="微軟正黑體"/>
-                <w:sz w:val="24"/>
-                <w:szCs w:val="24"/>
-              </w:rPr>
-              <w:t xml:space="preserve"> </w:t>
-            </w:r>
-            <m:oMath>
-              <m:r>
-                <m:t xml:space="preserve">a</m:t>
-              </m:r>
-              <m:r>
-                <m:t xml:space="preserve">+</m:t>
-              </m:r>
-              <m:r>
-                <m:t xml:space="preserve">b</m:t>
-              </m:r>
-            </m:oMath>
-          </w:p>
-        </w:tc>
-        <w:tc>
-          <w:tcPr>
-            <w:tcW w:w="362" w:type="dxa"/>
-            <w:tcBorders>
-              <w:top w:val="single" w:sz="4" w:color="000000"/>
-              <w:left w:val="nil" w:sz="4" w:color="000000"/>
-              <w:bottom w:val="single" w:sz="4" w:color="000000"/>
-              <w:right w:val="nil" w:sz="4" w:color="000000"/>
-            </w:tcBorders>
-            <w:tcMar>
-              <w:top w:w="70" w:type="dxa"/>
-              <w:left w:w="110" w:type="dxa"/>
-              <w:bottom w:w="70" w:type="dxa"/>
-              <w:right w:w="110" w:type="dxa"/>
-            </w:tcMar>
-            <w:vAlign w:val="center"/>
-          </w:tcPr>
-          <w:p>
-            <w:pPr>
-              <w:keepNext/>
-              <w:spacing w:before="0" w:after="0" w:line="276" w:lineRule="auto"/>
-              <w:jc w:val="center"/>
-            </w:pPr>
-            <m:oMath>
-              <m:r>
-                <m:t xml:space="preserve">=</m:t>
-              </m:r>
-            </m:oMath>
-          </w:p>
-        </w:tc>
-        <w:tc>
-          <w:tcPr>
-            <w:tcW w:w="4718" w:type="dxa"/>
-            <w:gridSpan w:val="5"/>
-            <w:tcBorders>
-              <w:top w:val="single" w:sz="4" w:color="000000"/>
-              <w:left w:val="nil" w:sz="4" w:color="000000"/>
-              <w:bottom w:val="single" w:sz="4" w:color="000000"/>
-              <w:right w:val="single" w:sz="4" w:color="000000"/>
-            </w:tcBorders>
-            <w:tcMar>
-              <w:top w:w="70" w:type="dxa"/>
-              <w:left w:w="110" w:type="dxa"/>
-              <w:bottom w:w="70" w:type="dxa"/>
-              <w:right w:w="110" w:type="dxa"/>
-            </w:tcMar>
-            <w:vAlign w:val="center"/>
-          </w:tcPr>
-          <w:p>
-            <w:pPr>
-              <w:keepNext/>
-              <w:spacing w:before="0" w:after="0" w:line="276" w:lineRule="auto"/>
-              <w:jc w:val="left"/>
-            </w:pPr>
-            <w:r>
-              <w:rPr>
-                <w:rFonts w:ascii="Calibri" w:hAnsi="Calibri" w:eastAsia="微軟正黑體"/>
-                <w:sz w:val="24"/>
-                <w:szCs w:val="24"/>
-              </w:rPr>
-              <w:t xml:space="preserve"> </w:t>
-            </w:r>
-            <m:oMath>
-              <m:r>
-                <m:t xml:space="preserve">3</m:t>
-              </m:r>
-            </m:oMath>
-          </w:p>
-        </w:tc>
-        <w:tc>
-          <w:tcPr>
-            <w:tcW w:w="4081" w:type="dxa"/>
-            <w:tcBorders>
-              <w:top w:val="single" w:sz="4" w:color="000000"/>
-              <w:left w:val="single" w:sz="4" w:color="000000"/>
-              <w:bottom w:val="single" w:sz="4" w:color="000000"/>
-              <w:right w:val="single" w:sz="4" w:color="000000"/>
-            </w:tcBorders>
-            <w:tcMar>
-              <w:top w:w="70" w:type="dxa"/>
-              <w:left w:w="110" w:type="dxa"/>
-              <w:bottom w:w="70" w:type="dxa"/>
-              <w:right w:w="110" w:type="dxa"/>
-            </w:tcMar>
-            <w:vAlign w:val="center"/>
-          </w:tcPr>
-          <w:p>
-            <w:pPr>
-              <w:keepNext/>
-              <w:spacing w:before="0" w:after="0" w:line="276" w:lineRule="auto"/>
-              <w:jc w:val="left"/>
-            </w:pPr>
-            <w:r>
-              <w:rPr>
-                <w:rFonts w:ascii="Calibri" w:hAnsi="Calibri" w:eastAsia="微軟正黑體"/>
-                <w:sz w:val="24"/>
-                <w:szCs w:val="24"/>
-              </w:rPr>
-              <w:t xml:space="preserve">②</w:t>
-            </w:r>
-          </w:p>
-        </w:tc>
-      </w:tr>
-      <w:tr>
-        <w:trPr>
-          <w:cantSplit/>
-        </w:trPr>
-        <w:tc>
-          <w:tcPr>
-            <w:tcW w:w="2177" w:type="dxa"/>
-            <w:tcBorders>
-              <w:top w:val="single" w:sz="4" w:color="000000"/>
-              <w:left w:val="single" w:sz="4" w:color="000000"/>
-              <w:bottom w:val="single" w:sz="4" w:color="000000"/>
-              <w:right w:val="nil" w:sz="4" w:color="000000"/>
-            </w:tcBorders>
-            <w:tcMar>
-              <w:top w:w="70" w:type="dxa"/>
-              <w:left w:w="110" w:type="dxa"/>
-              <w:bottom w:w="70" w:type="dxa"/>
-              <w:right w:w="110" w:type="dxa"/>
-            </w:tcMar>
-            <w:vAlign w:val="center"/>
-          </w:tcPr>
-          <w:p>
-            <w:pPr>
-              <w:keepNext/>
-              <w:spacing w:before="0" w:after="0" w:line="276" w:lineRule="auto"/>
-              <w:jc w:val="right"/>
-            </w:pPr>
-            <w:r>
-              <w:rPr>
-                <w:rFonts w:ascii="Calibri" w:hAnsi="Calibri" w:eastAsia="微軟正黑體"/>
-                <w:sz w:val="24"/>
-                <w:szCs w:val="24"/>
-              </w:rPr>
-              <w:t xml:space="preserve"> </w:t>
-            </w:r>
-            <m:oMath>
-              <m:r>
-                <m:t xml:space="preserve">2</m:t>
-              </m:r>
-              <m:r>
-                <m:t xml:space="preserve">a</m:t>
-              </m:r>
-            </m:oMath>
-          </w:p>
-        </w:tc>
-        <w:tc>
-          <w:tcPr>
-            <w:tcW w:w="362" w:type="dxa"/>
-            <w:tcBorders>
-              <w:top w:val="single" w:sz="4" w:color="000000"/>
-              <w:left w:val="nil" w:sz="4" w:color="000000"/>
-              <w:bottom w:val="single" w:sz="4" w:color="000000"/>
-              <w:right w:val="nil" w:sz="4" w:color="000000"/>
-            </w:tcBorders>
-            <w:tcMar>
-              <w:top w:w="70" w:type="dxa"/>
-              <w:left w:w="110" w:type="dxa"/>
-              <w:bottom w:w="70" w:type="dxa"/>
-              <w:right w:w="110" w:type="dxa"/>
-            </w:tcMar>
-            <w:vAlign w:val="center"/>
-          </w:tcPr>
-          <w:p>
-            <w:pPr>
-              <w:keepNext/>
-              <w:spacing w:before="0" w:after="0" w:line="276" w:lineRule="auto"/>
-              <w:jc w:val="center"/>
-            </w:pPr>
-            <m:oMath>
-              <m:r>
-                <m:t xml:space="preserve">=</m:t>
-              </m:r>
-            </m:oMath>
-          </w:p>
-        </w:tc>
-        <w:tc>
-          <w:tcPr>
-            <w:tcW w:w="4718" w:type="dxa"/>
-            <w:gridSpan w:val="5"/>
-            <w:tcBorders>
-              <w:top w:val="single" w:sz="4" w:color="000000"/>
-              <w:left w:val="nil" w:sz="4" w:color="000000"/>
-              <w:bottom w:val="single" w:sz="4" w:color="000000"/>
-              <w:right w:val="single" w:sz="4" w:color="000000"/>
-            </w:tcBorders>
-            <w:tcMar>
-              <w:top w:w="70" w:type="dxa"/>
-              <w:left w:w="110" w:type="dxa"/>
-              <w:bottom w:w="70" w:type="dxa"/>
-              <w:right w:w="110" w:type="dxa"/>
-            </w:tcMar>
-            <w:vAlign w:val="center"/>
-          </w:tcPr>
-          <w:p>
-            <w:pPr>
-              <w:keepNext/>
-              <w:spacing w:before="0" w:after="0" w:line="276" w:lineRule="auto"/>
-              <w:jc w:val="left"/>
-            </w:pPr>
-            <w:r>
-              <w:rPr>
-                <w:rFonts w:ascii="Calibri" w:hAnsi="Calibri" w:eastAsia="微軟正黑體"/>
-                <w:sz w:val="24"/>
-                <w:szCs w:val="24"/>
-              </w:rPr>
-              <w:t xml:space="preserve"> </w:t>
-            </w:r>
-            <m:oMath>
-              <m:r>
-                <m:t xml:space="preserve">2</m:t>
-              </m:r>
-            </m:oMath>
-          </w:p>
-        </w:tc>
-        <w:tc>
-          <w:tcPr>
-            <w:tcW w:w="4081" w:type="dxa"/>
-            <w:tcBorders>
-              <w:top w:val="single" w:sz="4" w:color="000000"/>
-              <w:left w:val="single" w:sz="4" w:color="000000"/>
-              <w:bottom w:val="single" w:sz="4" w:color="000000"/>
-              <w:right w:val="single" w:sz="4" w:color="000000"/>
-            </w:tcBorders>
-            <w:tcMar>
-              <w:top w:w="70" w:type="dxa"/>
-              <w:left w:w="110" w:type="dxa"/>
-              <w:bottom w:w="70" w:type="dxa"/>
-              <w:right w:w="110" w:type="dxa"/>
-            </w:tcMar>
-            <w:vAlign w:val="center"/>
-          </w:tcPr>
-          <w:p>
-            <w:pPr>
-              <w:keepNext/>
-              <w:spacing w:before="0" w:after="0" w:line="276" w:lineRule="auto"/>
-              <w:jc w:val="left"/>
-            </w:pPr>
-            <w:r>
-              <w:rPr>
-                <w:rFonts w:ascii="Calibri" w:hAnsi="Calibri" w:eastAsia="微軟正黑體"/>
-                <w:sz w:val="24"/>
-                <w:szCs w:val="24"/>
-              </w:rPr>
-              <w:t xml:space="preserve">① ＋ ②</w:t>
-            </w:r>
-          </w:p>
-        </w:tc>
-      </w:tr>
-      <w:tr>
-        <w:trPr>
-          <w:cantSplit/>
-        </w:trPr>
-        <w:tc>
-          <w:tcPr>
-            <w:tcW w:w="2177" w:type="dxa"/>
-            <w:tcBorders>
-              <w:top w:val="single" w:sz="4" w:color="000000"/>
-              <w:left w:val="single" w:sz="4" w:color="000000"/>
-              <w:bottom w:val="single" w:sz="4" w:color="000000"/>
-              <w:right w:val="nil" w:sz="4" w:color="000000"/>
-            </w:tcBorders>
-            <w:tcMar>
-              <w:top w:w="70" w:type="dxa"/>
-              <w:left w:w="110" w:type="dxa"/>
-              <w:bottom w:w="70" w:type="dxa"/>
-              <w:right w:w="110" w:type="dxa"/>
-            </w:tcMar>
-            <w:vAlign w:val="center"/>
-          </w:tcPr>
-          <w:p>
-            <w:pPr>
-              <w:keepNext/>
-              <w:spacing w:before="0" w:after="0" w:line="276" w:lineRule="auto"/>
-              <w:jc w:val="right"/>
-            </w:pPr>
-            <w:r>
-              <w:rPr>
-                <w:rFonts w:ascii="Calibri" w:hAnsi="Calibri" w:eastAsia="微軟正黑體"/>
-                <w:sz w:val="24"/>
-                <w:szCs w:val="24"/>
-              </w:rPr>
-              <w:t xml:space="preserve"> </w:t>
-            </w:r>
-            <m:oMath>
-              <m:r>
-                <m:t xml:space="preserve">a</m:t>
-              </m:r>
-            </m:oMath>
-          </w:p>
-        </w:tc>
-        <w:tc>
-          <w:tcPr>
-            <w:tcW w:w="362" w:type="dxa"/>
-            <w:tcBorders>
-              <w:top w:val="single" w:sz="4" w:color="000000"/>
-              <w:left w:val="nil" w:sz="4" w:color="000000"/>
-              <w:bottom w:val="single" w:sz="4" w:color="000000"/>
-              <w:right w:val="nil" w:sz="4" w:color="000000"/>
-            </w:tcBorders>
-            <w:tcMar>
-              <w:top w:w="70" w:type="dxa"/>
-              <w:left w:w="110" w:type="dxa"/>
-              <w:bottom w:w="70" w:type="dxa"/>
-              <w:right w:w="110" w:type="dxa"/>
-            </w:tcMar>
-            <w:vAlign w:val="center"/>
-          </w:tcPr>
-          <w:p>
-            <w:pPr>
-              <w:keepNext/>
-              <w:spacing w:before="0" w:after="0" w:line="276" w:lineRule="auto"/>
-              <w:jc w:val="center"/>
-            </w:pPr>
-            <m:oMath>
-              <m:r>
-                <m:t xml:space="preserve">=</m:t>
-              </m:r>
-            </m:oMath>
-          </w:p>
-        </w:tc>
-        <w:tc>
-          <w:tcPr>
-            <w:tcW w:w="4718" w:type="dxa"/>
-            <w:gridSpan w:val="5"/>
-            <w:tcBorders>
-              <w:top w:val="single" w:sz="4" w:color="000000"/>
-              <w:left w:val="nil" w:sz="4" w:color="000000"/>
-              <w:bottom w:val="single" w:sz="4" w:color="000000"/>
-              <w:right w:val="single" w:sz="4" w:color="000000"/>
-            </w:tcBorders>
-            <w:tcMar>
-              <w:top w:w="70" w:type="dxa"/>
-              <w:left w:w="110" w:type="dxa"/>
-              <w:bottom w:w="70" w:type="dxa"/>
-              <w:right w:w="110" w:type="dxa"/>
-            </w:tcMar>
-            <w:vAlign w:val="center"/>
-          </w:tcPr>
-          <w:p>
-            <w:pPr>
-              <w:keepNext/>
-              <w:spacing w:before="0" w:after="0" w:line="276" w:lineRule="auto"/>
-              <w:jc w:val="left"/>
-            </w:pPr>
-            <w:r>
-              <w:rPr>
-                <w:rFonts w:ascii="Calibri" w:hAnsi="Calibri" w:eastAsia="微軟正黑體"/>
-                <w:sz w:val="24"/>
-                <w:szCs w:val="24"/>
-              </w:rPr>
-              <w:t xml:space="preserve"> </w:t>
-            </w:r>
-            <m:oMath>
-              <m:r>
-                <m:t xml:space="preserve">1</m:t>
-              </m:r>
-            </m:oMath>
-          </w:p>
-        </w:tc>
-        <w:tc>
-          <w:tcPr>
-            <w:tcW w:w="4081" w:type="dxa"/>
-            <w:tcBorders>
-              <w:top w:val="single" w:sz="4" w:color="000000"/>
-              <w:left w:val="single" w:sz="4" w:color="000000"/>
-              <w:bottom w:val="single" w:sz="4" w:color="000000"/>
-              <w:right w:val="single" w:sz="4" w:color="000000"/>
-            </w:tcBorders>
-            <w:tcMar>
-              <w:top w:w="70" w:type="dxa"/>
-              <w:left w:w="110" w:type="dxa"/>
-              <w:bottom w:w="70" w:type="dxa"/>
-              <w:right w:w="110" w:type="dxa"/>
-            </w:tcMar>
-            <w:vAlign w:val="center"/>
-          </w:tcPr>
-          <w:p>
-            <w:pPr>
-              <w:keepNext/>
-              <w:spacing w:before="0" w:after="0" w:line="276" w:lineRule="auto"/>
-              <w:jc w:val="left"/>
-            </w:pPr>
-            <w:r>
-              <w:rPr>
-                <w:rFonts w:ascii="Calibri" w:hAnsi="Calibri" w:eastAsia="微軟正黑體"/>
-                <w:sz w:val="24"/>
-                <w:szCs w:val="24"/>
-              </w:rPr>
-              <w:t xml:space="preserve">求 </w:t>
-            </w:r>
-            <m:oMath>
-              <m:r>
-                <m:t xml:space="preserve">a</m:t>
-              </m:r>
-            </m:oMath>
-            <w:r>
-              <w:rPr>
-                <w:rFonts w:ascii="Calibri" w:hAnsi="Calibri" w:eastAsia="微軟正黑體"/>
-                <w:sz w:val="24"/>
-                <w:szCs w:val="24"/>
-              </w:rPr>
-              <w:t xml:space="preserve"> 1 分</w:t>
-            </w:r>
-          </w:p>
-        </w:tc>
-      </w:tr>
-      <w:tr>
-        <w:trPr>
-          <w:cantSplit/>
-        </w:trPr>
-        <w:tc>
-          <w:tcPr>
-            <w:tcW w:w="2177" w:type="dxa"/>
-            <w:tcBorders>
-              <w:top w:val="single" w:sz="4" w:color="000000"/>
-              <w:left w:val="single" w:sz="4" w:color="000000"/>
-              <w:bottom w:val="single" w:sz="4" w:color="000000"/>
-              <w:right w:val="nil" w:sz="4" w:color="000000"/>
-            </w:tcBorders>
-            <w:tcMar>
-              <w:top w:w="70" w:type="dxa"/>
-              <w:left w:w="110" w:type="dxa"/>
-              <w:bottom w:w="70" w:type="dxa"/>
-              <w:right w:w="110" w:type="dxa"/>
-            </w:tcMar>
-            <w:vAlign w:val="center"/>
-          </w:tcPr>
-          <w:p>
-            <w:pPr>
-              <w:keepNext/>
-              <w:spacing w:before="0" w:after="0" w:line="276" w:lineRule="auto"/>
-              <w:jc w:val="right"/>
-            </w:pPr>
-            <w:r>
-              <w:rPr>
-                <w:rFonts w:ascii="Calibri" w:hAnsi="Calibri" w:eastAsia="微軟正黑體"/>
-                <w:sz w:val="24"/>
-                <w:szCs w:val="24"/>
-              </w:rPr>
-              <w:t xml:space="preserve"> </w:t>
-            </w:r>
-            <m:oMath>
-              <m:r>
-                <m:t xml:space="preserve">b</m:t>
-              </m:r>
-            </m:oMath>
-          </w:p>
-        </w:tc>
-        <w:tc>
-          <w:tcPr>
-            <w:tcW w:w="362" w:type="dxa"/>
-            <w:tcBorders>
-              <w:top w:val="single" w:sz="4" w:color="000000"/>
-              <w:left w:val="nil" w:sz="4" w:color="000000"/>
-              <w:bottom w:val="single" w:sz="4" w:color="000000"/>
-              <w:right w:val="nil" w:sz="4" w:color="000000"/>
-            </w:tcBorders>
-            <w:tcMar>
-              <w:top w:w="70" w:type="dxa"/>
-              <w:left w:w="110" w:type="dxa"/>
-              <w:bottom w:w="70" w:type="dxa"/>
-              <w:right w:w="110" w:type="dxa"/>
-            </w:tcMar>
-            <w:vAlign w:val="center"/>
-          </w:tcPr>
-          <w:p>
-            <w:pPr>
-              <w:keepNext/>
-              <w:spacing w:before="0" w:after="0" w:line="276" w:lineRule="auto"/>
-              <w:jc w:val="center"/>
-            </w:pPr>
-            <m:oMath>
-              <m:r>
-                <m:t xml:space="preserve">=</m:t>
-              </m:r>
-            </m:oMath>
-          </w:p>
-        </w:tc>
-        <w:tc>
-          <w:tcPr>
-            <w:tcW w:w="4718" w:type="dxa"/>
-            <w:gridSpan w:val="5"/>
-            <w:tcBorders>
-              <w:top w:val="single" w:sz="4" w:color="000000"/>
-              <w:left w:val="nil" w:sz="4" w:color="000000"/>
-              <w:bottom w:val="single" w:sz="4" w:color="000000"/>
-              <w:right w:val="single" w:sz="4" w:color="000000"/>
-            </w:tcBorders>
-            <w:tcMar>
-              <w:top w:w="70" w:type="dxa"/>
-              <w:left w:w="110" w:type="dxa"/>
-              <w:bottom w:w="70" w:type="dxa"/>
-              <w:right w:w="110" w:type="dxa"/>
-            </w:tcMar>
-            <w:vAlign w:val="center"/>
-          </w:tcPr>
-          <w:p>
-            <w:pPr>
-              <w:keepNext/>
-              <w:spacing w:before="0" w:after="0" w:line="276" w:lineRule="auto"/>
-              <w:jc w:val="left"/>
-            </w:pPr>
-            <w:r>
-              <w:rPr>
-                <w:rFonts w:ascii="Calibri" w:hAnsi="Calibri" w:eastAsia="微軟正黑體"/>
-                <w:sz w:val="24"/>
-                <w:szCs w:val="24"/>
-              </w:rPr>
-              <w:t xml:space="preserve"> </w:t>
-            </w:r>
-            <m:oMath>
-              <m:r>
-                <m:t xml:space="preserve">2</m:t>
-              </m:r>
-            </m:oMath>
-          </w:p>
-        </w:tc>
-        <w:tc>
-          <w:tcPr>
-            <w:tcW w:w="4081" w:type="dxa"/>
-            <w:tcBorders>
-              <w:top w:val="single" w:sz="4" w:color="000000"/>
-              <w:left w:val="single" w:sz="4" w:color="000000"/>
-              <w:bottom w:val="single" w:sz="4" w:color="000000"/>
-              <w:right w:val="single" w:sz="4" w:color="000000"/>
-            </w:tcBorders>
-            <w:tcMar>
-              <w:top w:w="70" w:type="dxa"/>
-              <w:left w:w="110" w:type="dxa"/>
-              <w:bottom w:w="70" w:type="dxa"/>
-              <w:right w:w="110" w:type="dxa"/>
-            </w:tcMar>
-            <w:vAlign w:val="center"/>
-          </w:tcPr>
-          <w:p>
-            <w:pPr>
-              <w:keepNext/>
-              <w:spacing w:before="0" w:after="0" w:line="276" w:lineRule="auto"/>
-              <w:jc w:val="left"/>
-            </w:pPr>
-            <w:r>
-              <w:rPr>
-                <w:rFonts w:ascii="Calibri" w:hAnsi="Calibri" w:eastAsia="微軟正黑體"/>
-                <w:sz w:val="24"/>
-                <w:szCs w:val="24"/>
-              </w:rPr>
-              <w:t xml:space="preserve">求 </w:t>
-            </w:r>
-            <m:oMath>
-              <m:r>
-                <m:t xml:space="preserve">b</m:t>
-              </m:r>
-            </m:oMath>
-            <w:r>
-              <w:rPr>
-                <w:rFonts w:ascii="Calibri" w:hAnsi="Calibri" w:eastAsia="微軟正黑體"/>
-                <w:sz w:val="24"/>
-                <w:szCs w:val="24"/>
-              </w:rPr>
-              <w:t xml:space="preserve"> 1 分</w:t>
-            </w:r>
-          </w:p>
-        </w:tc>
-      </w:tr>
-      <w:tr>
-        <w:trPr>
-          <w:cantSplit/>
-        </w:trPr>
-        <w:tc>
-          <w:tcPr>
-            <w:tcW w:w="7257" w:type="dxa"/>
-            <w:gridSpan w:val="7"/>
-            <w:tcBorders>
-              <w:top w:val="single" w:sz="4" w:color="000000"/>
-              <w:left w:val="single" w:sz="4" w:color="000000"/>
-              <w:bottom w:val="single" w:sz="4" w:color="000000"/>
-              <w:right w:val="single" w:sz="4" w:color="000000"/>
-            </w:tcBorders>
-            <w:tcMar>
-              <w:top w:w="70" w:type="dxa"/>
-              <w:left w:w="110" w:type="dxa"/>
-              <w:bottom w:w="70" w:type="dxa"/>
-              <w:right w:w="110" w:type="dxa"/>
-            </w:tcMar>
-            <w:vAlign w:val="center"/>
-          </w:tcPr>
-          <w:p>
-            <w:pPr>
-              <w:spacing w:before="0" w:after="0" w:line="276" w:lineRule="auto"/>
-              <w:jc w:val="left"/>
-            </w:pPr>
-            <w:r>
-              <w:rPr>
-                <w:rFonts w:ascii="Calibri" w:hAnsi="Calibri" w:eastAsia="微軟正黑體"/>
-                <w:b/>
-                <w:bCs/>
-                <w:sz w:val="24"/>
-                <w:szCs w:val="24"/>
-              </w:rPr>
-              <w:t xml:space="preserve">∴ </w:t>
-            </w:r>
-            <m:oMath>
-              <m:r>
-                <m:t xml:space="preserve">y</m:t>
-              </m:r>
-              <m:r>
-                <m:t xml:space="preserve">=</m:t>
-              </m:r>
-              <m:sSup>
-                <m:e>
-                  <m:r>
-                    <m:t xml:space="preserve">x</m:t>
-                  </m:r>
-                </m:e>
-                <m:sup>
-                  <m:r>
-                    <m:t xml:space="preserve">2</m:t>
-                  </m:r>
-                </m:sup>
-              </m:sSup>
-              <m:r>
-                <m:t xml:space="preserve">+</m:t>
-              </m:r>
-              <m:r>
-                <m:t xml:space="preserve">2</m:t>
-              </m:r>
-              <m:r>
-                <m:t xml:space="preserve">x</m:t>
-              </m:r>
-              <m:r>
-                <m:t xml:space="preserve">−</m:t>
-              </m:r>
-              <m:r>
-                <m:t xml:space="preserve">1</m:t>
-              </m:r>
-            </m:oMath>
-          </w:p>
-        </w:tc>
-        <w:tc>
-          <w:tcPr>
-            <w:tcW w:w="4081" w:type="dxa"/>
-            <w:tcBorders>
-              <w:top w:val="single" w:sz="4" w:color="000000"/>
-              <w:left w:val="single" w:sz="4" w:color="000000"/>
-              <w:bottom w:val="single" w:sz="4" w:color="000000"/>
-              <w:right w:val="single" w:sz="4" w:color="000000"/>
-            </w:tcBorders>
-            <w:tcMar>
-              <w:top w:w="70" w:type="dxa"/>
-              <w:left w:w="110" w:type="dxa"/>
-              <w:bottom w:w="70" w:type="dxa"/>
-              <w:right w:w="110" w:type="dxa"/>
-            </w:tcMar>
-            <w:vAlign w:val="center"/>
-          </w:tcPr>
-          <w:p>
-            <w:pPr>
-              <w:spacing w:before="0" w:after="0" w:line="276" w:lineRule="auto"/>
-              <w:jc w:val="left"/>
-            </w:pPr>
-            <w:r>
-              <w:rPr>
-                <w:rFonts w:ascii="Calibri" w:hAnsi="Calibri" w:eastAsia="微軟正黑體"/>
-                <w:sz w:val="24"/>
-                <w:szCs w:val="24"/>
-              </w:rPr>
-              <w:t xml:space="preserve">1 分。</w:t>
-            </w:r>
-            <m:oMath>
-              <m:r>
-                <m:t xml:space="preserve">x</m:t>
-              </m:r>
-              <m:r>
-                <m:t xml:space="preserve">=−</m:t>
-              </m:r>
-              <m:r>
-                <m:t xml:space="preserve">1</m:t>
-              </m:r>
-            </m:oMath>
-            <w:r>
-              <w:rPr>
-                <w:rFonts w:ascii="Calibri" w:hAnsi="Calibri" w:eastAsia="微軟正黑體"/>
-                <w:sz w:val="24"/>
-                <w:szCs w:val="24"/>
-              </w:rPr>
-              <w:t xml:space="preserve">：</w:t>
-            </w:r>
-            <m:oMath>
-              <m:r>
-                <m:t xml:space="preserve">1</m:t>
-              </m:r>
-              <m:r>
-                <m:t xml:space="preserve">−</m:t>
-              </m:r>
-              <m:r>
-                <m:t xml:space="preserve">2</m:t>
-              </m:r>
-              <m:r>
-                <m:t xml:space="preserve">−</m:t>
-              </m:r>
-              <m:r>
-                <m:t xml:space="preserve">1</m:t>
-              </m:r>
-              <m:r>
-                <m:t xml:space="preserve">=−</m:t>
-              </m:r>
-              <m:r>
-                <m:t xml:space="preserve">2</m:t>
-              </m:r>
-            </m:oMath>
-            <w:r>
-              <w:rPr>
-                <w:rFonts w:ascii="Calibri" w:hAnsi="Calibri" w:eastAsia="微軟正黑體"/>
-                <w:sz w:val="24"/>
-                <w:szCs w:val="24"/>
-              </w:rPr>
-              <w:t xml:space="preserve">　✔</w:t>
-            </w:r>
-          </w:p>
-        </w:tc>
-      </w:tr>
-    </w:tbl>
-    <w:p>
-      <w:pPr>
-        <w:spacing w:before="0" w:after="0" w:line="200" w:lineRule="exact"/>
-      </w:pPr>
-    </w:p>
-    <w:p>
-      <w:pPr>
-        <w:spacing w:line="360" w:lineRule="auto" w:after="80"/>
-        <w:jc w:val="left"/>
-      </w:pPr>
-      <w:r>
-        <w:rPr>
-          <w:rFonts w:ascii="Calibri" w:hAnsi="Calibri" w:eastAsia="微軟正黑體"/>
-          <w:sz w:val="22"/>
-          <w:szCs w:val="22"/>
-        </w:rPr>
-        <w:t xml:space="preserve">※ 練 10 三點的次序故意打亂，</w:t>
-      </w:r>
-      <m:oMath>
-        <m:r>
-          <m:t xml:space="preserve">(</m:t>
-        </m:r>
-        <m:r>
-          <m:t xml:space="preserve">0</m:t>
-        </m:r>
-        <m:r>
-          <m:t xml:space="preserve">,</m:t>
-        </m:r>
-        <m:r>
-          <m:t xml:space="preserve">−</m:t>
-        </m:r>
-        <m:r>
-          <m:t xml:space="preserve">1</m:t>
-        </m:r>
-        <m:r>
-          <m:t xml:space="preserve">)</m:t>
-        </m:r>
-      </m:oMath>
-      <w:r>
-        <w:rPr>
-          <w:rFonts w:ascii="Calibri" w:hAnsi="Calibri" w:eastAsia="微軟正黑體"/>
-          <w:sz w:val="22"/>
-          <w:szCs w:val="22"/>
-        </w:rPr>
-        <w:t xml:space="preserve"> 寫在最前；學生要自己認出哪一點給出 </w:t>
-      </w:r>
-      <m:oMath>
-        <m:r>
-          <m:t xml:space="preserve">c</m:t>
-        </m:r>
-      </m:oMath>
-      <w:r>
-        <w:rPr>
-          <w:rFonts w:ascii="Calibri" w:hAnsi="Calibri" w:eastAsia="微軟正黑體"/>
-          <w:sz w:val="22"/>
-          <w:szCs w:val="22"/>
-        </w:rPr>
-        <w:t xml:space="preserve">。</w:t>
-      </w:r>
-    </w:p>
-    <w:p>
-      <w:pPr>
-        <w:keepNext/>
-        <w:spacing w:line="360" w:lineRule="auto" w:after="80"/>
-        <w:jc w:val="left"/>
-      </w:pPr>
-      <w:r>
-        <w:rPr>
-          <w:rFonts w:ascii="Calibri" w:hAnsi="Calibri" w:eastAsia="微軟正黑體"/>
-          <w:b/>
-          <w:bCs/>
           <w:sz w:val="28"/>
           <w:szCs w:val="28"/>
         </w:rPr>
-        <w:t xml:space="preserve">四、已知頂點求二次函數的解析式（18 分）</w:t>
+        <w:t xml:space="preserve">四、已知頂點求二次函數的解析式（24 分）</w:t>
       </w:r>
     </w:p>
     <w:p>
@@ -9435,7 +5222,7 @@
           <w:sz w:val="24"/>
           <w:szCs w:val="24"/>
         </w:rPr>
-        <w:t xml:space="preserve">練 11．頂點 </w:t>
+        <w:t xml:space="preserve">練 6．頂點 </w:t>
       </w:r>
       <m:oMath>
         <m:r>
@@ -9492,7 +5279,7 @@
           <w:sz w:val="24"/>
           <w:szCs w:val="24"/>
         </w:rPr>
-        <w:t xml:space="preserve">（6 分）</w:t>
+        <w:t xml:space="preserve">（12 分）</w:t>
       </w:r>
     </w:p>
     <w:tbl>
@@ -9693,7 +5480,7 @@
                 <w:sz w:val="24"/>
                 <w:szCs w:val="24"/>
               </w:rPr>
-              <w:t xml:space="preserve">1 分</w:t>
+              <w:t xml:space="preserve">2 分</w:t>
             </w:r>
           </w:p>
         </w:tc>
@@ -9806,7 +5593,7 @@
                 <w:sz w:val="24"/>
                 <w:szCs w:val="24"/>
               </w:rPr>
-              <w:t xml:space="preserve">代入頂點 2 分</w:t>
+              <w:t xml:space="preserve">代入頂點 4 分</w:t>
             </w:r>
           </w:p>
         </w:tc>
@@ -10006,7 +5793,7 @@
                 <w:sz w:val="24"/>
                 <w:szCs w:val="24"/>
               </w:rPr>
-              <w:t xml:space="preserve"> 1 分</w:t>
+              <w:t xml:space="preserve"> 2 分</w:t>
             </w:r>
           </w:p>
         </w:tc>
@@ -10304,7 +6091,7 @@
                 <w:sz w:val="24"/>
                 <w:szCs w:val="24"/>
               </w:rPr>
-              <w:t xml:space="preserve"> 1 分</w:t>
+              <w:t xml:space="preserve"> 2 分</w:t>
             </w:r>
           </w:p>
         </w:tc>
@@ -10417,7 +6204,7 @@
                 <w:sz w:val="24"/>
                 <w:szCs w:val="24"/>
               </w:rPr>
-              <w:t xml:space="preserve">1 分</w:t>
+              <w:t xml:space="preserve">2 分</w:t>
             </w:r>
           </w:p>
         </w:tc>
@@ -10442,7 +6229,7 @@
           <w:sz w:val="24"/>
           <w:szCs w:val="24"/>
         </w:rPr>
-        <w:t xml:space="preserve">練 12．頂點 </w:t>
+        <w:t xml:space="preserve">練 7．頂點 </w:t>
       </w:r>
       <m:oMath>
         <m:r>
@@ -10499,7 +6286,7 @@
           <w:sz w:val="24"/>
           <w:szCs w:val="24"/>
         </w:rPr>
-        <w:t xml:space="preserve">（6 分）</w:t>
+        <w:t xml:space="preserve">（12 分）</w:t>
       </w:r>
     </w:p>
     <w:tbl>
@@ -10700,7 +6487,7 @@
                 <w:sz w:val="24"/>
                 <w:szCs w:val="24"/>
               </w:rPr>
-              <w:t xml:space="preserve">1 分</w:t>
+              <w:t xml:space="preserve">2 分</w:t>
             </w:r>
           </w:p>
         </w:tc>
@@ -10813,7 +6600,7 @@
                 <w:sz w:val="24"/>
                 <w:szCs w:val="24"/>
               </w:rPr>
-              <w:t xml:space="preserve">代入頂點 2 分</w:t>
+              <w:t xml:space="preserve">代入頂點 4 分</w:t>
             </w:r>
           </w:p>
         </w:tc>
@@ -11013,7 +6800,7 @@
                 <w:sz w:val="24"/>
                 <w:szCs w:val="24"/>
               </w:rPr>
-              <w:t xml:space="preserve"> 1 分</w:t>
+              <w:t xml:space="preserve"> 2 分</w:t>
             </w:r>
           </w:p>
         </w:tc>
@@ -11317,7 +7104,7 @@
                 <w:sz w:val="24"/>
                 <w:szCs w:val="24"/>
               </w:rPr>
-              <w:t xml:space="preserve"> 1 分</w:t>
+              <w:t xml:space="preserve"> 2 分</w:t>
             </w:r>
           </w:p>
         </w:tc>
@@ -11427,7 +7214,7 @@
                 <w:sz w:val="24"/>
                 <w:szCs w:val="24"/>
               </w:rPr>
-              <w:t xml:space="preserve">1 分。※ 易錯：寫成 </w:t>
+              <w:t xml:space="preserve">2 分。※ 易錯：寫成 </w:t>
             </w:r>
             <m:oMath>
               <m:sSup>
@@ -11474,1072 +7261,8 @@
                 <w:sz w:val="24"/>
                 <w:szCs w:val="24"/>
               </w:rPr>
-              <w:t xml:space="preserve"> 的符號沒反過來），代入頂點 2 分全扣</w:t>
-            </w:r>
-          </w:p>
-        </w:tc>
-      </w:tr>
-    </w:tbl>
-    <w:p>
-      <w:pPr>
-        <w:spacing w:before="0" w:after="0" w:line="200" w:lineRule="exact"/>
-      </w:pPr>
-    </w:p>
-    <w:p>
-      <w:pPr>
-        <w:keepNext/>
-        <w:spacing w:line="360" w:lineRule="auto" w:after="80"/>
-        <w:jc w:val="left"/>
-      </w:pPr>
-      <w:r>
-        <w:rPr>
-          <w:rFonts w:ascii="Calibri" w:hAnsi="Calibri" w:eastAsia="微軟正黑體"/>
-          <w:b/>
-          <w:bCs/>
-          <w:sz w:val="24"/>
-          <w:szCs w:val="24"/>
-        </w:rPr>
-        <w:t xml:space="preserve">練 13．頂點 </w:t>
-      </w:r>
-      <m:oMath>
-        <m:r>
-          <m:t xml:space="preserve">(</m:t>
-        </m:r>
-        <m:r>
-          <m:t xml:space="preserve">−</m:t>
-        </m:r>
-        <m:r>
-          <m:t xml:space="preserve">1</m:t>
-        </m:r>
-        <m:r>
-          <m:t xml:space="preserve">,</m:t>
-        </m:r>
-        <m:r>
-          <m:t xml:space="preserve">−</m:t>
-        </m:r>
-        <m:r>
-          <m:t xml:space="preserve">3</m:t>
-        </m:r>
-        <m:r>
-          <m:t xml:space="preserve">)</m:t>
-        </m:r>
-      </m:oMath>
-      <w:r>
-        <w:rPr>
-          <w:rFonts w:ascii="Calibri" w:hAnsi="Calibri" w:eastAsia="微軟正黑體"/>
-          <w:b/>
-          <w:bCs/>
-          <w:sz w:val="24"/>
-          <w:szCs w:val="24"/>
-        </w:rPr>
-        <w:t xml:space="preserve">，經過 </w:t>
-      </w:r>
-      <m:oMath>
-        <m:r>
-          <m:t xml:space="preserve">(</m:t>
-        </m:r>
-        <m:r>
-          <m:t xml:space="preserve">2</m:t>
-        </m:r>
-        <m:r>
-          <m:t xml:space="preserve">,</m:t>
-        </m:r>
-        <m:r>
-          <m:t xml:space="preserve">15</m:t>
-        </m:r>
-        <m:r>
-          <m:t xml:space="preserve">)</m:t>
-        </m:r>
-      </m:oMath>
-      <w:r>
-        <w:rPr>
-          <w:rFonts w:ascii="Calibri" w:hAnsi="Calibri" w:eastAsia="微軟正黑體"/>
-          <w:b/>
-          <w:bCs/>
-          <w:sz w:val="24"/>
-          <w:szCs w:val="24"/>
-        </w:rPr>
-        <w:t xml:space="preserve">（6 分）</w:t>
-      </w:r>
-    </w:p>
-    <w:tbl>
-      <w:tblPr>
-        <w:tblW w:w="11338" w:type="dxa"/>
-        <w:tblBorders>
-          <w:top w:val="single" w:sz="4" w:space="0" w:color="000000"/>
-          <w:left w:val="single" w:sz="4" w:space="0" w:color="000000"/>
-          <w:bottom w:val="single" w:sz="4" w:space="0" w:color="000000"/>
-          <w:right w:val="single" w:sz="4" w:space="0" w:color="000000"/>
-          <w:insideH w:val="single" w:sz="4" w:space="0" w:color="000000"/>
-          <w:insideV w:val="single" w:sz="4" w:space="0" w:color="000000"/>
-        </w:tblBorders>
-        <w:tblLayout w:type="fixed"/>
-      </w:tblPr>
-      <w:tblGrid>
-        <w:gridCol w:w="2177"/>
-        <w:gridCol w:w="362"/>
-        <w:gridCol w:w="2902"/>
-        <w:gridCol w:w="362"/>
-        <w:gridCol w:w="507"/>
-        <w:gridCol w:w="290"/>
-        <w:gridCol w:w="657"/>
-        <w:gridCol w:w="4081"/>
-      </w:tblGrid>
-      <w:tr>
-        <w:trPr>
-          <w:cantSplit/>
-          <w:tblHeader/>
-        </w:trPr>
-        <w:tc>
-          <w:tcPr>
-            <w:tcW w:w="7257" w:type="dxa"/>
-            <w:gridSpan w:val="7"/>
-            <w:shd w:val="clear" w:color="auto" w:fill="F0F0F0"/>
-            <w:tcMar>
-              <w:top w:w="70" w:type="dxa"/>
-              <w:left w:w="110" w:type="dxa"/>
-              <w:bottom w:w="70" w:type="dxa"/>
-              <w:right w:w="110" w:type="dxa"/>
-            </w:tcMar>
-            <w:vAlign w:val="top"/>
-          </w:tcPr>
-          <w:p>
-            <w:pPr>
-              <w:keepNext/>
-              <w:spacing w:line="360" w:lineRule="auto" w:after="80"/>
-              <w:jc w:val="left"/>
-            </w:pPr>
-            <w:r>
-              <w:rPr>
-                <w:rFonts w:ascii="Calibri" w:hAnsi="Calibri" w:eastAsia="微軟正黑體"/>
-                <w:b/>
-                <w:bCs/>
-                <w:sz w:val="22"/>
-                <w:szCs w:val="22"/>
-              </w:rPr>
-              <w:t xml:space="preserve">算式</w:t>
-            </w:r>
-          </w:p>
-        </w:tc>
-        <w:tc>
-          <w:tcPr>
-            <w:tcW w:w="4081" w:type="dxa"/>
-            <w:shd w:val="clear" w:color="auto" w:fill="F0F0F0"/>
-            <w:tcMar>
-              <w:top w:w="70" w:type="dxa"/>
-              <w:left w:w="110" w:type="dxa"/>
-              <w:bottom w:w="70" w:type="dxa"/>
-              <w:right w:w="110" w:type="dxa"/>
-            </w:tcMar>
-            <w:vAlign w:val="top"/>
-          </w:tcPr>
-          <w:p>
-            <w:pPr>
-              <w:keepNext/>
-              <w:spacing w:line="360" w:lineRule="auto" w:after="80"/>
-              <w:jc w:val="left"/>
-            </w:pPr>
-            <w:r>
-              <w:rPr>
-                <w:rFonts w:ascii="Calibri" w:hAnsi="Calibri" w:eastAsia="微軟正黑體"/>
-                <w:b/>
-                <w:bCs/>
-                <w:sz w:val="22"/>
-                <w:szCs w:val="22"/>
-              </w:rPr>
-              <w:t xml:space="preserve">說明與建議評分</w:t>
-            </w:r>
-          </w:p>
-        </w:tc>
-      </w:tr>
-      <w:tr>
-        <w:trPr>
-          <w:cantSplit/>
-        </w:trPr>
-        <w:tc>
-          <w:tcPr>
-            <w:tcW w:w="7257" w:type="dxa"/>
-            <w:gridSpan w:val="7"/>
-            <w:tcBorders>
-              <w:top w:val="single" w:sz="4" w:color="000000"/>
-              <w:left w:val="single" w:sz="4" w:color="000000"/>
-              <w:bottom w:val="single" w:sz="4" w:color="000000"/>
-              <w:right w:val="single" w:sz="4" w:color="000000"/>
-            </w:tcBorders>
-            <w:tcMar>
-              <w:top w:w="70" w:type="dxa"/>
-              <w:left w:w="110" w:type="dxa"/>
-              <w:bottom w:w="70" w:type="dxa"/>
-              <w:right w:w="110" w:type="dxa"/>
-            </w:tcMar>
-            <w:vAlign w:val="center"/>
-          </w:tcPr>
-          <w:p>
-            <w:pPr>
-              <w:keepNext/>
-              <w:spacing w:before="0" w:after="0" w:line="276" w:lineRule="auto"/>
-              <w:jc w:val="left"/>
-            </w:pPr>
-            <w:r>
-              <w:rPr>
-                <w:rFonts w:ascii="Calibri" w:hAnsi="Calibri" w:eastAsia="微軟正黑體"/>
-                <w:sz w:val="24"/>
-                <w:szCs w:val="24"/>
-              </w:rPr>
-              <w:t xml:space="preserve">設 </w:t>
-            </w:r>
-            <m:oMath>
-              <m:r>
-                <m:t xml:space="preserve">y</m:t>
-              </m:r>
-              <m:r>
-                <m:t xml:space="preserve">=</m:t>
-              </m:r>
-              <m:r>
-                <m:t xml:space="preserve">a</m:t>
-              </m:r>
-              <m:sSup>
-                <m:e>
-                  <m:r>
-                    <m:t xml:space="preserve">(</m:t>
-                  </m:r>
-                  <m:r>
-                    <m:t xml:space="preserve">x</m:t>
-                  </m:r>
-                  <m:r>
-                    <m:t xml:space="preserve">−</m:t>
-                  </m:r>
-                  <m:r>
-                    <m:t xml:space="preserve">h</m:t>
-                  </m:r>
-                  <m:r>
-                    <m:t xml:space="preserve">)</m:t>
-                  </m:r>
-                </m:e>
-                <m:sup>
-                  <m:r>
-                    <m:t xml:space="preserve">2</m:t>
-                  </m:r>
-                </m:sup>
-              </m:sSup>
-              <m:r>
-                <m:t xml:space="preserve">+</m:t>
-              </m:r>
-              <m:r>
-                <m:t xml:space="preserve">k</m:t>
-              </m:r>
-            </m:oMath>
-          </w:p>
-        </w:tc>
-        <w:tc>
-          <w:tcPr>
-            <w:tcW w:w="4081" w:type="dxa"/>
-            <w:tcBorders>
-              <w:top w:val="single" w:sz="4" w:color="000000"/>
-              <w:left w:val="single" w:sz="4" w:color="000000"/>
-              <w:bottom w:val="single" w:sz="4" w:color="000000"/>
-              <w:right w:val="single" w:sz="4" w:color="000000"/>
-            </w:tcBorders>
-            <w:tcMar>
-              <w:top w:w="70" w:type="dxa"/>
-              <w:left w:w="110" w:type="dxa"/>
-              <w:bottom w:w="70" w:type="dxa"/>
-              <w:right w:w="110" w:type="dxa"/>
-            </w:tcMar>
-            <w:vAlign w:val="center"/>
-          </w:tcPr>
-          <w:p>
-            <w:pPr>
-              <w:keepNext/>
-              <w:spacing w:before="0" w:after="0" w:line="276" w:lineRule="auto"/>
-              <w:jc w:val="left"/>
-            </w:pPr>
-            <w:r>
-              <w:rPr>
-                <w:rFonts w:ascii="Calibri" w:hAnsi="Calibri" w:eastAsia="微軟正黑體"/>
-                <w:sz w:val="24"/>
-                <w:szCs w:val="24"/>
-              </w:rPr>
-              <w:t xml:space="preserve">1 分</w:t>
-            </w:r>
-          </w:p>
-        </w:tc>
-      </w:tr>
-      <w:tr>
-        <w:trPr>
-          <w:cantSplit/>
-        </w:trPr>
-        <w:tc>
-          <w:tcPr>
-            <w:tcW w:w="7257" w:type="dxa"/>
-            <w:gridSpan w:val="7"/>
-            <w:tcBorders>
-              <w:top w:val="single" w:sz="4" w:color="000000"/>
-              <w:left w:val="single" w:sz="4" w:color="000000"/>
-              <w:bottom w:val="single" w:sz="4" w:color="000000"/>
-              <w:right w:val="single" w:sz="4" w:color="000000"/>
-            </w:tcBorders>
-            <w:tcMar>
-              <w:top w:w="70" w:type="dxa"/>
-              <w:left w:w="110" w:type="dxa"/>
-              <w:bottom w:w="70" w:type="dxa"/>
-              <w:right w:w="110" w:type="dxa"/>
-            </w:tcMar>
-            <w:vAlign w:val="center"/>
-          </w:tcPr>
-          <w:p>
-            <w:pPr>
-              <w:keepNext/>
-              <w:spacing w:before="0" w:after="0" w:line="276" w:lineRule="auto"/>
-              <w:jc w:val="left"/>
-            </w:pPr>
-            <w:r>
-              <w:rPr>
-                <w:rFonts w:ascii="Calibri" w:hAnsi="Calibri" w:eastAsia="微軟正黑體"/>
-                <w:sz w:val="24"/>
-                <w:szCs w:val="24"/>
-              </w:rPr>
-              <w:t xml:space="preserve">代入頂點：</w:t>
-            </w:r>
-            <m:oMath>
-              <m:r>
-                <m:t xml:space="preserve">y</m:t>
-              </m:r>
-              <m:r>
-                <m:t xml:space="preserve">=</m:t>
-              </m:r>
-              <m:r>
-                <m:t xml:space="preserve">a</m:t>
-              </m:r>
-              <m:sSup>
-                <m:e>
-                  <m:r>
-                    <m:t xml:space="preserve">(</m:t>
-                  </m:r>
-                  <m:r>
-                    <m:t xml:space="preserve">x</m:t>
-                  </m:r>
-                  <m:r>
-                    <m:t xml:space="preserve">+</m:t>
-                  </m:r>
-                  <m:r>
-                    <m:t xml:space="preserve">1</m:t>
-                  </m:r>
-                  <m:r>
-                    <m:t xml:space="preserve">)</m:t>
-                  </m:r>
-                </m:e>
-                <m:sup>
-                  <m:r>
-                    <m:t xml:space="preserve">2</m:t>
-                  </m:r>
-                </m:sup>
-              </m:sSup>
-              <m:r>
-                <m:t xml:space="preserve">−</m:t>
-              </m:r>
-              <m:r>
-                <m:t xml:space="preserve">3</m:t>
-              </m:r>
-            </m:oMath>
-          </w:p>
-        </w:tc>
-        <w:tc>
-          <w:tcPr>
-            <w:tcW w:w="4081" w:type="dxa"/>
-            <w:tcBorders>
-              <w:top w:val="single" w:sz="4" w:color="000000"/>
-              <w:left w:val="single" w:sz="4" w:color="000000"/>
-              <w:bottom w:val="single" w:sz="4" w:color="000000"/>
-              <w:right w:val="single" w:sz="4" w:color="000000"/>
-            </w:tcBorders>
-            <w:tcMar>
-              <w:top w:w="70" w:type="dxa"/>
-              <w:left w:w="110" w:type="dxa"/>
-              <w:bottom w:w="70" w:type="dxa"/>
-              <w:right w:w="110" w:type="dxa"/>
-            </w:tcMar>
-            <w:vAlign w:val="center"/>
-          </w:tcPr>
-          <w:p>
-            <w:pPr>
-              <w:keepNext/>
-              <w:spacing w:before="0" w:after="0" w:line="276" w:lineRule="auto"/>
-              <w:jc w:val="left"/>
-            </w:pPr>
-            <w:r>
-              <w:rPr>
-                <w:rFonts w:ascii="Calibri" w:hAnsi="Calibri" w:eastAsia="微軟正黑體"/>
-                <w:sz w:val="24"/>
-                <w:szCs w:val="24"/>
-              </w:rPr>
-              <w:t xml:space="preserve">代入頂點 2 分</w:t>
-            </w:r>
-          </w:p>
-        </w:tc>
-      </w:tr>
-      <w:tr>
-        <w:trPr>
-          <w:cantSplit/>
-        </w:trPr>
-        <w:tc>
-          <w:tcPr>
-            <w:tcW w:w="2177" w:type="dxa"/>
-            <w:tcBorders>
-              <w:top w:val="single" w:sz="4" w:color="000000"/>
-              <w:left w:val="single" w:sz="4" w:color="000000"/>
-              <w:bottom w:val="single" w:sz="4" w:color="000000"/>
-              <w:right w:val="nil" w:sz="4" w:color="000000"/>
-            </w:tcBorders>
-            <w:tcMar>
-              <w:top w:w="70" w:type="dxa"/>
-              <w:left w:w="110" w:type="dxa"/>
-              <w:bottom w:w="70" w:type="dxa"/>
-              <w:right w:w="110" w:type="dxa"/>
-            </w:tcMar>
-            <w:vAlign w:val="center"/>
-          </w:tcPr>
-          <w:p>
-            <w:pPr>
-              <w:keepNext/>
-              <w:spacing w:before="0" w:after="0" w:line="276" w:lineRule="auto"/>
-              <w:jc w:val="right"/>
-            </w:pPr>
-            <w:r>
-              <w:rPr>
-                <w:rFonts w:ascii="Calibri" w:hAnsi="Calibri" w:eastAsia="微軟正黑體"/>
-                <w:sz w:val="24"/>
-                <w:szCs w:val="24"/>
-              </w:rPr>
-              <w:t xml:space="preserve"> </w:t>
-            </w:r>
-            <m:oMath>
-              <m:r>
-                <m:t xml:space="preserve">15</m:t>
-              </m:r>
-            </m:oMath>
-          </w:p>
-        </w:tc>
-        <w:tc>
-          <w:tcPr>
-            <w:tcW w:w="362" w:type="dxa"/>
-            <w:tcBorders>
-              <w:top w:val="single" w:sz="4" w:color="000000"/>
-              <w:left w:val="nil" w:sz="4" w:color="000000"/>
-              <w:bottom w:val="single" w:sz="4" w:color="000000"/>
-              <w:right w:val="nil" w:sz="4" w:color="000000"/>
-            </w:tcBorders>
-            <w:tcMar>
-              <w:top w:w="70" w:type="dxa"/>
-              <w:left w:w="110" w:type="dxa"/>
-              <w:bottom w:w="70" w:type="dxa"/>
-              <w:right w:w="110" w:type="dxa"/>
-            </w:tcMar>
-            <w:vAlign w:val="center"/>
-          </w:tcPr>
-          <w:p>
-            <w:pPr>
-              <w:keepNext/>
-              <w:spacing w:before="0" w:after="0" w:line="276" w:lineRule="auto"/>
-              <w:jc w:val="center"/>
-            </w:pPr>
-            <m:oMath>
-              <m:r>
-                <m:t xml:space="preserve">=</m:t>
-              </m:r>
-            </m:oMath>
-          </w:p>
-        </w:tc>
-        <w:tc>
-          <w:tcPr>
-            <w:tcW w:w="4718" w:type="dxa"/>
-            <w:gridSpan w:val="5"/>
-            <w:tcBorders>
-              <w:top w:val="single" w:sz="4" w:color="000000"/>
-              <w:left w:val="nil" w:sz="4" w:color="000000"/>
-              <w:bottom w:val="single" w:sz="4" w:color="000000"/>
-              <w:right w:val="single" w:sz="4" w:color="000000"/>
-            </w:tcBorders>
-            <w:tcMar>
-              <w:top w:w="70" w:type="dxa"/>
-              <w:left w:w="110" w:type="dxa"/>
-              <w:bottom w:w="70" w:type="dxa"/>
-              <w:right w:w="110" w:type="dxa"/>
-            </w:tcMar>
-            <w:vAlign w:val="center"/>
-          </w:tcPr>
-          <w:p>
-            <w:pPr>
-              <w:keepNext/>
-              <w:spacing w:before="0" w:after="0" w:line="276" w:lineRule="auto"/>
-              <w:jc w:val="left"/>
-            </w:pPr>
-            <w:r>
-              <w:rPr>
-                <w:rFonts w:ascii="Calibri" w:hAnsi="Calibri" w:eastAsia="微軟正黑體"/>
-                <w:sz w:val="24"/>
-                <w:szCs w:val="24"/>
-              </w:rPr>
-              <w:t xml:space="preserve"> </w:t>
-            </w:r>
-            <m:oMath>
-              <m:r>
-                <m:t xml:space="preserve">a</m:t>
-              </m:r>
-              <m:sSup>
-                <m:e>
-                  <m:r>
-                    <m:t xml:space="preserve">(</m:t>
-                  </m:r>
-                  <m:r>
-                    <m:t xml:space="preserve">2</m:t>
-                  </m:r>
-                  <m:r>
-                    <m:t xml:space="preserve">+</m:t>
-                  </m:r>
-                  <m:r>
-                    <m:t xml:space="preserve">1</m:t>
-                  </m:r>
-                  <m:r>
-                    <m:t xml:space="preserve">)</m:t>
-                  </m:r>
-                </m:e>
-                <m:sup>
-                  <m:r>
-                    <m:t xml:space="preserve">2</m:t>
-                  </m:r>
-                </m:sup>
-              </m:sSup>
-              <m:r>
-                <m:t xml:space="preserve">−</m:t>
-              </m:r>
-              <m:r>
-                <m:t xml:space="preserve">3</m:t>
-              </m:r>
-            </m:oMath>
-          </w:p>
-        </w:tc>
-        <w:tc>
-          <w:tcPr>
-            <w:tcW w:w="4081" w:type="dxa"/>
-            <w:tcBorders>
-              <w:top w:val="single" w:sz="4" w:color="000000"/>
-              <w:left w:val="single" w:sz="4" w:color="000000"/>
-              <w:bottom w:val="single" w:sz="4" w:color="000000"/>
-              <w:right w:val="single" w:sz="4" w:color="000000"/>
-            </w:tcBorders>
-            <w:tcMar>
-              <w:top w:w="70" w:type="dxa"/>
-              <w:left w:w="110" w:type="dxa"/>
-              <w:bottom w:w="70" w:type="dxa"/>
-              <w:right w:w="110" w:type="dxa"/>
-            </w:tcMar>
-            <w:vAlign w:val="center"/>
-          </w:tcPr>
-          <w:p>
-            <w:pPr>
-              <w:keepNext/>
-              <w:spacing w:before="0" w:after="0" w:line="276" w:lineRule="auto"/>
-              <w:jc w:val="left"/>
-            </w:pPr>
-            <w:r>
-              <w:rPr>
-                <w:rFonts w:ascii="Calibri" w:hAnsi="Calibri" w:eastAsia="微軟正黑體"/>
-                <w:sz w:val="24"/>
-                <w:szCs w:val="24"/>
-              </w:rPr>
-              <w:t xml:space="preserve">代入點 </w:t>
-            </w:r>
-            <m:oMath>
-              <m:r>
-                <m:t xml:space="preserve">(</m:t>
-              </m:r>
-              <m:r>
-                <m:t xml:space="preserve">2</m:t>
-              </m:r>
-              <m:r>
-                <m:t xml:space="preserve">,</m:t>
-              </m:r>
-              <m:r>
-                <m:t xml:space="preserve">15</m:t>
-              </m:r>
-              <m:r>
-                <m:t xml:space="preserve">)</m:t>
-              </m:r>
-            </m:oMath>
-            <w:r>
-              <w:rPr>
-                <w:rFonts w:ascii="Calibri" w:hAnsi="Calibri" w:eastAsia="微軟正黑體"/>
-                <w:sz w:val="24"/>
-                <w:szCs w:val="24"/>
-              </w:rPr>
-              <w:t xml:space="preserve"> 1 分</w:t>
-            </w:r>
-          </w:p>
-        </w:tc>
-      </w:tr>
-      <w:tr>
-        <w:trPr>
-          <w:cantSplit/>
-        </w:trPr>
-        <w:tc>
-          <w:tcPr>
-            <w:tcW w:w="2177" w:type="dxa"/>
-            <w:tcBorders>
-              <w:top w:val="single" w:sz="4" w:color="000000"/>
-              <w:left w:val="single" w:sz="4" w:color="000000"/>
-              <w:bottom w:val="single" w:sz="4" w:color="000000"/>
-              <w:right w:val="nil" w:sz="4" w:color="000000"/>
-            </w:tcBorders>
-            <w:tcMar>
-              <w:top w:w="70" w:type="dxa"/>
-              <w:left w:w="110" w:type="dxa"/>
-              <w:bottom w:w="70" w:type="dxa"/>
-              <w:right w:w="110" w:type="dxa"/>
-            </w:tcMar>
-            <w:vAlign w:val="center"/>
-          </w:tcPr>
-          <w:p>
-            <w:pPr>
-              <w:keepNext/>
-              <w:spacing w:before="0" w:after="0" w:line="276" w:lineRule="auto"/>
-              <w:jc w:val="right"/>
-            </w:pPr>
-            <w:r>
-              <w:rPr>
-                <w:rFonts w:ascii="Calibri" w:hAnsi="Calibri" w:eastAsia="微軟正黑體"/>
-                <w:sz w:val="24"/>
-                <w:szCs w:val="24"/>
-              </w:rPr>
-              <w:t xml:space="preserve"> </w:t>
-            </w:r>
-            <m:oMath>
-              <m:r>
-                <m:t xml:space="preserve">9</m:t>
-              </m:r>
-              <m:r>
-                <m:t xml:space="preserve">a</m:t>
-              </m:r>
-            </m:oMath>
-          </w:p>
-        </w:tc>
-        <w:tc>
-          <w:tcPr>
-            <w:tcW w:w="362" w:type="dxa"/>
-            <w:tcBorders>
-              <w:top w:val="single" w:sz="4" w:color="000000"/>
-              <w:left w:val="nil" w:sz="4" w:color="000000"/>
-              <w:bottom w:val="single" w:sz="4" w:color="000000"/>
-              <w:right w:val="nil" w:sz="4" w:color="000000"/>
-            </w:tcBorders>
-            <w:tcMar>
-              <w:top w:w="70" w:type="dxa"/>
-              <w:left w:w="110" w:type="dxa"/>
-              <w:bottom w:w="70" w:type="dxa"/>
-              <w:right w:w="110" w:type="dxa"/>
-            </w:tcMar>
-            <w:vAlign w:val="center"/>
-          </w:tcPr>
-          <w:p>
-            <w:pPr>
-              <w:keepNext/>
-              <w:spacing w:before="0" w:after="0" w:line="276" w:lineRule="auto"/>
-              <w:jc w:val="center"/>
-            </w:pPr>
-            <m:oMath>
-              <m:r>
-                <m:t xml:space="preserve">=</m:t>
-              </m:r>
-            </m:oMath>
-          </w:p>
-        </w:tc>
-        <w:tc>
-          <w:tcPr>
-            <w:tcW w:w="4718" w:type="dxa"/>
-            <w:gridSpan w:val="5"/>
-            <w:tcBorders>
-              <w:top w:val="single" w:sz="4" w:color="000000"/>
-              <w:left w:val="nil" w:sz="4" w:color="000000"/>
-              <w:bottom w:val="single" w:sz="4" w:color="000000"/>
-              <w:right w:val="single" w:sz="4" w:color="000000"/>
-            </w:tcBorders>
-            <w:tcMar>
-              <w:top w:w="70" w:type="dxa"/>
-              <w:left w:w="110" w:type="dxa"/>
-              <w:bottom w:w="70" w:type="dxa"/>
-              <w:right w:w="110" w:type="dxa"/>
-            </w:tcMar>
-            <w:vAlign w:val="center"/>
-          </w:tcPr>
-          <w:p>
-            <w:pPr>
-              <w:keepNext/>
-              <w:spacing w:before="0" w:after="0" w:line="276" w:lineRule="auto"/>
-              <w:jc w:val="left"/>
-            </w:pPr>
-            <w:r>
-              <w:rPr>
-                <w:rFonts w:ascii="Calibri" w:hAnsi="Calibri" w:eastAsia="微軟正黑體"/>
-                <w:sz w:val="24"/>
-                <w:szCs w:val="24"/>
-              </w:rPr>
-              <w:t xml:space="preserve"> </w:t>
-            </w:r>
-            <m:oMath>
-              <m:r>
-                <m:t xml:space="preserve">18</m:t>
-              </m:r>
-            </m:oMath>
-          </w:p>
-        </w:tc>
-        <w:tc>
-          <w:tcPr>
-            <w:tcW w:w="4081" w:type="dxa"/>
-            <w:tcBorders>
-              <w:top w:val="single" w:sz="4" w:color="000000"/>
-              <w:left w:val="single" w:sz="4" w:color="000000"/>
-              <w:bottom w:val="single" w:sz="4" w:color="000000"/>
-              <w:right w:val="single" w:sz="4" w:color="000000"/>
-            </w:tcBorders>
-            <w:tcMar>
-              <w:top w:w="70" w:type="dxa"/>
-              <w:left w:w="110" w:type="dxa"/>
-              <w:bottom w:w="70" w:type="dxa"/>
-              <w:right w:w="110" w:type="dxa"/>
-            </w:tcMar>
-            <w:vAlign w:val="center"/>
-          </w:tcPr>
-          <w:p>
-            <w:pPr>
-              <w:keepNext/>
-              <w:spacing w:before="0" w:after="0" w:line="276" w:lineRule="auto"/>
-              <w:jc w:val="left"/>
-            </w:pPr>
-          </w:p>
-        </w:tc>
-      </w:tr>
-      <w:tr>
-        <w:trPr>
-          <w:cantSplit/>
-        </w:trPr>
-        <w:tc>
-          <w:tcPr>
-            <w:tcW w:w="2177" w:type="dxa"/>
-            <w:tcBorders>
-              <w:top w:val="single" w:sz="4" w:color="000000"/>
-              <w:left w:val="single" w:sz="4" w:color="000000"/>
-              <w:bottom w:val="single" w:sz="4" w:color="000000"/>
-              <w:right w:val="nil" w:sz="4" w:color="000000"/>
-            </w:tcBorders>
-            <w:tcMar>
-              <w:top w:w="70" w:type="dxa"/>
-              <w:left w:w="110" w:type="dxa"/>
-              <w:bottom w:w="70" w:type="dxa"/>
-              <w:right w:w="110" w:type="dxa"/>
-            </w:tcMar>
-            <w:vAlign w:val="center"/>
-          </w:tcPr>
-          <w:p>
-            <w:pPr>
-              <w:keepNext/>
-              <w:spacing w:before="0" w:after="0" w:line="276" w:lineRule="auto"/>
-              <w:jc w:val="right"/>
-            </w:pPr>
-            <w:r>
-              <w:rPr>
-                <w:rFonts w:ascii="Calibri" w:hAnsi="Calibri" w:eastAsia="微軟正黑體"/>
-                <w:sz w:val="24"/>
-                <w:szCs w:val="24"/>
-              </w:rPr>
-              <w:t xml:space="preserve"> </w:t>
-            </w:r>
-            <m:oMath>
-              <m:r>
-                <m:t xml:space="preserve">a</m:t>
-              </m:r>
-            </m:oMath>
-          </w:p>
-        </w:tc>
-        <w:tc>
-          <w:tcPr>
-            <w:tcW w:w="362" w:type="dxa"/>
-            <w:tcBorders>
-              <w:top w:val="single" w:sz="4" w:color="000000"/>
-              <w:left w:val="nil" w:sz="4" w:color="000000"/>
-              <w:bottom w:val="single" w:sz="4" w:color="000000"/>
-              <w:right w:val="nil" w:sz="4" w:color="000000"/>
-            </w:tcBorders>
-            <w:tcMar>
-              <w:top w:w="70" w:type="dxa"/>
-              <w:left w:w="110" w:type="dxa"/>
-              <w:bottom w:w="70" w:type="dxa"/>
-              <w:right w:w="110" w:type="dxa"/>
-            </w:tcMar>
-            <w:vAlign w:val="center"/>
-          </w:tcPr>
-          <w:p>
-            <w:pPr>
-              <w:keepNext/>
-              <w:spacing w:before="0" w:after="0" w:line="276" w:lineRule="auto"/>
-              <w:jc w:val="center"/>
-            </w:pPr>
-            <m:oMath>
-              <m:r>
-                <m:t xml:space="preserve">=</m:t>
-              </m:r>
-            </m:oMath>
-          </w:p>
-        </w:tc>
-        <w:tc>
-          <w:tcPr>
-            <w:tcW w:w="4718" w:type="dxa"/>
-            <w:gridSpan w:val="5"/>
-            <w:tcBorders>
-              <w:top w:val="single" w:sz="4" w:color="000000"/>
-              <w:left w:val="nil" w:sz="4" w:color="000000"/>
-              <w:bottom w:val="single" w:sz="4" w:color="000000"/>
-              <w:right w:val="single" w:sz="4" w:color="000000"/>
-            </w:tcBorders>
-            <w:tcMar>
-              <w:top w:w="70" w:type="dxa"/>
-              <w:left w:w="110" w:type="dxa"/>
-              <w:bottom w:w="70" w:type="dxa"/>
-              <w:right w:w="110" w:type="dxa"/>
-            </w:tcMar>
-            <w:vAlign w:val="center"/>
-          </w:tcPr>
-          <w:p>
-            <w:pPr>
-              <w:keepNext/>
-              <w:spacing w:before="0" w:after="0" w:line="276" w:lineRule="auto"/>
-              <w:jc w:val="left"/>
-            </w:pPr>
-            <w:r>
-              <w:rPr>
-                <w:rFonts w:ascii="Calibri" w:hAnsi="Calibri" w:eastAsia="微軟正黑體"/>
-                <w:sz w:val="24"/>
-                <w:szCs w:val="24"/>
-              </w:rPr>
-              <w:t xml:space="preserve"> </w:t>
-            </w:r>
-            <m:oMath>
-              <m:r>
-                <m:t xml:space="preserve">2</m:t>
-              </m:r>
-            </m:oMath>
-          </w:p>
-        </w:tc>
-        <w:tc>
-          <w:tcPr>
-            <w:tcW w:w="4081" w:type="dxa"/>
-            <w:tcBorders>
-              <w:top w:val="single" w:sz="4" w:color="000000"/>
-              <w:left w:val="single" w:sz="4" w:color="000000"/>
-              <w:bottom w:val="single" w:sz="4" w:color="000000"/>
-              <w:right w:val="single" w:sz="4" w:color="000000"/>
-            </w:tcBorders>
-            <w:tcMar>
-              <w:top w:w="70" w:type="dxa"/>
-              <w:left w:w="110" w:type="dxa"/>
-              <w:bottom w:w="70" w:type="dxa"/>
-              <w:right w:w="110" w:type="dxa"/>
-            </w:tcMar>
-            <w:vAlign w:val="center"/>
-          </w:tcPr>
-          <w:p>
-            <w:pPr>
-              <w:keepNext/>
-              <w:spacing w:before="0" w:after="0" w:line="276" w:lineRule="auto"/>
-              <w:jc w:val="left"/>
-            </w:pPr>
-            <w:r>
-              <w:rPr>
-                <w:rFonts w:ascii="Calibri" w:hAnsi="Calibri" w:eastAsia="微軟正黑體"/>
-                <w:sz w:val="24"/>
-                <w:szCs w:val="24"/>
-              </w:rPr>
-              <w:t xml:space="preserve">求 </w:t>
-            </w:r>
-            <m:oMath>
-              <m:r>
-                <m:t xml:space="preserve">a</m:t>
-              </m:r>
-            </m:oMath>
-            <w:r>
-              <w:rPr>
-                <w:rFonts w:ascii="Calibri" w:hAnsi="Calibri" w:eastAsia="微軟正黑體"/>
-                <w:sz w:val="24"/>
-                <w:szCs w:val="24"/>
-              </w:rPr>
-              <w:t xml:space="preserve"> 1 分</w:t>
-            </w:r>
-          </w:p>
-        </w:tc>
-      </w:tr>
-      <w:tr>
-        <w:trPr>
-          <w:cantSplit/>
-        </w:trPr>
-        <w:tc>
-          <w:tcPr>
-            <w:tcW w:w="7257" w:type="dxa"/>
-            <w:gridSpan w:val="7"/>
-            <w:tcBorders>
-              <w:top w:val="single" w:sz="4" w:color="000000"/>
-              <w:left w:val="single" w:sz="4" w:color="000000"/>
-              <w:bottom w:val="single" w:sz="4" w:color="000000"/>
-              <w:right w:val="single" w:sz="4" w:color="000000"/>
-            </w:tcBorders>
-            <w:tcMar>
-              <w:top w:w="70" w:type="dxa"/>
-              <w:left w:w="110" w:type="dxa"/>
-              <w:bottom w:w="70" w:type="dxa"/>
-              <w:right w:w="110" w:type="dxa"/>
-            </w:tcMar>
-            <w:vAlign w:val="center"/>
-          </w:tcPr>
-          <w:p>
-            <w:pPr>
-              <w:spacing w:before="0" w:after="0" w:line="276" w:lineRule="auto"/>
-              <w:jc w:val="left"/>
-            </w:pPr>
-            <w:r>
-              <w:rPr>
-                <w:rFonts w:ascii="Calibri" w:hAnsi="Calibri" w:eastAsia="微軟正黑體"/>
-                <w:b/>
-                <w:bCs/>
-                <w:sz w:val="24"/>
-                <w:szCs w:val="24"/>
-              </w:rPr>
-              <w:t xml:space="preserve">∴ </w:t>
-            </w:r>
-            <m:oMath>
-              <m:r>
-                <m:t xml:space="preserve">y</m:t>
-              </m:r>
-              <m:r>
-                <m:t xml:space="preserve">=</m:t>
-              </m:r>
-              <m:r>
-                <m:t xml:space="preserve">2</m:t>
-              </m:r>
-              <m:sSup>
-                <m:e>
-                  <m:r>
-                    <m:t xml:space="preserve">(</m:t>
-                  </m:r>
-                  <m:r>
-                    <m:t xml:space="preserve">x</m:t>
-                  </m:r>
-                  <m:r>
-                    <m:t xml:space="preserve">+</m:t>
-                  </m:r>
-                  <m:r>
-                    <m:t xml:space="preserve">1</m:t>
-                  </m:r>
-                  <m:r>
-                    <m:t xml:space="preserve">)</m:t>
-                  </m:r>
-                </m:e>
-                <m:sup>
-                  <m:r>
-                    <m:t xml:space="preserve">2</m:t>
-                  </m:r>
-                </m:sup>
-              </m:sSup>
-              <m:r>
-                <m:t xml:space="preserve">−</m:t>
-              </m:r>
-              <m:r>
-                <m:t xml:space="preserve">3</m:t>
-              </m:r>
-            </m:oMath>
-          </w:p>
-        </w:tc>
-        <w:tc>
-          <w:tcPr>
-            <w:tcW w:w="4081" w:type="dxa"/>
-            <w:tcBorders>
-              <w:top w:val="single" w:sz="4" w:color="000000"/>
-              <w:left w:val="single" w:sz="4" w:color="000000"/>
-              <w:bottom w:val="single" w:sz="4" w:color="000000"/>
-              <w:right w:val="single" w:sz="4" w:color="000000"/>
-            </w:tcBorders>
-            <w:tcMar>
-              <w:top w:w="70" w:type="dxa"/>
-              <w:left w:w="110" w:type="dxa"/>
-              <w:bottom w:w="70" w:type="dxa"/>
-              <w:right w:w="110" w:type="dxa"/>
-            </w:tcMar>
-            <w:vAlign w:val="center"/>
-          </w:tcPr>
-          <w:p>
-            <w:pPr>
-              <w:spacing w:before="0" w:after="0" w:line="276" w:lineRule="auto"/>
-              <w:jc w:val="left"/>
-            </w:pPr>
-            <w:r>
-              <w:rPr>
-                <w:rFonts w:ascii="Calibri" w:hAnsi="Calibri" w:eastAsia="微軟正黑體"/>
-                <w:sz w:val="24"/>
-                <w:szCs w:val="24"/>
-              </w:rPr>
-              <w:t xml:space="preserve">1 分。※ 易錯：</w:t>
-            </w:r>
-            <m:oMath>
-              <m:sSup>
-                <m:e>
-                  <m:r>
-                    <m:t xml:space="preserve">(</m:t>
-                  </m:r>
-                  <m:r>
-                    <m:t xml:space="preserve">2</m:t>
-                  </m:r>
-                  <m:r>
-                    <m:t xml:space="preserve">+</m:t>
-                  </m:r>
-                  <m:r>
-                    <m:t xml:space="preserve">1</m:t>
-                  </m:r>
-                  <m:r>
-                    <m:t xml:space="preserve">)</m:t>
-                  </m:r>
-                </m:e>
-                <m:sup>
-                  <m:r>
-                    <m:t xml:space="preserve">2</m:t>
-                  </m:r>
-                </m:sup>
-              </m:sSup>
-            </m:oMath>
-            <w:r>
-              <w:rPr>
-                <w:rFonts w:ascii="Calibri" w:hAnsi="Calibri" w:eastAsia="微軟正黑體"/>
-                <w:sz w:val="24"/>
-                <w:szCs w:val="24"/>
-              </w:rPr>
-              <w:t xml:space="preserve"> 算成 </w:t>
-            </w:r>
-            <m:oMath>
-              <m:sSup>
-                <m:e>
-                  <m:r>
-                    <m:t xml:space="preserve">2</m:t>
-                  </m:r>
-                </m:e>
-                <m:sup>
-                  <m:r>
-                    <m:t xml:space="preserve">2</m:t>
-                  </m:r>
-                </m:sup>
-              </m:sSup>
-              <m:r>
-                <m:t xml:space="preserve">+</m:t>
-              </m:r>
-              <m:r>
-                <m:t xml:space="preserve">1</m:t>
-              </m:r>
-            </m:oMath>
+              <w:t xml:space="preserve"> 的符號沒反過來），代入頂點 4 分全扣</w:t>
+            </w:r>
           </w:p>
         </w:tc>
       </w:tr>
@@ -12563,7 +7286,7 @@
           <w:sz w:val="28"/>
           <w:szCs w:val="28"/>
         </w:rPr>
-        <w:t xml:space="preserve">五、拋物線形拱橋（22 分）</w:t>
+        <w:t xml:space="preserve">五、拋物線形拱橋（26 分）</w:t>
       </w:r>
     </w:p>
     <w:p>
@@ -12580,7 +7303,7 @@
           <w:sz w:val="24"/>
           <w:szCs w:val="24"/>
         </w:rPr>
-        <w:t xml:space="preserve">練 14．拱頂到水面 4 米、水面寬 4 米、警戒水位距拱頂 1 米（7 分）</w:t>
+        <w:t xml:space="preserve">練 8．拱頂到水面 4 米、水面寬 4 米、警戒水位距拱頂 1 米（13 分）</w:t>
       </w:r>
     </w:p>
     <w:tbl>
@@ -12969,7 +7692,7 @@
                 <w:sz w:val="24"/>
                 <w:szCs w:val="24"/>
               </w:rPr>
-              <w:t xml:space="preserve">代入頂點 1 分</w:t>
+              <w:t xml:space="preserve">設頂點式並代入頂點 2 分</w:t>
             </w:r>
           </w:p>
         </w:tc>
@@ -13163,7 +7886,7 @@
                 <w:sz w:val="24"/>
                 <w:szCs w:val="24"/>
               </w:rPr>
-              <w:t xml:space="preserve"> 1 分</w:t>
+              <w:t xml:space="preserve"> 2 分</w:t>
             </w:r>
           </w:p>
         </w:tc>
@@ -13546,7 +8269,7 @@
                 <w:sz w:val="24"/>
                 <w:szCs w:val="24"/>
               </w:rPr>
-              <w:t xml:space="preserve">1 分</w:t>
+              <w:t xml:space="preserve">2 分</w:t>
             </w:r>
           </w:p>
         </w:tc>
@@ -13635,6 +8358,27 @@
               <w:spacing w:before="0" w:after="0" w:line="276" w:lineRule="auto"/>
               <w:jc w:val="left"/>
             </w:pPr>
+            <w:r>
+              <w:rPr>
+                <w:rFonts w:ascii="Calibri" w:hAnsi="Calibri" w:eastAsia="微軟正黑體"/>
+                <w:sz w:val="24"/>
+                <w:szCs w:val="24"/>
+              </w:rPr>
+              <w:t xml:space="preserve">求出 </w:t>
+            </w:r>
+            <m:oMath>
+              <m:r>
+                <m:t xml:space="preserve">y</m:t>
+              </m:r>
+            </m:oMath>
+            <w:r>
+              <w:rPr>
+                <w:rFonts w:ascii="Calibri" w:hAnsi="Calibri" w:eastAsia="微軟正黑體"/>
+                <w:sz w:val="24"/>
+                <w:szCs w:val="24"/>
+              </w:rPr>
+              <w:t xml:space="preserve"> 1 分</w:t>
+            </w:r>
           </w:p>
         </w:tc>
       </w:tr>
@@ -13796,7 +8540,7 @@
                 <w:sz w:val="24"/>
                 <w:szCs w:val="24"/>
               </w:rPr>
-              <w:t xml:space="preserve">代入解析式</w:t>
+              <w:t xml:space="preserve">代入解析式 1 分</w:t>
             </w:r>
           </w:p>
         </w:tc>
@@ -14248,6 +8992,14 @@
               <w:spacing w:before="0" w:after="0" w:line="276" w:lineRule="auto"/>
               <w:jc w:val="left"/>
             </w:pPr>
+            <w:r>
+              <w:rPr>
+                <w:rFonts w:ascii="Calibri" w:hAnsi="Calibri" w:eastAsia="微軟正黑體"/>
+                <w:sz w:val="24"/>
+                <w:szCs w:val="24"/>
+              </w:rPr>
+              <w:t xml:space="preserve">解出兩根 1 分</w:t>
+            </w:r>
           </w:p>
         </w:tc>
       </w:tr>
@@ -14379,7 +9131,7 @@
           <w:sz w:val="24"/>
           <w:szCs w:val="24"/>
         </w:rPr>
-        <w:t xml:space="preserve">練 15．拱頂到水面 9 米、水面寬 12 米、警戒水位距拱頂 4 米（7 分）</w:t>
+        <w:t xml:space="preserve">練 9．拱頂到水面 9 米、水面寬 12 米、警戒水位距拱頂 4 米（13 分）</w:t>
       </w:r>
     </w:p>
     <w:tbl>
@@ -14768,7 +9520,7 @@
                 <w:sz w:val="24"/>
                 <w:szCs w:val="24"/>
               </w:rPr>
-              <w:t xml:space="preserve">代入頂點 1 分</w:t>
+              <w:t xml:space="preserve">設頂點式並代入頂點 2 分</w:t>
             </w:r>
           </w:p>
         </w:tc>
@@ -14962,7 +9714,7 @@
                 <w:sz w:val="24"/>
                 <w:szCs w:val="24"/>
               </w:rPr>
-              <w:t xml:space="preserve"> 1 分</w:t>
+              <w:t xml:space="preserve"> 2 分</w:t>
             </w:r>
           </w:p>
         </w:tc>
@@ -15366,7 +10118,7 @@
                 <w:sz w:val="24"/>
                 <w:szCs w:val="24"/>
               </w:rPr>
-              <w:t xml:space="preserve">1 分</w:t>
+              <w:t xml:space="preserve">2 分</w:t>
             </w:r>
           </w:p>
         </w:tc>
@@ -15455,6 +10207,27 @@
               <w:spacing w:before="0" w:after="0" w:line="276" w:lineRule="auto"/>
               <w:jc w:val="left"/>
             </w:pPr>
+            <w:r>
+              <w:rPr>
+                <w:rFonts w:ascii="Calibri" w:hAnsi="Calibri" w:eastAsia="微軟正黑體"/>
+                <w:sz w:val="24"/>
+                <w:szCs w:val="24"/>
+              </w:rPr>
+              <w:t xml:space="preserve">求出 </w:t>
+            </w:r>
+            <m:oMath>
+              <m:r>
+                <m:t xml:space="preserve">y</m:t>
+              </m:r>
+            </m:oMath>
+            <w:r>
+              <w:rPr>
+                <w:rFonts w:ascii="Calibri" w:hAnsi="Calibri" w:eastAsia="微軟正黑體"/>
+                <w:sz w:val="24"/>
+                <w:szCs w:val="24"/>
+              </w:rPr>
+              <w:t xml:space="preserve"> 1 分</w:t>
+            </w:r>
           </w:p>
         </w:tc>
       </w:tr>
@@ -15628,7 +10401,7 @@
                 <w:sz w:val="24"/>
                 <w:szCs w:val="24"/>
               </w:rPr>
-              <w:t xml:space="preserve">代入解析式</w:t>
+              <w:t xml:space="preserve">代入解析式 1 分</w:t>
             </w:r>
           </w:p>
         </w:tc>
@@ -16080,6 +10853,14 @@
               <w:spacing w:before="0" w:after="0" w:line="276" w:lineRule="auto"/>
               <w:jc w:val="left"/>
             </w:pPr>
+            <w:r>
+              <w:rPr>
+                <w:rFonts w:ascii="Calibri" w:hAnsi="Calibri" w:eastAsia="微軟正黑體"/>
+                <w:sz w:val="24"/>
+                <w:szCs w:val="24"/>
+              </w:rPr>
+              <w:t xml:space="preserve">解出兩根 1 分</w:t>
+            </w:r>
           </w:p>
         </w:tc>
       </w:tr>
@@ -16187,1851 +10968,6 @@
                 <w:szCs w:val="24"/>
               </w:rPr>
               <w:t xml:space="preserve">1 分</w:t>
-            </w:r>
-          </w:p>
-        </w:tc>
-      </w:tr>
-    </w:tbl>
-    <w:p>
-      <w:pPr>
-        <w:spacing w:before="0" w:after="0" w:line="200" w:lineRule="exact"/>
-      </w:pPr>
-    </w:p>
-    <w:p>
-      <w:pPr>
-        <w:keepNext/>
-        <w:spacing w:line="360" w:lineRule="auto" w:after="80"/>
-        <w:jc w:val="left"/>
-      </w:pPr>
-      <w:r>
-        <w:rPr>
-          <w:rFonts w:ascii="Calibri" w:hAnsi="Calibri" w:eastAsia="微軟正黑體"/>
-          <w:b/>
-          <w:bCs/>
-          <w:sz w:val="24"/>
-          <w:szCs w:val="24"/>
-        </w:rPr>
-        <w:t xml:space="preserve">練 16．拱頂到水面 8 米、水面寬 8 米、警戒水位距拱頂 2 米（8 分）</w:t>
-      </w:r>
-    </w:p>
-    <w:tbl>
-      <w:tblPr>
-        <w:tblW w:w="11338" w:type="dxa"/>
-        <w:tblBorders>
-          <w:top w:val="single" w:sz="4" w:space="0" w:color="000000"/>
-          <w:left w:val="single" w:sz="4" w:space="0" w:color="000000"/>
-          <w:bottom w:val="single" w:sz="4" w:space="0" w:color="000000"/>
-          <w:right w:val="single" w:sz="4" w:space="0" w:color="000000"/>
-          <w:insideH w:val="single" w:sz="4" w:space="0" w:color="000000"/>
-          <w:insideV w:val="single" w:sz="4" w:space="0" w:color="000000"/>
-        </w:tblBorders>
-        <w:tblLayout w:type="fixed"/>
-      </w:tblPr>
-      <w:tblGrid>
-        <w:gridCol w:w="2177"/>
-        <w:gridCol w:w="362"/>
-        <w:gridCol w:w="1596"/>
-        <w:gridCol w:w="435"/>
-        <w:gridCol w:w="870"/>
-        <w:gridCol w:w="362"/>
-        <w:gridCol w:w="1455"/>
-        <w:gridCol w:w="4081"/>
-      </w:tblGrid>
-      <w:tr>
-        <w:trPr>
-          <w:cantSplit/>
-          <w:tblHeader/>
-        </w:trPr>
-        <w:tc>
-          <w:tcPr>
-            <w:tcW w:w="7257" w:type="dxa"/>
-            <w:gridSpan w:val="7"/>
-            <w:shd w:val="clear" w:color="auto" w:fill="F0F0F0"/>
-            <w:tcMar>
-              <w:top w:w="70" w:type="dxa"/>
-              <w:left w:w="110" w:type="dxa"/>
-              <w:bottom w:w="70" w:type="dxa"/>
-              <w:right w:w="110" w:type="dxa"/>
-            </w:tcMar>
-            <w:vAlign w:val="top"/>
-          </w:tcPr>
-          <w:p>
-            <w:pPr>
-              <w:keepNext/>
-              <w:spacing w:line="360" w:lineRule="auto" w:after="80"/>
-              <w:jc w:val="left"/>
-            </w:pPr>
-            <w:r>
-              <w:rPr>
-                <w:rFonts w:ascii="Calibri" w:hAnsi="Calibri" w:eastAsia="微軟正黑體"/>
-                <w:b/>
-                <w:bCs/>
-                <w:sz w:val="22"/>
-                <w:szCs w:val="22"/>
-              </w:rPr>
-              <w:t xml:space="preserve">算式</w:t>
-            </w:r>
-          </w:p>
-        </w:tc>
-        <w:tc>
-          <w:tcPr>
-            <w:tcW w:w="4081" w:type="dxa"/>
-            <w:shd w:val="clear" w:color="auto" w:fill="F0F0F0"/>
-            <w:tcMar>
-              <w:top w:w="70" w:type="dxa"/>
-              <w:left w:w="110" w:type="dxa"/>
-              <w:bottom w:w="70" w:type="dxa"/>
-              <w:right w:w="110" w:type="dxa"/>
-            </w:tcMar>
-            <w:vAlign w:val="top"/>
-          </w:tcPr>
-          <w:p>
-            <w:pPr>
-              <w:keepNext/>
-              <w:spacing w:line="360" w:lineRule="auto" w:after="80"/>
-              <w:jc w:val="left"/>
-            </w:pPr>
-            <w:r>
-              <w:rPr>
-                <w:rFonts w:ascii="Calibri" w:hAnsi="Calibri" w:eastAsia="微軟正黑體"/>
-                <w:b/>
-                <w:bCs/>
-                <w:sz w:val="22"/>
-                <w:szCs w:val="22"/>
-              </w:rPr>
-              <w:t xml:space="preserve">說明與建議評分</w:t>
-            </w:r>
-          </w:p>
-        </w:tc>
-      </w:tr>
-      <w:tr>
-        <w:trPr>
-          <w:cantSplit/>
-        </w:trPr>
-        <w:tc>
-          <w:tcPr>
-            <w:tcW w:w="7257" w:type="dxa"/>
-            <w:gridSpan w:val="7"/>
-            <w:tcBorders>
-              <w:top w:val="single" w:sz="4" w:color="000000"/>
-              <w:left w:val="single" w:sz="4" w:color="000000"/>
-              <w:bottom w:val="single" w:sz="4" w:color="000000"/>
-              <w:right w:val="single" w:sz="4" w:color="000000"/>
-            </w:tcBorders>
-            <w:tcMar>
-              <w:top w:w="70" w:type="dxa"/>
-              <w:left w:w="110" w:type="dxa"/>
-              <w:bottom w:w="70" w:type="dxa"/>
-              <w:right w:w="110" w:type="dxa"/>
-            </w:tcMar>
-            <w:vAlign w:val="center"/>
-          </w:tcPr>
-          <w:p>
-            <w:pPr>
-              <w:keepNext/>
-              <w:spacing w:before="0" w:after="0" w:line="276" w:lineRule="auto"/>
-              <w:jc w:val="left"/>
-            </w:pPr>
-            <w:r>
-              <w:rPr>
-                <w:rFonts w:ascii="Calibri" w:hAnsi="Calibri" w:eastAsia="微軟正黑體"/>
-                <w:sz w:val="24"/>
-                <w:szCs w:val="24"/>
-              </w:rPr>
-              <w:t xml:space="preserve">(1) </w:t>
-            </w:r>
-            <m:oMath>
-              <m:r>
-                <m:t xml:space="preserve">C</m:t>
-              </m:r>
-              <m:r>
-                <m:t xml:space="preserve">(</m:t>
-              </m:r>
-              <m:r>
-                <m:t xml:space="preserve">0</m:t>
-              </m:r>
-              <m:r>
-                <m:t xml:space="preserve">,</m:t>
-              </m:r>
-              <m:r>
-                <m:t xml:space="preserve">8</m:t>
-              </m:r>
-              <m:r>
-                <m:t xml:space="preserve">)</m:t>
-              </m:r>
-            </m:oMath>
-            <w:r>
-              <w:rPr>
-                <w:rFonts w:ascii="Calibri" w:hAnsi="Calibri" w:eastAsia="微軟正黑體"/>
-                <w:sz w:val="24"/>
-                <w:szCs w:val="24"/>
-              </w:rPr>
-              <w:t xml:space="preserve">，</w:t>
-            </w:r>
-            <m:oMath>
-              <m:r>
-                <m:t xml:space="preserve">A</m:t>
-              </m:r>
-              <m:r>
-                <m:t xml:space="preserve">(</m:t>
-              </m:r>
-              <m:r>
-                <m:t xml:space="preserve">−</m:t>
-              </m:r>
-              <m:r>
-                <m:t xml:space="preserve">4</m:t>
-              </m:r>
-              <m:r>
-                <m:t xml:space="preserve">,</m:t>
-              </m:r>
-              <m:r>
-                <m:t xml:space="preserve">0</m:t>
-              </m:r>
-              <m:r>
-                <m:t xml:space="preserve">)</m:t>
-              </m:r>
-            </m:oMath>
-            <w:r>
-              <w:rPr>
-                <w:rFonts w:ascii="Calibri" w:hAnsi="Calibri" w:eastAsia="微軟正黑體"/>
-                <w:sz w:val="24"/>
-                <w:szCs w:val="24"/>
-              </w:rPr>
-              <w:t xml:space="preserve">，</w:t>
-            </w:r>
-            <m:oMath>
-              <m:r>
-                <m:t xml:space="preserve">B</m:t>
-              </m:r>
-              <m:r>
-                <m:t xml:space="preserve">(</m:t>
-              </m:r>
-              <m:r>
-                <m:t xml:space="preserve">4</m:t>
-              </m:r>
-              <m:r>
-                <m:t xml:space="preserve">,</m:t>
-              </m:r>
-              <m:r>
-                <m:t xml:space="preserve">0</m:t>
-              </m:r>
-              <m:r>
-                <m:t xml:space="preserve">)</m:t>
-              </m:r>
-            </m:oMath>
-          </w:p>
-        </w:tc>
-        <w:tc>
-          <w:tcPr>
-            <w:tcW w:w="4081" w:type="dxa"/>
-            <w:tcBorders>
-              <w:top w:val="single" w:sz="4" w:color="000000"/>
-              <w:left w:val="single" w:sz="4" w:color="000000"/>
-              <w:bottom w:val="single" w:sz="4" w:color="000000"/>
-              <w:right w:val="single" w:sz="4" w:color="000000"/>
-            </w:tcBorders>
-            <w:tcMar>
-              <w:top w:w="70" w:type="dxa"/>
-              <w:left w:w="110" w:type="dxa"/>
-              <w:bottom w:w="70" w:type="dxa"/>
-              <w:right w:w="110" w:type="dxa"/>
-            </w:tcMar>
-            <w:vAlign w:val="center"/>
-          </w:tcPr>
-          <w:p>
-            <w:pPr>
-              <w:keepNext/>
-              <w:spacing w:before="0" w:after="0" w:line="276" w:lineRule="auto"/>
-              <w:jc w:val="left"/>
-            </w:pPr>
-            <w:r>
-              <w:rPr>
-                <w:rFonts w:ascii="Calibri" w:hAnsi="Calibri" w:eastAsia="微軟正黑體"/>
-                <w:sz w:val="24"/>
-                <w:szCs w:val="24"/>
-              </w:rPr>
-              <w:t xml:space="preserve">每點 1 分</w:t>
-            </w:r>
-          </w:p>
-        </w:tc>
-      </w:tr>
-      <w:tr>
-        <w:trPr>
-          <w:cantSplit/>
-        </w:trPr>
-        <w:tc>
-          <w:tcPr>
-            <w:tcW w:w="7257" w:type="dxa"/>
-            <w:gridSpan w:val="7"/>
-            <w:tcBorders>
-              <w:top w:val="single" w:sz="4" w:color="000000"/>
-              <w:left w:val="single" w:sz="4" w:color="000000"/>
-              <w:bottom w:val="single" w:sz="4" w:color="000000"/>
-              <w:right w:val="single" w:sz="4" w:color="000000"/>
-            </w:tcBorders>
-            <w:tcMar>
-              <w:top w:w="70" w:type="dxa"/>
-              <w:left w:w="110" w:type="dxa"/>
-              <w:bottom w:w="70" w:type="dxa"/>
-              <w:right w:w="110" w:type="dxa"/>
-            </w:tcMar>
-            <w:vAlign w:val="center"/>
-          </w:tcPr>
-          <w:p>
-            <w:pPr>
-              <w:keepNext/>
-              <w:spacing w:before="0" w:after="0" w:line="276" w:lineRule="auto"/>
-              <w:jc w:val="left"/>
-            </w:pPr>
-            <w:r>
-              <w:rPr>
-                <w:rFonts w:ascii="Calibri" w:hAnsi="Calibri" w:eastAsia="微軟正黑體"/>
-                <w:sz w:val="24"/>
-                <w:szCs w:val="24"/>
-              </w:rPr>
-              <w:t xml:space="preserve">(2) 設 </w:t>
-            </w:r>
-            <m:oMath>
-              <m:r>
-                <m:t xml:space="preserve">y</m:t>
-              </m:r>
-              <m:r>
-                <m:t xml:space="preserve">=</m:t>
-              </m:r>
-              <m:r>
-                <m:t xml:space="preserve">a</m:t>
-              </m:r>
-              <m:sSup>
-                <m:e>
-                  <m:r>
-                    <m:t xml:space="preserve">(</m:t>
-                  </m:r>
-                  <m:r>
-                    <m:t xml:space="preserve">x</m:t>
-                  </m:r>
-                  <m:r>
-                    <m:t xml:space="preserve">−</m:t>
-                  </m:r>
-                  <m:r>
-                    <m:t xml:space="preserve">0</m:t>
-                  </m:r>
-                  <m:r>
-                    <m:t xml:space="preserve">)</m:t>
-                  </m:r>
-                </m:e>
-                <m:sup>
-                  <m:r>
-                    <m:t xml:space="preserve">2</m:t>
-                  </m:r>
-                </m:sup>
-              </m:sSup>
-              <m:r>
-                <m:t xml:space="preserve">+</m:t>
-              </m:r>
-              <m:r>
-                <m:t xml:space="preserve">8</m:t>
-              </m:r>
-            </m:oMath>
-            <w:r>
-              <w:rPr>
-                <w:rFonts w:ascii="Calibri" w:hAnsi="Calibri" w:eastAsia="微軟正黑體"/>
-                <w:sz w:val="24"/>
-                <w:szCs w:val="24"/>
-              </w:rPr>
-              <w:t xml:space="preserve">，即 </w:t>
-            </w:r>
-            <m:oMath>
-              <m:r>
-                <m:t xml:space="preserve">y</m:t>
-              </m:r>
-              <m:r>
-                <m:t xml:space="preserve">=</m:t>
-              </m:r>
-              <m:r>
-                <m:t xml:space="preserve">a</m:t>
-              </m:r>
-              <m:sSup>
-                <m:e>
-                  <m:r>
-                    <m:t xml:space="preserve">x</m:t>
-                  </m:r>
-                </m:e>
-                <m:sup>
-                  <m:r>
-                    <m:t xml:space="preserve">2</m:t>
-                  </m:r>
-                </m:sup>
-              </m:sSup>
-              <m:r>
-                <m:t xml:space="preserve">+</m:t>
-              </m:r>
-              <m:r>
-                <m:t xml:space="preserve">8</m:t>
-              </m:r>
-            </m:oMath>
-          </w:p>
-        </w:tc>
-        <w:tc>
-          <w:tcPr>
-            <w:tcW w:w="4081" w:type="dxa"/>
-            <w:tcBorders>
-              <w:top w:val="single" w:sz="4" w:color="000000"/>
-              <w:left w:val="single" w:sz="4" w:color="000000"/>
-              <w:bottom w:val="single" w:sz="4" w:color="000000"/>
-              <w:right w:val="single" w:sz="4" w:color="000000"/>
-            </w:tcBorders>
-            <w:tcMar>
-              <w:top w:w="70" w:type="dxa"/>
-              <w:left w:w="110" w:type="dxa"/>
-              <w:bottom w:w="70" w:type="dxa"/>
-              <w:right w:w="110" w:type="dxa"/>
-            </w:tcMar>
-            <w:vAlign w:val="center"/>
-          </w:tcPr>
-          <w:p>
-            <w:pPr>
-              <w:keepNext/>
-              <w:spacing w:before="0" w:after="0" w:line="276" w:lineRule="auto"/>
-              <w:jc w:val="left"/>
-            </w:pPr>
-            <w:r>
-              <w:rPr>
-                <w:rFonts w:ascii="Calibri" w:hAnsi="Calibri" w:eastAsia="微軟正黑體"/>
-                <w:sz w:val="24"/>
-                <w:szCs w:val="24"/>
-              </w:rPr>
-              <w:t xml:space="preserve">代入頂點 1 分</w:t>
-            </w:r>
-          </w:p>
-        </w:tc>
-      </w:tr>
-      <w:tr>
-        <w:trPr>
-          <w:cantSplit/>
-        </w:trPr>
-        <w:tc>
-          <w:tcPr>
-            <w:tcW w:w="2177" w:type="dxa"/>
-            <w:tcBorders>
-              <w:top w:val="single" w:sz="4" w:color="000000"/>
-              <w:left w:val="single" w:sz="4" w:color="000000"/>
-              <w:bottom w:val="single" w:sz="4" w:color="000000"/>
-              <w:right w:val="nil" w:sz="4" w:color="000000"/>
-            </w:tcBorders>
-            <w:tcMar>
-              <w:top w:w="70" w:type="dxa"/>
-              <w:left w:w="110" w:type="dxa"/>
-              <w:bottom w:w="70" w:type="dxa"/>
-              <w:right w:w="110" w:type="dxa"/>
-            </w:tcMar>
-            <w:vAlign w:val="center"/>
-          </w:tcPr>
-          <w:p>
-            <w:pPr>
-              <w:keepNext/>
-              <w:spacing w:before="0" w:after="0" w:line="276" w:lineRule="auto"/>
-              <w:jc w:val="right"/>
-            </w:pPr>
-            <w:r>
-              <w:rPr>
-                <w:rFonts w:ascii="Calibri" w:hAnsi="Calibri" w:eastAsia="微軟正黑體"/>
-                <w:sz w:val="24"/>
-                <w:szCs w:val="24"/>
-              </w:rPr>
-              <w:t xml:space="preserve"> </w:t>
-            </w:r>
-            <m:oMath>
-              <m:r>
-                <m:t xml:space="preserve">0</m:t>
-              </m:r>
-            </m:oMath>
-          </w:p>
-        </w:tc>
-        <w:tc>
-          <w:tcPr>
-            <w:tcW w:w="362" w:type="dxa"/>
-            <w:tcBorders>
-              <w:top w:val="single" w:sz="4" w:color="000000"/>
-              <w:left w:val="nil" w:sz="4" w:color="000000"/>
-              <w:bottom w:val="single" w:sz="4" w:color="000000"/>
-              <w:right w:val="nil" w:sz="4" w:color="000000"/>
-            </w:tcBorders>
-            <w:tcMar>
-              <w:top w:w="70" w:type="dxa"/>
-              <w:left w:w="110" w:type="dxa"/>
-              <w:bottom w:w="70" w:type="dxa"/>
-              <w:right w:w="110" w:type="dxa"/>
-            </w:tcMar>
-            <w:vAlign w:val="center"/>
-          </w:tcPr>
-          <w:p>
-            <w:pPr>
-              <w:keepNext/>
-              <w:spacing w:before="0" w:after="0" w:line="276" w:lineRule="auto"/>
-              <w:jc w:val="center"/>
-            </w:pPr>
-            <m:oMath>
-              <m:r>
-                <m:t xml:space="preserve">=</m:t>
-              </m:r>
-            </m:oMath>
-          </w:p>
-        </w:tc>
-        <w:tc>
-          <w:tcPr>
-            <w:tcW w:w="4718" w:type="dxa"/>
-            <w:gridSpan w:val="5"/>
-            <w:tcBorders>
-              <w:top w:val="single" w:sz="4" w:color="000000"/>
-              <w:left w:val="nil" w:sz="4" w:color="000000"/>
-              <w:bottom w:val="single" w:sz="4" w:color="000000"/>
-              <w:right w:val="single" w:sz="4" w:color="000000"/>
-            </w:tcBorders>
-            <w:tcMar>
-              <w:top w:w="70" w:type="dxa"/>
-              <w:left w:w="110" w:type="dxa"/>
-              <w:bottom w:w="70" w:type="dxa"/>
-              <w:right w:w="110" w:type="dxa"/>
-            </w:tcMar>
-            <w:vAlign w:val="center"/>
-          </w:tcPr>
-          <w:p>
-            <w:pPr>
-              <w:keepNext/>
-              <w:spacing w:before="0" w:after="0" w:line="276" w:lineRule="auto"/>
-              <w:jc w:val="left"/>
-            </w:pPr>
-            <w:r>
-              <w:rPr>
-                <w:rFonts w:ascii="Calibri" w:hAnsi="Calibri" w:eastAsia="微軟正黑體"/>
-                <w:sz w:val="24"/>
-                <w:szCs w:val="24"/>
-              </w:rPr>
-              <w:t xml:space="preserve"> </w:t>
-            </w:r>
-            <m:oMath>
-              <m:r>
-                <m:t xml:space="preserve">a</m:t>
-              </m:r>
-              <m:r>
-                <m:t xml:space="preserve">×</m:t>
-              </m:r>
-              <m:sSup>
-                <m:e>
-                  <m:r>
-                    <m:t xml:space="preserve">4</m:t>
-                  </m:r>
-                </m:e>
-                <m:sup>
-                  <m:r>
-                    <m:t xml:space="preserve">2</m:t>
-                  </m:r>
-                </m:sup>
-              </m:sSup>
-              <m:r>
-                <m:t xml:space="preserve">+</m:t>
-              </m:r>
-              <m:r>
-                <m:t xml:space="preserve">8</m:t>
-              </m:r>
-            </m:oMath>
-          </w:p>
-        </w:tc>
-        <w:tc>
-          <w:tcPr>
-            <w:tcW w:w="4081" w:type="dxa"/>
-            <w:tcBorders>
-              <w:top w:val="single" w:sz="4" w:color="000000"/>
-              <w:left w:val="single" w:sz="4" w:color="000000"/>
-              <w:bottom w:val="single" w:sz="4" w:color="000000"/>
-              <w:right w:val="single" w:sz="4" w:color="000000"/>
-            </w:tcBorders>
-            <w:tcMar>
-              <w:top w:w="70" w:type="dxa"/>
-              <w:left w:w="110" w:type="dxa"/>
-              <w:bottom w:w="70" w:type="dxa"/>
-              <w:right w:w="110" w:type="dxa"/>
-            </w:tcMar>
-            <w:vAlign w:val="center"/>
-          </w:tcPr>
-          <w:p>
-            <w:pPr>
-              <w:keepNext/>
-              <w:spacing w:before="0" w:after="0" w:line="276" w:lineRule="auto"/>
-              <w:jc w:val="left"/>
-            </w:pPr>
-            <w:r>
-              <w:rPr>
-                <w:rFonts w:ascii="Calibri" w:hAnsi="Calibri" w:eastAsia="微軟正黑體"/>
-                <w:sz w:val="24"/>
-                <w:szCs w:val="24"/>
-              </w:rPr>
-              <w:t xml:space="preserve">代入 </w:t>
-            </w:r>
-            <m:oMath>
-              <m:r>
-                <m:t xml:space="preserve">B</m:t>
-              </m:r>
-              <m:r>
-                <m:t xml:space="preserve">(</m:t>
-              </m:r>
-              <m:r>
-                <m:t xml:space="preserve">4</m:t>
-              </m:r>
-              <m:r>
-                <m:t xml:space="preserve">,</m:t>
-              </m:r>
-              <m:r>
-                <m:t xml:space="preserve">0</m:t>
-              </m:r>
-              <m:r>
-                <m:t xml:space="preserve">)</m:t>
-              </m:r>
-            </m:oMath>
-            <w:r>
-              <w:rPr>
-                <w:rFonts w:ascii="Calibri" w:hAnsi="Calibri" w:eastAsia="微軟正黑體"/>
-                <w:sz w:val="24"/>
-                <w:szCs w:val="24"/>
-              </w:rPr>
-              <w:t xml:space="preserve"> 1 分</w:t>
-            </w:r>
-          </w:p>
-        </w:tc>
-      </w:tr>
-      <w:tr>
-        <w:trPr>
-          <w:cantSplit/>
-        </w:trPr>
-        <w:tc>
-          <w:tcPr>
-            <w:tcW w:w="2177" w:type="dxa"/>
-            <w:tcBorders>
-              <w:top w:val="single" w:sz="4" w:color="000000"/>
-              <w:left w:val="single" w:sz="4" w:color="000000"/>
-              <w:bottom w:val="single" w:sz="4" w:color="000000"/>
-              <w:right w:val="nil" w:sz="4" w:color="000000"/>
-            </w:tcBorders>
-            <w:tcMar>
-              <w:top w:w="70" w:type="dxa"/>
-              <w:left w:w="110" w:type="dxa"/>
-              <w:bottom w:w="70" w:type="dxa"/>
-              <w:right w:w="110" w:type="dxa"/>
-            </w:tcMar>
-            <w:vAlign w:val="center"/>
-          </w:tcPr>
-          <w:p>
-            <w:pPr>
-              <w:keepNext/>
-              <w:spacing w:before="0" w:after="0" w:line="276" w:lineRule="auto"/>
-              <w:jc w:val="right"/>
-            </w:pPr>
-            <w:r>
-              <w:rPr>
-                <w:rFonts w:ascii="Calibri" w:hAnsi="Calibri" w:eastAsia="微軟正黑體"/>
-                <w:sz w:val="24"/>
-                <w:szCs w:val="24"/>
-              </w:rPr>
-              <w:t xml:space="preserve"> </w:t>
-            </w:r>
-            <m:oMath>
-              <m:r>
-                <m:t xml:space="preserve">16</m:t>
-              </m:r>
-              <m:r>
-                <m:t xml:space="preserve">a</m:t>
-              </m:r>
-            </m:oMath>
-          </w:p>
-        </w:tc>
-        <w:tc>
-          <w:tcPr>
-            <w:tcW w:w="362" w:type="dxa"/>
-            <w:tcBorders>
-              <w:top w:val="single" w:sz="4" w:color="000000"/>
-              <w:left w:val="nil" w:sz="4" w:color="000000"/>
-              <w:bottom w:val="single" w:sz="4" w:color="000000"/>
-              <w:right w:val="nil" w:sz="4" w:color="000000"/>
-            </w:tcBorders>
-            <w:tcMar>
-              <w:top w:w="70" w:type="dxa"/>
-              <w:left w:w="110" w:type="dxa"/>
-              <w:bottom w:w="70" w:type="dxa"/>
-              <w:right w:w="110" w:type="dxa"/>
-            </w:tcMar>
-            <w:vAlign w:val="center"/>
-          </w:tcPr>
-          <w:p>
-            <w:pPr>
-              <w:keepNext/>
-              <w:spacing w:before="0" w:after="0" w:line="276" w:lineRule="auto"/>
-              <w:jc w:val="center"/>
-            </w:pPr>
-            <m:oMath>
-              <m:r>
-                <m:t xml:space="preserve">=</m:t>
-              </m:r>
-            </m:oMath>
-          </w:p>
-        </w:tc>
-        <w:tc>
-          <w:tcPr>
-            <w:tcW w:w="4718" w:type="dxa"/>
-            <w:gridSpan w:val="5"/>
-            <w:tcBorders>
-              <w:top w:val="single" w:sz="4" w:color="000000"/>
-              <w:left w:val="nil" w:sz="4" w:color="000000"/>
-              <w:bottom w:val="single" w:sz="4" w:color="000000"/>
-              <w:right w:val="single" w:sz="4" w:color="000000"/>
-            </w:tcBorders>
-            <w:tcMar>
-              <w:top w:w="70" w:type="dxa"/>
-              <w:left w:w="110" w:type="dxa"/>
-              <w:bottom w:w="70" w:type="dxa"/>
-              <w:right w:w="110" w:type="dxa"/>
-            </w:tcMar>
-            <w:vAlign w:val="center"/>
-          </w:tcPr>
-          <w:p>
-            <w:pPr>
-              <w:keepNext/>
-              <w:spacing w:before="0" w:after="0" w:line="276" w:lineRule="auto"/>
-              <w:jc w:val="left"/>
-            </w:pPr>
-            <w:r>
-              <w:rPr>
-                <w:rFonts w:ascii="Calibri" w:hAnsi="Calibri" w:eastAsia="微軟正黑體"/>
-                <w:sz w:val="24"/>
-                <w:szCs w:val="24"/>
-              </w:rPr>
-              <w:t xml:space="preserve"> </w:t>
-            </w:r>
-            <m:oMath>
-              <m:r>
-                <m:t xml:space="preserve">−</m:t>
-              </m:r>
-              <m:r>
-                <m:t xml:space="preserve">8</m:t>
-              </m:r>
-            </m:oMath>
-          </w:p>
-        </w:tc>
-        <w:tc>
-          <w:tcPr>
-            <w:tcW w:w="4081" w:type="dxa"/>
-            <w:tcBorders>
-              <w:top w:val="single" w:sz="4" w:color="000000"/>
-              <w:left w:val="single" w:sz="4" w:color="000000"/>
-              <w:bottom w:val="single" w:sz="4" w:color="000000"/>
-              <w:right w:val="single" w:sz="4" w:color="000000"/>
-            </w:tcBorders>
-            <w:tcMar>
-              <w:top w:w="70" w:type="dxa"/>
-              <w:left w:w="110" w:type="dxa"/>
-              <w:bottom w:w="70" w:type="dxa"/>
-              <w:right w:w="110" w:type="dxa"/>
-            </w:tcMar>
-            <w:vAlign w:val="center"/>
-          </w:tcPr>
-          <w:p>
-            <w:pPr>
-              <w:keepNext/>
-              <w:spacing w:before="0" w:after="0" w:line="276" w:lineRule="auto"/>
-              <w:jc w:val="left"/>
-            </w:pPr>
-          </w:p>
-        </w:tc>
-      </w:tr>
-      <w:tr>
-        <w:trPr>
-          <w:cantSplit/>
-        </w:trPr>
-        <w:tc>
-          <w:tcPr>
-            <w:tcW w:w="2177" w:type="dxa"/>
-            <w:tcBorders>
-              <w:top w:val="single" w:sz="4" w:color="000000"/>
-              <w:left w:val="single" w:sz="4" w:color="000000"/>
-              <w:bottom w:val="single" w:sz="4" w:color="000000"/>
-              <w:right w:val="nil" w:sz="4" w:color="000000"/>
-            </w:tcBorders>
-            <w:tcMar>
-              <w:top w:w="70" w:type="dxa"/>
-              <w:left w:w="110" w:type="dxa"/>
-              <w:bottom w:w="70" w:type="dxa"/>
-              <w:right w:w="110" w:type="dxa"/>
-            </w:tcMar>
-            <w:vAlign w:val="center"/>
-          </w:tcPr>
-          <w:p>
-            <w:pPr>
-              <w:keepNext/>
-              <w:spacing w:before="0" w:after="0" w:line="276" w:lineRule="auto"/>
-              <w:jc w:val="right"/>
-            </w:pPr>
-            <w:r>
-              <w:rPr>
-                <w:rFonts w:ascii="Calibri" w:hAnsi="Calibri" w:eastAsia="微軟正黑體"/>
-                <w:sz w:val="24"/>
-                <w:szCs w:val="24"/>
-              </w:rPr>
-              <w:t xml:space="preserve"> </w:t>
-            </w:r>
-            <m:oMath>
-              <m:r>
-                <m:t xml:space="preserve">a</m:t>
-              </m:r>
-            </m:oMath>
-          </w:p>
-        </w:tc>
-        <w:tc>
-          <w:tcPr>
-            <w:tcW w:w="362" w:type="dxa"/>
-            <w:tcBorders>
-              <w:top w:val="single" w:sz="4" w:color="000000"/>
-              <w:left w:val="nil" w:sz="4" w:color="000000"/>
-              <w:bottom w:val="single" w:sz="4" w:color="000000"/>
-              <w:right w:val="nil" w:sz="4" w:color="000000"/>
-            </w:tcBorders>
-            <w:tcMar>
-              <w:top w:w="70" w:type="dxa"/>
-              <w:left w:w="110" w:type="dxa"/>
-              <w:bottom w:w="70" w:type="dxa"/>
-              <w:right w:w="110" w:type="dxa"/>
-            </w:tcMar>
-            <w:vAlign w:val="center"/>
-          </w:tcPr>
-          <w:p>
-            <w:pPr>
-              <w:keepNext/>
-              <w:spacing w:before="0" w:after="0" w:line="276" w:lineRule="auto"/>
-              <w:jc w:val="center"/>
-            </w:pPr>
-            <m:oMath>
-              <m:r>
-                <m:t xml:space="preserve">=</m:t>
-              </m:r>
-            </m:oMath>
-          </w:p>
-        </w:tc>
-        <w:tc>
-          <w:tcPr>
-            <w:tcW w:w="4718" w:type="dxa"/>
-            <w:gridSpan w:val="5"/>
-            <w:tcBorders>
-              <w:top w:val="single" w:sz="4" w:color="000000"/>
-              <w:left w:val="nil" w:sz="4" w:color="000000"/>
-              <w:bottom w:val="single" w:sz="4" w:color="000000"/>
-              <w:right w:val="single" w:sz="4" w:color="000000"/>
-            </w:tcBorders>
-            <w:tcMar>
-              <w:top w:w="70" w:type="dxa"/>
-              <w:left w:w="110" w:type="dxa"/>
-              <w:bottom w:w="70" w:type="dxa"/>
-              <w:right w:w="110" w:type="dxa"/>
-            </w:tcMar>
-            <w:vAlign w:val="center"/>
-          </w:tcPr>
-          <w:p>
-            <w:pPr>
-              <w:keepNext/>
-              <w:spacing w:before="0" w:after="0" w:line="276" w:lineRule="auto"/>
-              <w:jc w:val="left"/>
-            </w:pPr>
-            <w:r>
-              <w:rPr>
-                <w:rFonts w:ascii="Calibri" w:hAnsi="Calibri" w:eastAsia="微軟正黑體"/>
-                <w:sz w:val="24"/>
-                <w:szCs w:val="24"/>
-              </w:rPr>
-              <w:t xml:space="preserve"> </w:t>
-            </w:r>
-            <m:oMath>
-              <m:r>
-                <m:t xml:space="preserve">−</m:t>
-              </m:r>
-              <m:f>
-                <m:num>
-                  <m:r>
-                    <m:t xml:space="preserve">1</m:t>
-                  </m:r>
-                </m:num>
-                <m:den>
-                  <m:r>
-                    <m:t xml:space="preserve">2</m:t>
-                  </m:r>
-                </m:den>
-              </m:f>
-            </m:oMath>
-          </w:p>
-        </w:tc>
-        <w:tc>
-          <w:tcPr>
-            <w:tcW w:w="4081" w:type="dxa"/>
-            <w:tcBorders>
-              <w:top w:val="single" w:sz="4" w:color="000000"/>
-              <w:left w:val="single" w:sz="4" w:color="000000"/>
-              <w:bottom w:val="single" w:sz="4" w:color="000000"/>
-              <w:right w:val="single" w:sz="4" w:color="000000"/>
-            </w:tcBorders>
-            <w:tcMar>
-              <w:top w:w="70" w:type="dxa"/>
-              <w:left w:w="110" w:type="dxa"/>
-              <w:bottom w:w="70" w:type="dxa"/>
-              <w:right w:w="110" w:type="dxa"/>
-            </w:tcMar>
-            <w:vAlign w:val="center"/>
-          </w:tcPr>
-          <w:p>
-            <w:pPr>
-              <w:keepNext/>
-              <w:spacing w:before="0" w:after="0" w:line="276" w:lineRule="auto"/>
-              <w:jc w:val="left"/>
-            </w:pPr>
-          </w:p>
-        </w:tc>
-      </w:tr>
-      <w:tr>
-        <w:trPr>
-          <w:cantSplit/>
-        </w:trPr>
-        <w:tc>
-          <w:tcPr>
-            <w:tcW w:w="7257" w:type="dxa"/>
-            <w:gridSpan w:val="7"/>
-            <w:tcBorders>
-              <w:top w:val="single" w:sz="4" w:color="000000"/>
-              <w:left w:val="single" w:sz="4" w:color="000000"/>
-              <w:bottom w:val="single" w:sz="4" w:color="000000"/>
-              <w:right w:val="single" w:sz="4" w:color="000000"/>
-            </w:tcBorders>
-            <w:tcMar>
-              <w:top w:w="70" w:type="dxa"/>
-              <w:left w:w="110" w:type="dxa"/>
-              <w:bottom w:w="70" w:type="dxa"/>
-              <w:right w:w="110" w:type="dxa"/>
-            </w:tcMar>
-            <w:vAlign w:val="center"/>
-          </w:tcPr>
-          <w:p>
-            <w:pPr>
-              <w:keepNext/>
-              <w:spacing w:before="0" w:after="0" w:line="276" w:lineRule="auto"/>
-              <w:jc w:val="left"/>
-            </w:pPr>
-            <w:r>
-              <w:rPr>
-                <w:rFonts w:ascii="Calibri" w:hAnsi="Calibri" w:eastAsia="微軟正黑體"/>
-                <w:b/>
-                <w:bCs/>
-                <w:sz w:val="24"/>
-                <w:szCs w:val="24"/>
-              </w:rPr>
-              <w:t xml:space="preserve">∴ </w:t>
-            </w:r>
-            <m:oMath>
-              <m:r>
-                <m:t xml:space="preserve">y</m:t>
-              </m:r>
-              <m:r>
-                <m:t xml:space="preserve">=−</m:t>
-              </m:r>
-              <m:f>
-                <m:num>
-                  <m:r>
-                    <m:t xml:space="preserve">1</m:t>
-                  </m:r>
-                </m:num>
-                <m:den>
-                  <m:r>
-                    <m:t xml:space="preserve">2</m:t>
-                  </m:r>
-                </m:den>
-              </m:f>
-              <m:sSup>
-                <m:e>
-                  <m:r>
-                    <m:t xml:space="preserve">x</m:t>
-                  </m:r>
-                </m:e>
-                <m:sup>
-                  <m:r>
-                    <m:t xml:space="preserve">2</m:t>
-                  </m:r>
-                </m:sup>
-              </m:sSup>
-              <m:r>
-                <m:t xml:space="preserve">+</m:t>
-              </m:r>
-              <m:r>
-                <m:t xml:space="preserve">8</m:t>
-              </m:r>
-            </m:oMath>
-          </w:p>
-        </w:tc>
-        <w:tc>
-          <w:tcPr>
-            <w:tcW w:w="4081" w:type="dxa"/>
-            <w:tcBorders>
-              <w:top w:val="single" w:sz="4" w:color="000000"/>
-              <w:left w:val="single" w:sz="4" w:color="000000"/>
-              <w:bottom w:val="single" w:sz="4" w:color="000000"/>
-              <w:right w:val="single" w:sz="4" w:color="000000"/>
-            </w:tcBorders>
-            <w:tcMar>
-              <w:top w:w="70" w:type="dxa"/>
-              <w:left w:w="110" w:type="dxa"/>
-              <w:bottom w:w="70" w:type="dxa"/>
-              <w:right w:w="110" w:type="dxa"/>
-            </w:tcMar>
-            <w:vAlign w:val="center"/>
-          </w:tcPr>
-          <w:p>
-            <w:pPr>
-              <w:keepNext/>
-              <w:spacing w:before="0" w:after="0" w:line="276" w:lineRule="auto"/>
-              <w:jc w:val="left"/>
-            </w:pPr>
-            <w:r>
-              <w:rPr>
-                <w:rFonts w:ascii="Calibri" w:hAnsi="Calibri" w:eastAsia="微軟正黑體"/>
-                <w:sz w:val="24"/>
-                <w:szCs w:val="24"/>
-              </w:rPr>
-              <w:t xml:space="preserve">1 分</w:t>
-            </w:r>
-          </w:p>
-        </w:tc>
-      </w:tr>
-      <w:tr>
-        <w:trPr>
-          <w:cantSplit/>
-        </w:trPr>
-        <w:tc>
-          <w:tcPr>
-            <w:tcW w:w="7257" w:type="dxa"/>
-            <w:gridSpan w:val="7"/>
-            <w:tcBorders>
-              <w:top w:val="single" w:sz="4" w:color="000000"/>
-              <w:left w:val="single" w:sz="4" w:color="000000"/>
-              <w:bottom w:val="single" w:sz="4" w:color="000000"/>
-              <w:right w:val="single" w:sz="4" w:color="000000"/>
-            </w:tcBorders>
-            <w:tcMar>
-              <w:top w:w="70" w:type="dxa"/>
-              <w:left w:w="110" w:type="dxa"/>
-              <w:bottom w:w="70" w:type="dxa"/>
-              <w:right w:w="110" w:type="dxa"/>
-            </w:tcMar>
-            <w:vAlign w:val="center"/>
-          </w:tcPr>
-          <w:p>
-            <w:pPr>
-              <w:keepNext/>
-              <w:spacing w:before="0" w:after="0" w:line="276" w:lineRule="auto"/>
-              <w:jc w:val="left"/>
-            </w:pPr>
-            <w:r>
-              <w:rPr>
-                <w:rFonts w:ascii="Calibri" w:hAnsi="Calibri" w:eastAsia="微軟正黑體"/>
-                <w:sz w:val="24"/>
-                <w:szCs w:val="24"/>
-              </w:rPr>
-              <w:t xml:space="preserve">(3) 警戒水位離拱頂 2 米 → </w:t>
-            </w:r>
-            <m:oMath>
-              <m:r>
-                <m:t xml:space="preserve">y</m:t>
-              </m:r>
-              <m:r>
-                <m:t xml:space="preserve">=</m:t>
-              </m:r>
-              <m:r>
-                <m:t xml:space="preserve">8</m:t>
-              </m:r>
-              <m:r>
-                <m:t xml:space="preserve">−</m:t>
-              </m:r>
-              <m:r>
-                <m:t xml:space="preserve">2</m:t>
-              </m:r>
-              <m:r>
-                <m:t xml:space="preserve">=</m:t>
-              </m:r>
-              <m:r>
-                <m:t xml:space="preserve">6</m:t>
-              </m:r>
-            </m:oMath>
-          </w:p>
-        </w:tc>
-        <w:tc>
-          <w:tcPr>
-            <w:tcW w:w="4081" w:type="dxa"/>
-            <w:tcBorders>
-              <w:top w:val="single" w:sz="4" w:color="000000"/>
-              <w:left w:val="single" w:sz="4" w:color="000000"/>
-              <w:bottom w:val="single" w:sz="4" w:color="000000"/>
-              <w:right w:val="single" w:sz="4" w:color="000000"/>
-            </w:tcBorders>
-            <w:tcMar>
-              <w:top w:w="70" w:type="dxa"/>
-              <w:left w:w="110" w:type="dxa"/>
-              <w:bottom w:w="70" w:type="dxa"/>
-              <w:right w:w="110" w:type="dxa"/>
-            </w:tcMar>
-            <w:vAlign w:val="center"/>
-          </w:tcPr>
-          <w:p>
-            <w:pPr>
-              <w:keepNext/>
-              <w:spacing w:before="0" w:after="0" w:line="276" w:lineRule="auto"/>
-              <w:jc w:val="left"/>
-            </w:pPr>
-          </w:p>
-        </w:tc>
-      </w:tr>
-      <w:tr>
-        <w:trPr>
-          <w:cantSplit/>
-        </w:trPr>
-        <w:tc>
-          <w:tcPr>
-            <w:tcW w:w="2177" w:type="dxa"/>
-            <w:tcBorders>
-              <w:top w:val="single" w:sz="4" w:color="000000"/>
-              <w:left w:val="single" w:sz="4" w:color="000000"/>
-              <w:bottom w:val="single" w:sz="4" w:color="000000"/>
-              <w:right w:val="nil" w:sz="4" w:color="000000"/>
-            </w:tcBorders>
-            <w:tcMar>
-              <w:top w:w="70" w:type="dxa"/>
-              <w:left w:w="110" w:type="dxa"/>
-              <w:bottom w:w="70" w:type="dxa"/>
-              <w:right w:w="110" w:type="dxa"/>
-            </w:tcMar>
-            <w:vAlign w:val="center"/>
-          </w:tcPr>
-          <w:p>
-            <w:pPr>
-              <w:keepNext/>
-              <w:spacing w:before="0" w:after="0" w:line="276" w:lineRule="auto"/>
-              <w:jc w:val="right"/>
-            </w:pPr>
-            <w:r>
-              <w:rPr>
-                <w:rFonts w:ascii="Calibri" w:hAnsi="Calibri" w:eastAsia="微軟正黑體"/>
-                <w:sz w:val="24"/>
-                <w:szCs w:val="24"/>
-              </w:rPr>
-              <w:t xml:space="preserve"> </w:t>
-            </w:r>
-            <m:oMath>
-              <m:r>
-                <m:t xml:space="preserve">−</m:t>
-              </m:r>
-              <m:f>
-                <m:num>
-                  <m:r>
-                    <m:t xml:space="preserve">1</m:t>
-                  </m:r>
-                </m:num>
-                <m:den>
-                  <m:r>
-                    <m:t xml:space="preserve">2</m:t>
-                  </m:r>
-                </m:den>
-              </m:f>
-              <m:sSup>
-                <m:e>
-                  <m:r>
-                    <m:t xml:space="preserve">x</m:t>
-                  </m:r>
-                </m:e>
-                <m:sup>
-                  <m:r>
-                    <m:t xml:space="preserve">2</m:t>
-                  </m:r>
-                </m:sup>
-              </m:sSup>
-              <m:r>
-                <m:t xml:space="preserve">+</m:t>
-              </m:r>
-              <m:r>
-                <m:t xml:space="preserve">8</m:t>
-              </m:r>
-            </m:oMath>
-          </w:p>
-        </w:tc>
-        <w:tc>
-          <w:tcPr>
-            <w:tcW w:w="362" w:type="dxa"/>
-            <w:tcBorders>
-              <w:top w:val="single" w:sz="4" w:color="000000"/>
-              <w:left w:val="nil" w:sz="4" w:color="000000"/>
-              <w:bottom w:val="single" w:sz="4" w:color="000000"/>
-              <w:right w:val="nil" w:sz="4" w:color="000000"/>
-            </w:tcBorders>
-            <w:tcMar>
-              <w:top w:w="70" w:type="dxa"/>
-              <w:left w:w="110" w:type="dxa"/>
-              <w:bottom w:w="70" w:type="dxa"/>
-              <w:right w:w="110" w:type="dxa"/>
-            </w:tcMar>
-            <w:vAlign w:val="center"/>
-          </w:tcPr>
-          <w:p>
-            <w:pPr>
-              <w:keepNext/>
-              <w:spacing w:before="0" w:after="0" w:line="276" w:lineRule="auto"/>
-              <w:jc w:val="center"/>
-            </w:pPr>
-            <m:oMath>
-              <m:r>
-                <m:t xml:space="preserve">=</m:t>
-              </m:r>
-            </m:oMath>
-          </w:p>
-        </w:tc>
-        <w:tc>
-          <w:tcPr>
-            <w:tcW w:w="4718" w:type="dxa"/>
-            <w:gridSpan w:val="5"/>
-            <w:tcBorders>
-              <w:top w:val="single" w:sz="4" w:color="000000"/>
-              <w:left w:val="nil" w:sz="4" w:color="000000"/>
-              <w:bottom w:val="single" w:sz="4" w:color="000000"/>
-              <w:right w:val="single" w:sz="4" w:color="000000"/>
-            </w:tcBorders>
-            <w:tcMar>
-              <w:top w:w="70" w:type="dxa"/>
-              <w:left w:w="110" w:type="dxa"/>
-              <w:bottom w:w="70" w:type="dxa"/>
-              <w:right w:w="110" w:type="dxa"/>
-            </w:tcMar>
-            <w:vAlign w:val="center"/>
-          </w:tcPr>
-          <w:p>
-            <w:pPr>
-              <w:keepNext/>
-              <w:spacing w:before="0" w:after="0" w:line="276" w:lineRule="auto"/>
-              <w:jc w:val="left"/>
-            </w:pPr>
-            <w:r>
-              <w:rPr>
-                <w:rFonts w:ascii="Calibri" w:hAnsi="Calibri" w:eastAsia="微軟正黑體"/>
-                <w:sz w:val="24"/>
-                <w:szCs w:val="24"/>
-              </w:rPr>
-              <w:t xml:space="preserve"> </w:t>
-            </w:r>
-            <m:oMath>
-              <m:r>
-                <m:t xml:space="preserve">6</m:t>
-              </m:r>
-            </m:oMath>
-          </w:p>
-        </w:tc>
-        <w:tc>
-          <w:tcPr>
-            <w:tcW w:w="4081" w:type="dxa"/>
-            <w:tcBorders>
-              <w:top w:val="single" w:sz="4" w:color="000000"/>
-              <w:left w:val="single" w:sz="4" w:color="000000"/>
-              <w:bottom w:val="single" w:sz="4" w:color="000000"/>
-              <w:right w:val="single" w:sz="4" w:color="000000"/>
-            </w:tcBorders>
-            <w:tcMar>
-              <w:top w:w="70" w:type="dxa"/>
-              <w:left w:w="110" w:type="dxa"/>
-              <w:bottom w:w="70" w:type="dxa"/>
-              <w:right w:w="110" w:type="dxa"/>
-            </w:tcMar>
-            <w:vAlign w:val="center"/>
-          </w:tcPr>
-          <w:p>
-            <w:pPr>
-              <w:keepNext/>
-              <w:spacing w:before="0" w:after="0" w:line="276" w:lineRule="auto"/>
-              <w:jc w:val="left"/>
-            </w:pPr>
-            <w:r>
-              <w:rPr>
-                <w:rFonts w:ascii="Calibri" w:hAnsi="Calibri" w:eastAsia="微軟正黑體"/>
-                <w:sz w:val="24"/>
-                <w:szCs w:val="24"/>
-              </w:rPr>
-              <w:t xml:space="preserve">代入解析式</w:t>
-            </w:r>
-          </w:p>
-        </w:tc>
-      </w:tr>
-      <w:tr>
-        <w:trPr>
-          <w:cantSplit/>
-        </w:trPr>
-        <w:tc>
-          <w:tcPr>
-            <w:tcW w:w="2177" w:type="dxa"/>
-            <w:tcBorders>
-              <w:top w:val="single" w:sz="4" w:color="000000"/>
-              <w:left w:val="single" w:sz="4" w:color="000000"/>
-              <w:bottom w:val="single" w:sz="4" w:color="000000"/>
-              <w:right w:val="nil" w:sz="4" w:color="000000"/>
-            </w:tcBorders>
-            <w:tcMar>
-              <w:top w:w="70" w:type="dxa"/>
-              <w:left w:w="110" w:type="dxa"/>
-              <w:bottom w:w="70" w:type="dxa"/>
-              <w:right w:w="110" w:type="dxa"/>
-            </w:tcMar>
-            <w:vAlign w:val="center"/>
-          </w:tcPr>
-          <w:p>
-            <w:pPr>
-              <w:keepNext/>
-              <w:spacing w:before="0" w:after="0" w:line="276" w:lineRule="auto"/>
-              <w:jc w:val="right"/>
-            </w:pPr>
-            <w:r>
-              <w:rPr>
-                <w:rFonts w:ascii="Calibri" w:hAnsi="Calibri" w:eastAsia="微軟正黑體"/>
-                <w:sz w:val="24"/>
-                <w:szCs w:val="24"/>
-              </w:rPr>
-              <w:t xml:space="preserve"> </w:t>
-            </w:r>
-            <m:oMath>
-              <m:sSup>
-                <m:e>
-                  <m:r>
-                    <m:t xml:space="preserve">x</m:t>
-                  </m:r>
-                </m:e>
-                <m:sup>
-                  <m:r>
-                    <m:t xml:space="preserve">2</m:t>
-                  </m:r>
-                </m:sup>
-              </m:sSup>
-            </m:oMath>
-          </w:p>
-        </w:tc>
-        <w:tc>
-          <w:tcPr>
-            <w:tcW w:w="362" w:type="dxa"/>
-            <w:tcBorders>
-              <w:top w:val="single" w:sz="4" w:color="000000"/>
-              <w:left w:val="nil" w:sz="4" w:color="000000"/>
-              <w:bottom w:val="single" w:sz="4" w:color="000000"/>
-              <w:right w:val="nil" w:sz="4" w:color="000000"/>
-            </w:tcBorders>
-            <w:tcMar>
-              <w:top w:w="70" w:type="dxa"/>
-              <w:left w:w="110" w:type="dxa"/>
-              <w:bottom w:w="70" w:type="dxa"/>
-              <w:right w:w="110" w:type="dxa"/>
-            </w:tcMar>
-            <w:vAlign w:val="center"/>
-          </w:tcPr>
-          <w:p>
-            <w:pPr>
-              <w:keepNext/>
-              <w:spacing w:before="0" w:after="0" w:line="276" w:lineRule="auto"/>
-              <w:jc w:val="center"/>
-            </w:pPr>
-            <m:oMath>
-              <m:r>
-                <m:t xml:space="preserve">=</m:t>
-              </m:r>
-            </m:oMath>
-          </w:p>
-        </w:tc>
-        <w:tc>
-          <w:tcPr>
-            <w:tcW w:w="4718" w:type="dxa"/>
-            <w:gridSpan w:val="5"/>
-            <w:tcBorders>
-              <w:top w:val="single" w:sz="4" w:color="000000"/>
-              <w:left w:val="nil" w:sz="4" w:color="000000"/>
-              <w:bottom w:val="single" w:sz="4" w:color="000000"/>
-              <w:right w:val="single" w:sz="4" w:color="000000"/>
-            </w:tcBorders>
-            <w:tcMar>
-              <w:top w:w="70" w:type="dxa"/>
-              <w:left w:w="110" w:type="dxa"/>
-              <w:bottom w:w="70" w:type="dxa"/>
-              <w:right w:w="110" w:type="dxa"/>
-            </w:tcMar>
-            <w:vAlign w:val="center"/>
-          </w:tcPr>
-          <w:p>
-            <w:pPr>
-              <w:keepNext/>
-              <w:spacing w:before="0" w:after="0" w:line="276" w:lineRule="auto"/>
-              <w:jc w:val="left"/>
-            </w:pPr>
-            <w:r>
-              <w:rPr>
-                <w:rFonts w:ascii="Calibri" w:hAnsi="Calibri" w:eastAsia="微軟正黑體"/>
-                <w:sz w:val="24"/>
-                <w:szCs w:val="24"/>
-              </w:rPr>
-              <w:t xml:space="preserve"> </w:t>
-            </w:r>
-            <m:oMath>
-              <m:r>
-                <m:t xml:space="preserve">4</m:t>
-              </m:r>
-            </m:oMath>
-          </w:p>
-        </w:tc>
-        <w:tc>
-          <w:tcPr>
-            <w:tcW w:w="4081" w:type="dxa"/>
-            <w:tcBorders>
-              <w:top w:val="single" w:sz="4" w:color="000000"/>
-              <w:left w:val="single" w:sz="4" w:color="000000"/>
-              <w:bottom w:val="single" w:sz="4" w:color="000000"/>
-              <w:right w:val="single" w:sz="4" w:color="000000"/>
-            </w:tcBorders>
-            <w:tcMar>
-              <w:top w:w="70" w:type="dxa"/>
-              <w:left w:w="110" w:type="dxa"/>
-              <w:bottom w:w="70" w:type="dxa"/>
-              <w:right w:w="110" w:type="dxa"/>
-            </w:tcMar>
-            <w:vAlign w:val="center"/>
-          </w:tcPr>
-          <w:p>
-            <w:pPr>
-              <w:keepNext/>
-              <w:spacing w:before="0" w:after="0" w:line="276" w:lineRule="auto"/>
-              <w:jc w:val="left"/>
-            </w:pPr>
-          </w:p>
-        </w:tc>
-      </w:tr>
-      <w:tr>
-        <w:trPr>
-          <w:cantSplit/>
-        </w:trPr>
-        <w:tc>
-          <w:tcPr>
-            <w:tcW w:w="2177" w:type="dxa"/>
-            <w:tcBorders>
-              <w:top w:val="single" w:sz="4" w:color="000000"/>
-              <w:left w:val="single" w:sz="4" w:color="000000"/>
-              <w:bottom w:val="single" w:sz="4" w:color="000000"/>
-              <w:right w:val="nil" w:sz="4" w:color="000000"/>
-            </w:tcBorders>
-            <w:tcMar>
-              <w:top w:w="70" w:type="dxa"/>
-              <w:left w:w="110" w:type="dxa"/>
-              <w:bottom w:w="70" w:type="dxa"/>
-              <w:right w:w="110" w:type="dxa"/>
-            </w:tcMar>
-            <w:vAlign w:val="center"/>
-          </w:tcPr>
-          <w:p>
-            <w:pPr>
-              <w:keepNext/>
-              <w:spacing w:before="0" w:after="0" w:line="276" w:lineRule="auto"/>
-              <w:jc w:val="right"/>
-            </w:pPr>
-            <w:r>
-              <w:rPr>
-                <w:rFonts w:ascii="Calibri" w:hAnsi="Calibri" w:eastAsia="微軟正黑體"/>
-                <w:sz w:val="24"/>
-                <w:szCs w:val="24"/>
-              </w:rPr>
-              <w:t xml:space="preserve"> </w:t>
-            </w:r>
-            <m:oMath>
-              <m:sSub>
-                <m:e>
-                  <m:r>
-                    <m:t xml:space="preserve">x</m:t>
-                  </m:r>
-                </m:e>
-                <m:sub>
-                  <m:r>
-                    <m:t xml:space="preserve">1</m:t>
-                  </m:r>
-                </m:sub>
-              </m:sSub>
-            </m:oMath>
-          </w:p>
-        </w:tc>
-        <w:tc>
-          <w:tcPr>
-            <w:tcW w:w="362" w:type="dxa"/>
-            <w:tcBorders>
-              <w:top w:val="single" w:sz="4" w:color="000000"/>
-              <w:left w:val="nil" w:sz="4" w:color="000000"/>
-              <w:bottom w:val="single" w:sz="4" w:color="000000"/>
-              <w:right w:val="nil" w:sz="4" w:color="000000"/>
-            </w:tcBorders>
-            <w:tcMar>
-              <w:top w:w="70" w:type="dxa"/>
-              <w:left w:w="110" w:type="dxa"/>
-              <w:bottom w:w="70" w:type="dxa"/>
-              <w:right w:w="110" w:type="dxa"/>
-            </w:tcMar>
-            <w:vAlign w:val="center"/>
-          </w:tcPr>
-          <w:p>
-            <w:pPr>
-              <w:keepNext/>
-              <w:spacing w:before="0" w:after="0" w:line="276" w:lineRule="auto"/>
-              <w:jc w:val="center"/>
-            </w:pPr>
-            <m:oMath>
-              <m:r>
-                <m:t xml:space="preserve">=</m:t>
-              </m:r>
-            </m:oMath>
-          </w:p>
-        </w:tc>
-        <w:tc>
-          <w:tcPr>
-            <w:tcW w:w="1596" w:type="dxa"/>
-            <w:tcBorders>
-              <w:top w:val="single" w:sz="4" w:color="000000"/>
-              <w:left w:val="nil" w:sz="4" w:color="000000"/>
-              <w:bottom w:val="single" w:sz="4" w:color="000000"/>
-              <w:right w:val="nil" w:sz="4" w:color="000000"/>
-            </w:tcBorders>
-            <w:tcMar>
-              <w:top w:w="70" w:type="dxa"/>
-              <w:left w:w="110" w:type="dxa"/>
-              <w:bottom w:w="70" w:type="dxa"/>
-              <w:right w:w="110" w:type="dxa"/>
-            </w:tcMar>
-            <w:vAlign w:val="center"/>
-          </w:tcPr>
-          <w:p>
-            <w:pPr>
-              <w:keepNext/>
-              <w:spacing w:before="0" w:after="0" w:line="276" w:lineRule="auto"/>
-              <w:jc w:val="left"/>
-            </w:pPr>
-            <w:r>
-              <w:rPr>
-                <w:rFonts w:ascii="Calibri" w:hAnsi="Calibri" w:eastAsia="微軟正黑體"/>
-                <w:sz w:val="24"/>
-                <w:szCs w:val="24"/>
-              </w:rPr>
-              <w:t xml:space="preserve"> </w:t>
-            </w:r>
-            <m:oMath>
-              <m:r>
-                <m:t xml:space="preserve">2</m:t>
-              </m:r>
-            </m:oMath>
-          </w:p>
-        </w:tc>
-        <w:tc>
-          <w:tcPr>
-            <w:tcW w:w="435" w:type="dxa"/>
-            <w:tcBorders>
-              <w:top w:val="single" w:sz="4" w:color="000000"/>
-              <w:left w:val="nil" w:sz="4" w:color="000000"/>
-              <w:bottom w:val="single" w:sz="4" w:color="000000"/>
-              <w:right w:val="nil" w:sz="4" w:color="000000"/>
-            </w:tcBorders>
-            <w:tcMar>
-              <w:top w:w="70" w:type="dxa"/>
-              <w:left w:w="110" w:type="dxa"/>
-              <w:bottom w:w="70" w:type="dxa"/>
-              <w:right w:w="110" w:type="dxa"/>
-            </w:tcMar>
-            <w:vAlign w:val="center"/>
-          </w:tcPr>
-          <w:p>
-            <w:pPr>
-              <w:keepNext/>
-              <w:spacing w:before="0" w:after="0" w:line="276" w:lineRule="auto"/>
-              <w:jc w:val="center"/>
-            </w:pPr>
-            <w:r>
-              <w:rPr>
-                <w:rFonts w:ascii="Calibri" w:hAnsi="Calibri" w:eastAsia="微軟正黑體"/>
-                <w:sz w:val="24"/>
-                <w:szCs w:val="24"/>
-              </w:rPr>
-              <w:t xml:space="preserve"> </w:t>
-            </w:r>
-            <w:r>
-              <w:rPr>
-                <w:rFonts w:ascii="Calibri" w:hAnsi="Calibri" w:eastAsia="微軟正黑體"/>
-                <w:sz w:val="24"/>
-                <w:szCs w:val="24"/>
-              </w:rPr>
-              <w:t xml:space="preserve">或</w:t>
-            </w:r>
-          </w:p>
-        </w:tc>
-        <w:tc>
-          <w:tcPr>
-            <w:tcW w:w="870" w:type="dxa"/>
-            <w:tcBorders>
-              <w:top w:val="single" w:sz="4" w:color="000000"/>
-              <w:left w:val="nil" w:sz="4" w:color="000000"/>
-              <w:bottom w:val="single" w:sz="4" w:color="000000"/>
-              <w:right w:val="nil" w:sz="4" w:color="000000"/>
-            </w:tcBorders>
-            <w:tcMar>
-              <w:top w:w="70" w:type="dxa"/>
-              <w:left w:w="110" w:type="dxa"/>
-              <w:bottom w:w="70" w:type="dxa"/>
-              <w:right w:w="110" w:type="dxa"/>
-            </w:tcMar>
-            <w:vAlign w:val="center"/>
-          </w:tcPr>
-          <w:p>
-            <w:pPr>
-              <w:keepNext/>
-              <w:spacing w:before="0" w:after="0" w:line="276" w:lineRule="auto"/>
-              <w:jc w:val="right"/>
-            </w:pPr>
-            <w:r>
-              <w:rPr>
-                <w:rFonts w:ascii="Calibri" w:hAnsi="Calibri" w:eastAsia="微軟正黑體"/>
-                <w:sz w:val="24"/>
-                <w:szCs w:val="24"/>
-              </w:rPr>
-              <w:t xml:space="preserve"> </w:t>
-            </w:r>
-            <m:oMath>
-              <m:sSub>
-                <m:e>
-                  <m:r>
-                    <m:t xml:space="preserve">x</m:t>
-                  </m:r>
-                </m:e>
-                <m:sub>
-                  <m:r>
-                    <m:t xml:space="preserve">2</m:t>
-                  </m:r>
-                </m:sub>
-              </m:sSub>
-            </m:oMath>
-          </w:p>
-        </w:tc>
-        <w:tc>
-          <w:tcPr>
-            <w:tcW w:w="362" w:type="dxa"/>
-            <w:tcBorders>
-              <w:top w:val="single" w:sz="4" w:color="000000"/>
-              <w:left w:val="nil" w:sz="4" w:color="000000"/>
-              <w:bottom w:val="single" w:sz="4" w:color="000000"/>
-              <w:right w:val="nil" w:sz="4" w:color="000000"/>
-            </w:tcBorders>
-            <w:tcMar>
-              <w:top w:w="70" w:type="dxa"/>
-              <w:left w:w="110" w:type="dxa"/>
-              <w:bottom w:w="70" w:type="dxa"/>
-              <w:right w:w="110" w:type="dxa"/>
-            </w:tcMar>
-            <w:vAlign w:val="center"/>
-          </w:tcPr>
-          <w:p>
-            <w:pPr>
-              <w:keepNext/>
-              <w:spacing w:before="0" w:after="0" w:line="276" w:lineRule="auto"/>
-              <w:jc w:val="center"/>
-            </w:pPr>
-            <m:oMath>
-              <m:r>
-                <m:t xml:space="preserve">=</m:t>
-              </m:r>
-            </m:oMath>
-          </w:p>
-        </w:tc>
-        <w:tc>
-          <w:tcPr>
-            <w:tcW w:w="1455" w:type="dxa"/>
-            <w:tcBorders>
-              <w:top w:val="single" w:sz="4" w:color="000000"/>
-              <w:left w:val="nil" w:sz="4" w:color="000000"/>
-              <w:bottom w:val="single" w:sz="4" w:color="000000"/>
-              <w:right w:val="single" w:sz="4" w:color="000000"/>
-            </w:tcBorders>
-            <w:tcMar>
-              <w:top w:w="70" w:type="dxa"/>
-              <w:left w:w="110" w:type="dxa"/>
-              <w:bottom w:w="70" w:type="dxa"/>
-              <w:right w:w="110" w:type="dxa"/>
-            </w:tcMar>
-            <w:vAlign w:val="center"/>
-          </w:tcPr>
-          <w:p>
-            <w:pPr>
-              <w:keepNext/>
-              <w:spacing w:before="0" w:after="0" w:line="276" w:lineRule="auto"/>
-              <w:jc w:val="left"/>
-            </w:pPr>
-            <w:r>
-              <w:rPr>
-                <w:rFonts w:ascii="Calibri" w:hAnsi="Calibri" w:eastAsia="微軟正黑體"/>
-                <w:sz w:val="24"/>
-                <w:szCs w:val="24"/>
-              </w:rPr>
-              <w:t xml:space="preserve"> </w:t>
-            </w:r>
-            <m:oMath>
-              <m:r>
-                <m:t xml:space="preserve">−</m:t>
-              </m:r>
-              <m:r>
-                <m:t xml:space="preserve">2</m:t>
-              </m:r>
-            </m:oMath>
-          </w:p>
-        </w:tc>
-        <w:tc>
-          <w:tcPr>
-            <w:tcW w:w="4081" w:type="dxa"/>
-            <w:tcBorders>
-              <w:top w:val="single" w:sz="4" w:color="000000"/>
-              <w:left w:val="single" w:sz="4" w:color="000000"/>
-              <w:bottom w:val="single" w:sz="4" w:color="000000"/>
-              <w:right w:val="single" w:sz="4" w:color="000000"/>
-            </w:tcBorders>
-            <w:tcMar>
-              <w:top w:w="70" w:type="dxa"/>
-              <w:left w:w="110" w:type="dxa"/>
-              <w:bottom w:w="70" w:type="dxa"/>
-              <w:right w:w="110" w:type="dxa"/>
-            </w:tcMar>
-            <w:vAlign w:val="center"/>
-          </w:tcPr>
-          <w:p>
-            <w:pPr>
-              <w:keepNext/>
-              <w:spacing w:before="0" w:after="0" w:line="276" w:lineRule="auto"/>
-              <w:jc w:val="left"/>
-            </w:pPr>
-          </w:p>
-        </w:tc>
-      </w:tr>
-      <w:tr>
-        <w:trPr>
-          <w:cantSplit/>
-        </w:trPr>
-        <w:tc>
-          <w:tcPr>
-            <w:tcW w:w="7257" w:type="dxa"/>
-            <w:gridSpan w:val="7"/>
-            <w:tcBorders>
-              <w:top w:val="single" w:sz="4" w:color="000000"/>
-              <w:left w:val="single" w:sz="4" w:color="000000"/>
-              <w:bottom w:val="single" w:sz="4" w:color="000000"/>
-              <w:right w:val="single" w:sz="4" w:color="000000"/>
-            </w:tcBorders>
-            <w:tcMar>
-              <w:top w:w="70" w:type="dxa"/>
-              <w:left w:w="110" w:type="dxa"/>
-              <w:bottom w:w="70" w:type="dxa"/>
-              <w:right w:w="110" w:type="dxa"/>
-            </w:tcMar>
-            <w:vAlign w:val="center"/>
-          </w:tcPr>
-          <w:p>
-            <w:pPr>
-              <w:spacing w:before="0" w:after="0" w:line="276" w:lineRule="auto"/>
-              <w:jc w:val="left"/>
-            </w:pPr>
-            <w:r>
-              <w:rPr>
-                <w:rFonts w:ascii="Calibri" w:hAnsi="Calibri" w:eastAsia="微軟正黑體"/>
-                <w:b/>
-                <w:bCs/>
-                <w:sz w:val="24"/>
-                <w:szCs w:val="24"/>
-              </w:rPr>
-              <w:t xml:space="preserve">∴ 水面寬度 </w:t>
-            </w:r>
-            <m:oMath>
-              <m:r>
-                <m:t xml:space="preserve">2</m:t>
-              </m:r>
-              <m:r>
-                <m:t xml:space="preserve">−</m:t>
-              </m:r>
-              <m:r>
-                <m:t xml:space="preserve">(</m:t>
-              </m:r>
-              <m:r>
-                <m:t xml:space="preserve">−</m:t>
-              </m:r>
-              <m:r>
-                <m:t xml:space="preserve">2</m:t>
-              </m:r>
-              <m:r>
-                <m:t xml:space="preserve">)</m:t>
-              </m:r>
-              <m:r>
-                <m:t xml:space="preserve">=</m:t>
-              </m:r>
-              <m:r>
-                <m:t xml:space="preserve">4</m:t>
-              </m:r>
-            </m:oMath>
-            <w:r>
-              <w:rPr>
-                <w:rFonts w:ascii="Calibri" w:hAnsi="Calibri" w:eastAsia="微軟正黑體"/>
-                <w:b/>
-                <w:bCs/>
-                <w:sz w:val="24"/>
-                <w:szCs w:val="24"/>
-              </w:rPr>
-              <w:t xml:space="preserve"> 米</w:t>
-            </w:r>
-          </w:p>
-        </w:tc>
-        <w:tc>
-          <w:tcPr>
-            <w:tcW w:w="4081" w:type="dxa"/>
-            <w:tcBorders>
-              <w:top w:val="single" w:sz="4" w:color="000000"/>
-              <w:left w:val="single" w:sz="4" w:color="000000"/>
-              <w:bottom w:val="single" w:sz="4" w:color="000000"/>
-              <w:right w:val="single" w:sz="4" w:color="000000"/>
-            </w:tcBorders>
-            <w:tcMar>
-              <w:top w:w="70" w:type="dxa"/>
-              <w:left w:w="110" w:type="dxa"/>
-              <w:bottom w:w="70" w:type="dxa"/>
-              <w:right w:w="110" w:type="dxa"/>
-            </w:tcMar>
-            <w:vAlign w:val="center"/>
-          </w:tcPr>
-          <w:p>
-            <w:pPr>
-              <w:spacing w:before="0" w:after="0" w:line="276" w:lineRule="auto"/>
-              <w:jc w:val="left"/>
-            </w:pPr>
-            <w:r>
-              <w:rPr>
-                <w:rFonts w:ascii="Calibri" w:hAnsi="Calibri" w:eastAsia="微軟正黑體"/>
-                <w:sz w:val="24"/>
-                <w:szCs w:val="24"/>
-              </w:rPr>
-              <w:t xml:space="preserve">解出 </w:t>
-            </w:r>
-            <m:oMath>
-              <m:r>
-                <m:t xml:space="preserve">x</m:t>
-              </m:r>
-            </m:oMath>
-            <w:r>
-              <w:rPr>
-                <w:rFonts w:ascii="Calibri" w:hAnsi="Calibri" w:eastAsia="微軟正黑體"/>
-                <w:sz w:val="24"/>
-                <w:szCs w:val="24"/>
-              </w:rPr>
-              <w:t xml:space="preserve"> 1 分、寬度 1 分</w:t>
             </w:r>
           </w:p>
         </w:tc>
